--- a/aiDataWorks-homepage-content-final-draft-v2.docx
+++ b/aiDataWorks-homepage-content-final-draft-v2.docx
@@ -1,11 +1,13 @@
 
 <file path=word/document.xml><?xml version="1.0" encoding="utf-8"?>
-<w:document xmlns:wpc="http://schemas.microsoft.com/office/word/2010/wordprocessingCanvas" xmlns:mc="http://schemas.openxmlformats.org/markup-compatibility/2006" xmlns:o="urn:schemas-microsoft-com:office:office" xmlns:r="http://schemas.openxmlformats.org/officeDocument/2006/relationships" xmlns:m="http://schemas.openxmlformats.org/officeDocument/2006/math" xmlns:v="urn:schemas-microsoft-com:vml" xmlns:wp14="http://schemas.microsoft.com/office/word/2010/wordprocessingDrawing" xmlns:wp="http://schemas.openxmlformats.org/drawingml/2006/wordprocessingDrawing" xmlns:w10="urn:schemas-microsoft-com:office:word" xmlns:w="http://schemas.openxmlformats.org/wordprocessingml/2006/main" xmlns:w14="http://schemas.microsoft.com/office/word/2010/wordml" xmlns:w15="http://schemas.microsoft.com/office/word/2012/wordml" xmlns:wpg="http://schemas.microsoft.com/office/word/2010/wordprocessingGroup" xmlns:wpi="http://schemas.microsoft.com/office/word/2010/wordprocessingInk" xmlns:wne="http://schemas.microsoft.com/office/word/2006/wordml" xmlns:wps="http://schemas.microsoft.com/office/word/2010/wordprocessingShape" xmlns:cx="http://schemas.microsoft.com/office/drawing/2014/chartex" xmlns:cx1="http://schemas.microsoft.com/office/drawing/2015/9/8/chartex" xmlns:cx2="http://schemas.microsoft.com/office/drawing/2015/10/21/chartex" xmlns:cx3="http://schemas.microsoft.com/office/drawing/2016/5/9/chartex" xmlns:cx4="http://schemas.microsoft.com/office/drawing/2016/5/10/chartex" xmlns:cx5="http://schemas.microsoft.com/office/drawing/2016/5/11/chartex" xmlns:cx6="http://schemas.microsoft.com/office/drawing/2016/5/12/chartex" xmlns:cx7="http://schemas.microsoft.com/office/drawing/2016/5/13/chartex" xmlns:cx8="http://schemas.microsoft.com/office/drawing/2016/5/14/chartex" xmlns:aink="http://schemas.microsoft.com/office/drawing/2016/ink" xmlns:am3d="http://schemas.microsoft.com/office/drawing/2017/model3d" xmlns:w16cex="http://schemas.microsoft.com/office/word/2018/wordml/cex" xmlns:w16cid="http://schemas.microsoft.com/office/word/2016/wordml/cid" xmlns:w16="http://schemas.microsoft.com/office/word/2018/wordml" xmlns:w16sdtdh="http://schemas.microsoft.com/office/word/2020/wordml/sdtdatahash" xmlns:w16se="http://schemas.microsoft.com/office/word/2015/wordml/symex" mc:Ignorable="w14 w15 wp14">
+<w:document xmlns:wpc="http://schemas.microsoft.com/office/word/2010/wordprocessingCanvas" xmlns:mc="http://schemas.openxmlformats.org/markup-compatibility/2006" xmlns:o="urn:schemas-microsoft-com:office:office" xmlns:r="http://schemas.openxmlformats.org/officeDocument/2006/relationships" xmlns:m="http://schemas.openxmlformats.org/officeDocument/2006/math" xmlns:v="urn:schemas-microsoft-com:vml" xmlns:wp14="http://schemas.microsoft.com/office/word/2010/wordprocessingDrawing" xmlns:wp="http://schemas.openxmlformats.org/drawingml/2006/wordprocessingDrawing" xmlns:w10="urn:schemas-microsoft-com:office:word" xmlns:w="http://schemas.openxmlformats.org/wordprocessingml/2006/main" xmlns:w14="http://schemas.microsoft.com/office/word/2010/wordml" xmlns:wpg="http://schemas.microsoft.com/office/word/2010/wordprocessingGroup" xmlns:wpi="http://schemas.microsoft.com/office/word/2010/wordprocessingInk" xmlns:wne="http://schemas.microsoft.com/office/word/2006/wordml" xmlns:wps="http://schemas.microsoft.com/office/word/2010/wordprocessingShape" mc:Ignorable="w14 wp14">
   <w:body>
     <w:p>
       <w:pPr>
         <w:spacing w:after="160"/>
       </w:pPr>
+      <w:proofErr w:type="spellStart"/>
+      <w:proofErr w:type="gramStart"/>
       <w:r>
         <w:rPr>
           <w:b/>
@@ -14,7 +16,19 @@
           <w:sz w:val="42"/>
           <w:szCs w:val="42"/>
         </w:rPr>
-        <w:t xml:space="preserve">aiDataWorks Homepage — Final Draft Copy (v2)</w:t>
+        <w:t>aiDataWorks</w:t>
+      </w:r>
+      <w:proofErr w:type="spellEnd"/>
+      <w:proofErr w:type="gramEnd"/>
+      <w:r>
+        <w:rPr>
+          <w:b/>
+          <w:bCs/>
+          <w:color w:val="101C33"/>
+          <w:sz w:val="42"/>
+          <w:szCs w:val="42"/>
+        </w:rPr>
+        <w:t xml:space="preserve"> Homepage — Final Draft Copy (v2)</w:t>
       </w:r>
     </w:p>
     <w:p>
@@ -27,7 +41,43 @@
           <w:sz w:val="22"/>
           <w:szCs w:val="22"/>
         </w:rPr>
-        <w:t xml:space="preserve">Enhanced against the Hoonartek benchmark and enriched with real content from the aiDataWorks Corporate &amp; Services deck. Ready to feed into Claude Design prompts 2–3 sections at a time.</w:t>
+        <w:t xml:space="preserve">Enhanced against the </w:t>
+      </w:r>
+      <w:proofErr w:type="spellStart"/>
+      <w:r>
+        <w:rPr>
+          <w:color w:val="6B7689"/>
+          <w:sz w:val="22"/>
+          <w:szCs w:val="22"/>
+        </w:rPr>
+        <w:t>Hoonartek</w:t>
+      </w:r>
+      <w:proofErr w:type="spellEnd"/>
+      <w:r>
+        <w:rPr>
+          <w:color w:val="6B7689"/>
+          <w:sz w:val="22"/>
+          <w:szCs w:val="22"/>
+        </w:rPr>
+        <w:t xml:space="preserve"> benchmark and enriched with real content from the </w:t>
+      </w:r>
+      <w:proofErr w:type="spellStart"/>
+      <w:r>
+        <w:rPr>
+          <w:color w:val="6B7689"/>
+          <w:sz w:val="22"/>
+          <w:szCs w:val="22"/>
+        </w:rPr>
+        <w:t>aiDataWorks</w:t>
+      </w:r>
+      <w:proofErr w:type="spellEnd"/>
+      <w:r>
+        <w:rPr>
+          <w:color w:val="6B7689"/>
+          <w:sz w:val="22"/>
+          <w:szCs w:val="22"/>
+        </w:rPr>
+        <w:t xml:space="preserve"> Corporate &amp; Services deck. Ready to feed into Claude Design prompts 2–3 sections at a time.</w:t>
       </w:r>
     </w:p>
     <w:p>
@@ -39,8 +89,6 @@
           <w:b/>
           <w:bCs/>
           <w:color w:val="101C33"/>
-          <w:sz w:val="20"/>
-          <w:szCs w:val="20"/>
         </w:rPr>
         <w:t xml:space="preserve">Tag legend:  </w:t>
       </w:r>
@@ -52,13 +100,11 @@
           <w:sz w:val="18"/>
           <w:szCs w:val="18"/>
         </w:rPr>
-        <w:t xml:space="preserve">[REAL]</w:t>
-      </w:r>
-      <w:r>
-        <w:rPr>
-          <w:color w:val="101C33"/>
-          <w:sz w:val="20"/>
-          <w:szCs w:val="20"/>
+        <w:t>[REAL]</w:t>
+      </w:r>
+      <w:r>
+        <w:rPr>
+          <w:color w:val="101C33"/>
         </w:rPr>
         <w:t xml:space="preserve"> sourced.  </w:t>
       </w:r>
@@ -70,13 +116,11 @@
           <w:sz w:val="18"/>
           <w:szCs w:val="18"/>
         </w:rPr>
-        <w:t xml:space="preserve">[DRAFT]</w:t>
-      </w:r>
-      <w:r>
-        <w:rPr>
-          <w:color w:val="101C33"/>
-          <w:sz w:val="20"/>
-          <w:szCs w:val="20"/>
+        <w:t>[DRAFT]</w:t>
+      </w:r>
+      <w:r>
+        <w:rPr>
+          <w:color w:val="101C33"/>
         </w:rPr>
         <w:t xml:space="preserve"> generated, replace when ready.  </w:t>
       </w:r>
@@ -88,13 +132,11 @@
           <w:sz w:val="18"/>
           <w:szCs w:val="18"/>
         </w:rPr>
-        <w:t xml:space="preserve">[NEW]</w:t>
-      </w:r>
-      <w:r>
-        <w:rPr>
-          <w:color w:val="101C33"/>
-          <w:sz w:val="20"/>
-          <w:szCs w:val="20"/>
+        <w:t>[NEW]</w:t>
+      </w:r>
+      <w:r>
+        <w:rPr>
+          <w:color w:val="101C33"/>
         </w:rPr>
         <w:t xml:space="preserve"> added in this v2 pass.  </w:t>
       </w:r>
@@ -106,13 +148,11 @@
           <w:sz w:val="18"/>
           <w:szCs w:val="18"/>
         </w:rPr>
-        <w:t xml:space="preserve">[STILL NEEDED]</w:t>
-      </w:r>
-      <w:r>
-        <w:rPr>
-          <w:color w:val="101C33"/>
-          <w:sz w:val="20"/>
-          <w:szCs w:val="20"/>
+        <w:t>[STILL NEEDED]</w:t>
+      </w:r>
+      <w:r>
+        <w:rPr>
+          <w:color w:val="101C33"/>
         </w:rPr>
         <w:t xml:space="preserve"> left blank rather than invented.</w:t>
       </w:r>
@@ -126,19 +166,43 @@
           <w:b/>
           <w:bCs/>
           <w:color w:val="C0392B"/>
-          <w:sz w:val="20"/>
-          <w:szCs w:val="20"/>
-        </w:rPr>
-        <w:t xml:space="preserve">OPEN LEAD: slide 19 of the corporate deck references a separate “aiDataWorks Customer References” presentation. If that file exists, it likely has real client names and numbers that would upgrade Testimonials (§10) and the Flagship Proof Story (§6) from DRAFT to REAL — worth tracking down before finalizing those two sections.</w:t>
+        </w:rPr>
+        <w:t>OPEN LEAD: slide 19 of the corporate deck references a separate “</w:t>
+      </w:r>
+      <w:proofErr w:type="spellStart"/>
+      <w:r>
+        <w:rPr>
+          <w:b/>
+          <w:bCs/>
+          <w:color w:val="C0392B"/>
+        </w:rPr>
+        <w:t>aiDataWorks</w:t>
+      </w:r>
+      <w:proofErr w:type="spellEnd"/>
+      <w:r>
+        <w:rPr>
+          <w:b/>
+          <w:bCs/>
+          <w:color w:val="C0392B"/>
+        </w:rPr>
+        <w:t xml:space="preserve"> Customer References” presentation. If that file ex</w:t>
+      </w:r>
+      <w:r>
+        <w:rPr>
+          <w:b/>
+          <w:bCs/>
+          <w:color w:val="C0392B"/>
+        </w:rPr>
+        <w:t>ists, it likely has real client names and numbers that would upgrade Testimonials (§10) and the Flagship Proof Story (§6) from DRAFT to REAL — worth tracking down before finalizing those two sections.</w:t>
       </w:r>
     </w:p>
     <w:p>
       <w:pPr>
         <w:pStyle w:val="Heading1"/>
         <w:pBdr>
-          <w:bottom w:val="single" w:color="2450FF" w:sz="12" w:space="4"/>
+          <w:bottom w:val="single" w:sz="12" w:space="4" w:color="2450FF"/>
         </w:pBdr>
-        <w:spacing w:after="120" w:before="420"/>
+        <w:spacing w:before="420" w:after="120"/>
       </w:pPr>
       <w:r>
         <w:rPr>
@@ -148,8 +212,20 @@
           <w:sz w:val="30"/>
           <w:szCs w:val="30"/>
         </w:rPr>
-        <w:t xml:space="preserve">1. Nav</w:t>
-      </w:r>
+        <w:t xml:space="preserve">1. </w:t>
+      </w:r>
+      <w:proofErr w:type="spellStart"/>
+      <w:r>
+        <w:rPr>
+          <w:b/>
+          <w:bCs/>
+          <w:color w:val="101C33"/>
+          <w:sz w:val="30"/>
+          <w:szCs w:val="30"/>
+        </w:rPr>
+        <w:t>Nav</w:t>
+      </w:r>
+      <w:proofErr w:type="spellEnd"/>
     </w:p>
     <w:p>
       <w:pPr>
@@ -161,7 +237,15 @@
           <w:sz w:val="21"/>
           <w:szCs w:val="21"/>
         </w:rPr>
-        <w:t xml:space="preserve">Services  |  Solutions  |  Industries  |  Partners  |  About  |  Resources  —  persistent CTA “Schedule a call”</w:t>
+        <w:t>Services  |  Solutions  |  Industries  |  Partne</w:t>
+      </w:r>
+      <w:r>
+        <w:rPr>
+          <w:color w:val="101C33"/>
+          <w:sz w:val="21"/>
+          <w:szCs w:val="21"/>
+        </w:rPr>
+        <w:t>rs  |  About  |  Resources  —  persistent CTA “Schedule a call”</w:t>
       </w:r>
       <w:r>
         <w:rPr>
@@ -186,16 +270,60 @@
           <w:sz w:val="19"/>
           <w:szCs w:val="19"/>
         </w:rPr>
-        <w:t xml:space="preserve">No change from v1 — already matches Hoonartek's lean-nav pattern; more isn't better here.</w:t>
+        <w:t xml:space="preserve">No change from v1 — already matches </w:t>
+      </w:r>
+      <w:proofErr w:type="spellStart"/>
+      <w:r>
+        <w:rPr>
+          <w:i/>
+          <w:iCs/>
+          <w:color w:val="6B7689"/>
+          <w:sz w:val="19"/>
+          <w:szCs w:val="19"/>
+        </w:rPr>
+        <w:t>Hoonartek's</w:t>
+      </w:r>
+      <w:proofErr w:type="spellEnd"/>
+      <w:r>
+        <w:rPr>
+          <w:i/>
+          <w:iCs/>
+          <w:color w:val="6B7689"/>
+          <w:sz w:val="19"/>
+          <w:szCs w:val="19"/>
+        </w:rPr>
+        <w:t xml:space="preserve"> lean-</w:t>
+      </w:r>
+      <w:proofErr w:type="spellStart"/>
+      <w:r>
+        <w:rPr>
+          <w:i/>
+          <w:iCs/>
+          <w:color w:val="6B7689"/>
+          <w:sz w:val="19"/>
+          <w:szCs w:val="19"/>
+        </w:rPr>
+        <w:t>nav</w:t>
+      </w:r>
+      <w:proofErr w:type="spellEnd"/>
+      <w:r>
+        <w:rPr>
+          <w:i/>
+          <w:iCs/>
+          <w:color w:val="6B7689"/>
+          <w:sz w:val="19"/>
+          <w:szCs w:val="19"/>
+        </w:rPr>
+        <w:t xml:space="preserve"> pattern; more isn't better here.</w:t>
       </w:r>
     </w:p>
     <w:p>
       <w:pPr>
         <w:pStyle w:val="Heading1"/>
         <w:pBdr>
-          <w:bottom w:val="single" w:color="2450FF" w:sz="12" w:space="4"/>
+          <w:bottom w:val="single" w:sz="12" w:space="4" w:color="2450FF"/>
         </w:pBdr>
-        <w:spacing w:after="120" w:before="420"/>
+        <w:spacing w:before="420" w:after="120"/>
       </w:pPr>
       <w:r>
         <w:rPr>
@@ -205,7 +333,7 @@
           <w:sz w:val="30"/>
           <w:szCs w:val="30"/>
         </w:rPr>
-        <w:t xml:space="preserve">2. Hero</w:t>
+        <w:t>2. Hero</w:t>
       </w:r>
     </w:p>
     <w:p>
@@ -216,13 +344,11 @@
         <w:rPr>
           <w:b/>
           <w:bCs/>
-          <w:i w:val="false"/>
-          <w:iCs w:val="false"/>
-          <w:color w:val="101C33"/>
-          <w:sz w:val="21"/>
-          <w:szCs w:val="21"/>
-        </w:rPr>
-        <w:t xml:space="preserve">Eyebrow:</w:t>
+          <w:color w:val="101C33"/>
+          <w:sz w:val="21"/>
+          <w:szCs w:val="21"/>
+        </w:rPr>
+        <w:t>Eyebrow:</w:t>
       </w:r>
     </w:p>
     <w:p>
@@ -235,7 +361,25 @@
           <w:sz w:val="21"/>
           <w:szCs w:val="21"/>
         </w:rPr>
-        <w:t xml:space="preserve">INFORMATICA PLATINUM PARTNER  ·  SALESFORCE PARTNER</w:t>
+        <w:t xml:space="preserve">INFORMATICA PLATINUM </w:t>
+      </w:r>
+      <w:proofErr w:type="gramStart"/>
+      <w:r>
+        <w:rPr>
+          <w:color w:val="101C33"/>
+          <w:sz w:val="21"/>
+          <w:szCs w:val="21"/>
+        </w:rPr>
+        <w:t>PARTNER  ·</w:t>
+      </w:r>
+      <w:proofErr w:type="gramEnd"/>
+      <w:r>
+        <w:rPr>
+          <w:color w:val="101C33"/>
+          <w:sz w:val="21"/>
+          <w:szCs w:val="21"/>
+        </w:rPr>
+        <w:t xml:space="preserve">  SALESFORCE PARTNER</w:t>
       </w:r>
       <w:r>
         <w:rPr>
@@ -256,13 +400,11 @@
         <w:rPr>
           <w:b/>
           <w:bCs/>
-          <w:i w:val="false"/>
-          <w:iCs w:val="false"/>
-          <w:color w:val="101C33"/>
-          <w:sz w:val="21"/>
-          <w:szCs w:val="21"/>
-        </w:rPr>
-        <w:t xml:space="preserve">Headline:</w:t>
+          <w:color w:val="101C33"/>
+          <w:sz w:val="21"/>
+          <w:szCs w:val="21"/>
+        </w:rPr>
+        <w:t>Headline:</w:t>
       </w:r>
     </w:p>
     <w:p>
@@ -275,7 +417,24 @@
           <w:sz w:val="21"/>
           <w:szCs w:val="21"/>
         </w:rPr>
-        <w:t xml:space="preserve">Make Enterprise Data Your Engine for Growth</w:t>
+        <w:t>Make En</w:t>
+      </w:r>
+      <w:r>
+        <w:rPr>
+          <w:color w:val="101C33"/>
+          <w:sz w:val="21"/>
+          <w:szCs w:val="21"/>
+        </w:rPr>
+        <w:t xml:space="preserve">terprise Data Your Engine for </w:t>
+      </w:r>
+      <w:proofErr w:type="gramStart"/>
+      <w:r>
+        <w:rPr>
+          <w:color w:val="101C33"/>
+          <w:sz w:val="21"/>
+          <w:szCs w:val="21"/>
+        </w:rPr>
+        <w:t>Growth</w:t>
       </w:r>
       <w:r>
         <w:rPr>
@@ -285,6 +444,91 @@
           <w:sz w:val="16"/>
           <w:szCs w:val="16"/>
         </w:rPr>
+        <w:t xml:space="preserve">  [</w:t>
+      </w:r>
+      <w:proofErr w:type="gramEnd"/>
+      <w:r>
+        <w:rPr>
+          <w:b/>
+          <w:bCs/>
+          <w:color w:val="1D7A5F"/>
+          <w:sz w:val="16"/>
+          <w:szCs w:val="16"/>
+        </w:rPr>
+        <w:t>REAL]</w:t>
+      </w:r>
+    </w:p>
+    <w:p>
+      <w:pPr>
+        <w:spacing w:after="100"/>
+      </w:pPr>
+      <w:r>
+        <w:rPr>
+          <w:b/>
+          <w:bCs/>
+          <w:color w:val="101C33"/>
+          <w:sz w:val="21"/>
+          <w:szCs w:val="21"/>
+        </w:rPr>
+        <w:t>Subhead:</w:t>
+      </w:r>
+    </w:p>
+    <w:p>
+      <w:pPr>
+        <w:spacing w:after="90"/>
+      </w:pPr>
+      <w:r>
+        <w:rPr>
+          <w:color w:val="101C33"/>
+          <w:sz w:val="21"/>
+          <w:szCs w:val="21"/>
+        </w:rPr>
+        <w:t xml:space="preserve">AI-first data modernization, governance, and management — delivered as a service by an </w:t>
+      </w:r>
+      <w:proofErr w:type="spellStart"/>
+      <w:r>
+        <w:rPr>
+          <w:color w:val="101C33"/>
+          <w:sz w:val="21"/>
+          <w:szCs w:val="21"/>
+        </w:rPr>
+        <w:t>Informatica</w:t>
+      </w:r>
+      <w:proofErr w:type="spellEnd"/>
+      <w:r>
+        <w:rPr>
+          <w:color w:val="101C33"/>
+          <w:sz w:val="21"/>
+          <w:szCs w:val="21"/>
+        </w:rPr>
+        <w:t xml:space="preserve"> Platinum &amp; </w:t>
+      </w:r>
+      <w:proofErr w:type="spellStart"/>
+      <w:r>
+        <w:rPr>
+          <w:color w:val="101C33"/>
+          <w:sz w:val="21"/>
+          <w:szCs w:val="21"/>
+        </w:rPr>
+        <w:t>Salesforce</w:t>
+      </w:r>
+      <w:proofErr w:type="spellEnd"/>
+      <w:r>
+        <w:rPr>
+          <w:color w:val="101C33"/>
+          <w:sz w:val="21"/>
+          <w:szCs w:val="21"/>
+        </w:rPr>
+        <w:t xml:space="preserve"> partner.</w:t>
+      </w:r>
+      <w:r>
+        <w:rPr>
+          <w:b/>
+          <w:bCs/>
+          <w:color w:val="1D7A5F"/>
+          <w:sz w:val="16"/>
+          <w:szCs w:val="16"/>
+        </w:rPr>
         <w:t xml:space="preserve">  [REAL]</w:t>
       </w:r>
     </w:p>
@@ -296,53 +540,11 @@
         <w:rPr>
           <w:b/>
           <w:bCs/>
-          <w:i w:val="false"/>
-          <w:iCs w:val="false"/>
-          <w:color w:val="101C33"/>
-          <w:sz w:val="21"/>
-          <w:szCs w:val="21"/>
-        </w:rPr>
-        <w:t xml:space="preserve">Subhead:</w:t>
-      </w:r>
-    </w:p>
-    <w:p>
-      <w:pPr>
-        <w:spacing w:after="90"/>
-      </w:pPr>
-      <w:r>
-        <w:rPr>
-          <w:color w:val="101C33"/>
-          <w:sz w:val="21"/>
-          <w:szCs w:val="21"/>
-        </w:rPr>
-        <w:t xml:space="preserve">AI-first data modernization, governance, and management — delivered as a service by an Informatica Platinum &amp; Salesforce partner.</w:t>
-      </w:r>
-      <w:r>
-        <w:rPr>
-          <w:b/>
-          <w:bCs/>
-          <w:color w:val="1D7A5F"/>
-          <w:sz w:val="16"/>
-          <w:szCs w:val="16"/>
-        </w:rPr>
-        <w:t xml:space="preserve">  [REAL]</w:t>
-      </w:r>
-    </w:p>
-    <w:p>
-      <w:pPr>
-        <w:spacing w:after="100"/>
-      </w:pPr>
-      <w:r>
-        <w:rPr>
-          <w:b/>
-          <w:bCs/>
-          <w:i w:val="false"/>
-          <w:iCs w:val="false"/>
-          <w:color w:val="101C33"/>
-          <w:sz w:val="21"/>
-          <w:szCs w:val="21"/>
-        </w:rPr>
-        <w:t xml:space="preserve">CTA row:</w:t>
+          <w:color w:val="101C33"/>
+          <w:sz w:val="21"/>
+          <w:szCs w:val="21"/>
+        </w:rPr>
+        <w:t>CTA row:</w:t>
       </w:r>
     </w:p>
     <w:p>
@@ -357,11 +559,31 @@
       <w:r>
         <w:rPr>
           <w:color w:val="101C33"/>
-          <w:sz w:val="20"/>
-          <w:szCs w:val="20"/>
-        </w:rPr>
-        <w:t xml:space="preserve">Primary: “Schedule a Meeting” → calendly.com/aidata-marketing/discovery-with-aidataworks</w:t>
-      </w:r>
+        </w:rPr>
+        <w:t>Primary: “Schedule a Meeting” → calendly.com/</w:t>
+      </w:r>
+      <w:proofErr w:type="spellStart"/>
+      <w:r>
+        <w:rPr>
+          <w:color w:val="101C33"/>
+        </w:rPr>
+        <w:t>aidata</w:t>
+      </w:r>
+      <w:proofErr w:type="spellEnd"/>
+      <w:r>
+        <w:rPr>
+          <w:color w:val="101C33"/>
+        </w:rPr>
+        <w:t>-marketing/discovery-with-</w:t>
+      </w:r>
+      <w:proofErr w:type="spellStart"/>
+      <w:r>
+        <w:rPr>
+          <w:color w:val="101C33"/>
+        </w:rPr>
+        <w:t>aidataworks</w:t>
+      </w:r>
+      <w:proofErr w:type="spellEnd"/>
       <w:r>
         <w:rPr>
           <w:b/>
@@ -385,10 +607,8 @@
       <w:r>
         <w:rPr>
           <w:color w:val="101C33"/>
-          <w:sz w:val="20"/>
-          <w:szCs w:val="20"/>
-        </w:rPr>
-        <w:t xml:space="preserve">Secondary: “Explore Case Studies”</w:t>
+        </w:rPr>
+        <w:t>Secondary: “Explore Case Studies”</w:t>
       </w:r>
       <w:r>
         <w:rPr>
@@ -409,26 +629,115 @@
         <w:rPr>
           <w:b/>
           <w:bCs/>
-          <w:i w:val="false"/>
-          <w:iCs w:val="false"/>
-          <w:color w:val="101C33"/>
-          <w:sz w:val="21"/>
-          <w:szCs w:val="21"/>
-        </w:rPr>
-        <w:t xml:space="preserve">Certification strip — positioned opposite the CTA row (same row, right-aligned):</w:t>
+          <w:color w:val="101C33"/>
+          <w:sz w:val="21"/>
+          <w:szCs w:val="21"/>
+        </w:rPr>
+        <w:t>Certification strip — positioned opposite the CTA row (same row, right-aligned):</w:t>
       </w:r>
     </w:p>
     <w:p>
       <w:pPr>
         <w:spacing w:after="90"/>
       </w:pPr>
-      <w:r>
-        <w:rPr>
-          <w:color w:val="101C33"/>
-          <w:sz w:val="21"/>
-          <w:szCs w:val="21"/>
-        </w:rPr>
-        <w:t xml:space="preserve">Informatica Platinum Partner   ·   Salesforce Partner   ·   MuleSoft from Salesforce   ·   Salesforce Certified Data 360 Consultant</w:t>
+      <w:proofErr w:type="spellStart"/>
+      <w:r>
+        <w:rPr>
+          <w:color w:val="101C33"/>
+          <w:sz w:val="21"/>
+          <w:szCs w:val="21"/>
+        </w:rPr>
+        <w:t>Informatica</w:t>
+      </w:r>
+      <w:proofErr w:type="spellEnd"/>
+      <w:r>
+        <w:rPr>
+          <w:color w:val="101C33"/>
+          <w:sz w:val="21"/>
+          <w:szCs w:val="21"/>
+        </w:rPr>
+        <w:t xml:space="preserve"> Platinum Partner   ·   </w:t>
+      </w:r>
+      <w:proofErr w:type="spellStart"/>
+      <w:r>
+        <w:rPr>
+          <w:color w:val="101C33"/>
+          <w:sz w:val="21"/>
+          <w:szCs w:val="21"/>
+        </w:rPr>
+        <w:t>Salesforce</w:t>
+      </w:r>
+      <w:proofErr w:type="spellEnd"/>
+      <w:r>
+        <w:rPr>
+          <w:color w:val="101C33"/>
+          <w:sz w:val="21"/>
+          <w:szCs w:val="21"/>
+        </w:rPr>
+        <w:t xml:space="preserve"> Partner   ·   </w:t>
+      </w:r>
+      <w:proofErr w:type="spellStart"/>
+      <w:r>
+        <w:rPr>
+          <w:color w:val="101C33"/>
+          <w:sz w:val="21"/>
+          <w:szCs w:val="21"/>
+        </w:rPr>
+        <w:t>MuleSoft</w:t>
+      </w:r>
+      <w:proofErr w:type="spellEnd"/>
+      <w:r>
+        <w:rPr>
+          <w:color w:val="101C33"/>
+          <w:sz w:val="21"/>
+          <w:szCs w:val="21"/>
+        </w:rPr>
+        <w:t xml:space="preserve"> from </w:t>
+      </w:r>
+      <w:proofErr w:type="spellStart"/>
+      <w:r>
+        <w:rPr>
+          <w:color w:val="101C33"/>
+          <w:sz w:val="21"/>
+          <w:szCs w:val="21"/>
+        </w:rPr>
+        <w:t>Salesforce</w:t>
+      </w:r>
+      <w:proofErr w:type="spellEnd"/>
+      <w:r>
+        <w:rPr>
+          <w:color w:val="101C33"/>
+          <w:sz w:val="21"/>
+          <w:szCs w:val="21"/>
+        </w:rPr>
+        <w:t xml:space="preserve">   ·   </w:t>
+      </w:r>
+      <w:proofErr w:type="spellStart"/>
+      <w:r>
+        <w:rPr>
+          <w:color w:val="101C33"/>
+          <w:sz w:val="21"/>
+          <w:szCs w:val="21"/>
+        </w:rPr>
+        <w:t>Salesforce</w:t>
+      </w:r>
+      <w:proofErr w:type="spellEnd"/>
+      <w:r>
+        <w:rPr>
+          <w:color w:val="101C33"/>
+          <w:sz w:val="21"/>
+          <w:szCs w:val="21"/>
+        </w:rPr>
+        <w:t xml:space="preserve"> Certified Data 360 </w:t>
+      </w:r>
+      <w:proofErr w:type="gramStart"/>
+      <w:r>
+        <w:rPr>
+          <w:color w:val="101C33"/>
+          <w:sz w:val="21"/>
+          <w:szCs w:val="21"/>
+        </w:rPr>
+        <w:t>Consultant</w:t>
       </w:r>
       <w:r>
         <w:rPr>
@@ -438,24 +747,18 @@
           <w:sz w:val="16"/>
           <w:szCs w:val="16"/>
         </w:rPr>
-        <w:t xml:space="preserve">  [REAL]</w:t>
-      </w:r>
-    </w:p>
-    <w:p>
-      <w:pPr>
-        <w:spacing w:after="100"/>
-      </w:pPr>
-      <w:r>
-        <w:rPr>
-          <w:b w:val="false"/>
-          <w:bCs w:val="false"/>
-          <w:i w:val="false"/>
-          <w:iCs w:val="false"/>
-          <w:color w:val="101C33"/>
-          <w:sz w:val="21"/>
-          <w:szCs w:val="21"/>
-        </w:rPr>
-        <w:t xml:space="preserve">Hero visual: the existing convergence line-draw animation (unchanged).</w:t>
+        <w:t xml:space="preserve">  [</w:t>
+      </w:r>
+      <w:proofErr w:type="gramEnd"/>
+      <w:r>
+        <w:rPr>
+          <w:b/>
+          <w:bCs/>
+          <w:color w:val="1D7A5F"/>
+          <w:sz w:val="16"/>
+          <w:szCs w:val="16"/>
+        </w:rPr>
+        <w:t>REAL]</w:t>
       </w:r>
     </w:p>
     <w:p>
@@ -470,32 +773,8 @@
           <w:sz w:val="19"/>
           <w:szCs w:val="19"/>
         </w:rPr>
-        <w:t xml:space="preserve">No structural change — already content-appropriate for a hero. Richness belongs further down the page, not crammed above the fold.</w:t>
-      </w:r>
-    </w:p>
-    <w:p>
-      <w:pPr>
-        <w:pStyle w:val="Heading1"/>
-        <w:pBdr>
-          <w:bottom w:val="single" w:color="2450FF" w:sz="12" w:space="4"/>
-        </w:pBdr>
-        <w:spacing w:after="120" w:before="420"/>
-      </w:pPr>
-      <w:r>
-        <w:rPr>
-          <w:b/>
-          <w:bCs/>
-          <w:color w:val="101C33"/>
-          <w:sz w:val="30"/>
-          <w:szCs w:val="30"/>
-        </w:rPr>
-        <w:t xml:space="preserve">3. Metrics Bar</w:t>
-      </w:r>
-    </w:p>
-    <w:p>
-      <w:pPr>
-        <w:spacing w:after="100"/>
-      </w:pPr>
+        <w:t xml:space="preserve">No structural change — already content-appropriate for a hero. Richness belongs </w:t>
+      </w:r>
       <w:r>
         <w:rPr>
           <w:i/>
@@ -504,7 +783,41 @@
           <w:sz w:val="19"/>
           <w:szCs w:val="19"/>
         </w:rPr>
-        <w:t xml:space="preserve">Rebuilt this section entirely with real numbers — the corporate deck gave us enough to drop both placeholder DRAFT figures.</w:t>
+        <w:t>further down the page, not crammed above the fold.</w:t>
+      </w:r>
+    </w:p>
+    <w:p>
+      <w:pPr>
+        <w:pStyle w:val="Heading1"/>
+        <w:pBdr>
+          <w:bottom w:val="single" w:sz="12" w:space="4" w:color="2450FF"/>
+        </w:pBdr>
+        <w:spacing w:before="420" w:after="120"/>
+      </w:pPr>
+      <w:r>
+        <w:rPr>
+          <w:b/>
+          <w:bCs/>
+          <w:color w:val="101C33"/>
+          <w:sz w:val="30"/>
+          <w:szCs w:val="30"/>
+        </w:rPr>
+        <w:t>3. Metrics Bar</w:t>
+      </w:r>
+    </w:p>
+    <w:p>
+      <w:pPr>
+        <w:spacing w:after="100"/>
+      </w:pPr>
+      <w:r>
+        <w:rPr>
+          <w:i/>
+          <w:iCs/>
+          <w:color w:val="6B7689"/>
+          <w:sz w:val="19"/>
+          <w:szCs w:val="19"/>
+        </w:rPr>
+        <w:t>Rebuilt this section entirely with real numbers — the corporate deck gave us enough to drop both placeholder DRAFT figures.</w:t>
       </w:r>
     </w:p>
     <w:p>
@@ -519,10 +832,22 @@
       <w:r>
         <w:rPr>
           <w:color w:val="101C33"/>
-          <w:sz w:val="20"/>
-          <w:szCs w:val="20"/>
-        </w:rPr>
-        <w:t xml:space="preserve">12+ Years as an Informatica Partner</w:t>
+        </w:rPr>
+        <w:t xml:space="preserve">12+ Years as an </w:t>
+      </w:r>
+      <w:proofErr w:type="spellStart"/>
+      <w:r>
+        <w:rPr>
+          <w:color w:val="101C33"/>
+        </w:rPr>
+        <w:t>Informatica</w:t>
+      </w:r>
+      <w:proofErr w:type="spellEnd"/>
+      <w:r>
+        <w:rPr>
+          <w:color w:val="101C33"/>
+        </w:rPr>
+        <w:t xml:space="preserve"> Partner</w:t>
       </w:r>
       <w:r>
         <w:rPr>
@@ -547,10 +872,8 @@
       <w:r>
         <w:rPr>
           <w:color w:val="101C33"/>
-          <w:sz w:val="20"/>
-          <w:szCs w:val="20"/>
-        </w:rPr>
-        <w:t xml:space="preserve">10× Productivity Uplift</w:t>
+        </w:rPr>
+        <w:t>10× Productivity Uplift</w:t>
       </w:r>
       <w:r>
         <w:rPr>
@@ -575,7 +898,7 @@
           <w:sz w:val="19"/>
           <w:szCs w:val="19"/>
         </w:rPr>
-        <w:t xml:space="preserve">Now corroborated twice — the Executive Brochure's “10× productivity uplift” and the corporate deck's “Enable Organizations to become 10x Productive” are independent real sources agreeing on the same number.</w:t>
+        <w:t>Now corroborated twice — the Executive Brochure's “10× productivity uplift” and the corporate deck's “Enable Organizations to become 10x Productive” are independent real sources agreeing on the same number.</w:t>
       </w:r>
     </w:p>
     <w:p>
@@ -590,10 +913,14 @@
       <w:r>
         <w:rPr>
           <w:color w:val="101C33"/>
-          <w:sz w:val="20"/>
-          <w:szCs w:val="20"/>
-        </w:rPr>
-        <w:t xml:space="preserve">24×7 Managed Operations</w:t>
+        </w:rPr>
+        <w:t>24×7 Managed Oper</w:t>
+      </w:r>
+      <w:r>
+        <w:rPr>
+          <w:color w:val="101C33"/>
+        </w:rPr>
+        <w:t>ations</w:t>
       </w:r>
       <w:r>
         <w:rPr>
@@ -618,10 +945,8 @@
       <w:r>
         <w:rPr>
           <w:color w:val="101C33"/>
-          <w:sz w:val="20"/>
-          <w:szCs w:val="20"/>
-        </w:rPr>
-        <w:t xml:space="preserve">4 Global Delivery Locations (US, India, Philippines, Israel)</w:t>
+        </w:rPr>
+        <w:t>4 Global Delivery Locations (US, India, Philippines, Israel)</w:t>
       </w:r>
       <w:r>
         <w:rPr>
@@ -646,16 +971,16 @@
           <w:sz w:val="19"/>
           <w:szCs w:val="19"/>
         </w:rPr>
-        <w:t xml:space="preserve">Replaces the two invented placeholders (“50+ Enterprise Engagements,” “25+ Certified Consultants”) from v1 — both were guesses; these four are not.</w:t>
+        <w:t>Replaces the two invented placeholders (“50+ Enterprise Engagements,” “25+ Certified Consultants”) from v1 — both were guesses; these four are not.</w:t>
       </w:r>
     </w:p>
     <w:p>
       <w:pPr>
         <w:pStyle w:val="Heading1"/>
         <w:pBdr>
-          <w:bottom w:val="single" w:color="2450FF" w:sz="12" w:space="4"/>
+          <w:bottom w:val="single" w:sz="12" w:space="4" w:color="2450FF"/>
         </w:pBdr>
-        <w:spacing w:after="120" w:before="420"/>
+        <w:spacing w:before="420" w:after="120"/>
       </w:pPr>
       <w:r>
         <w:rPr>
@@ -665,7 +990,7 @@
           <w:sz w:val="30"/>
           <w:szCs w:val="30"/>
         </w:rPr>
-        <w:t xml:space="preserve">4. Client Logo Wall</w:t>
+        <w:t>4. Client Logo Wall</w:t>
       </w:r>
     </w:p>
     <w:p>
@@ -676,13 +1001,22 @@
         <w:rPr>
           <w:b/>
           <w:bCs/>
-          <w:i w:val="false"/>
-          <w:iCs w:val="false"/>
-          <w:color w:val="101C33"/>
-          <w:sz w:val="21"/>
-          <w:szCs w:val="21"/>
-        </w:rPr>
-        <w:t xml:space="preserve">Real clients (confirmed by you):</w:t>
+          <w:color w:val="101C33"/>
+          <w:sz w:val="21"/>
+          <w:szCs w:val="21"/>
+        </w:rPr>
+        <w:lastRenderedPageBreak/>
+        <w:t>Real</w:t>
+      </w:r>
+      <w:r>
+        <w:rPr>
+          <w:b/>
+          <w:bCs/>
+          <w:color w:val="101C33"/>
+          <w:sz w:val="21"/>
+          <w:szCs w:val="21"/>
+        </w:rPr>
+        <w:t xml:space="preserve"> clients (confirmed by you):</w:t>
       </w:r>
     </w:p>
     <w:p>
@@ -694,13 +1028,19 @@
         </w:numPr>
         <w:spacing w:after="55"/>
       </w:pPr>
-      <w:r>
-        <w:rPr>
-          <w:color w:val="101C33"/>
-          <w:sz w:val="20"/>
-          <w:szCs w:val="20"/>
-        </w:rPr>
-        <w:t xml:space="preserve">Corewell Health</w:t>
+      <w:proofErr w:type="spellStart"/>
+      <w:r>
+        <w:rPr>
+          <w:color w:val="101C33"/>
+        </w:rPr>
+        <w:t>Corewell</w:t>
+      </w:r>
+      <w:proofErr w:type="spellEnd"/>
+      <w:r>
+        <w:rPr>
+          <w:color w:val="101C33"/>
+        </w:rPr>
+        <w:t xml:space="preserve"> Health</w:t>
       </w:r>
       <w:r>
         <w:rPr>
@@ -722,14 +1062,14 @@
         </w:numPr>
         <w:spacing w:after="55"/>
       </w:pPr>
-      <w:r>
-        <w:rPr>
-          <w:color w:val="101C33"/>
-          <w:sz w:val="20"/>
-          <w:szCs w:val="20"/>
-        </w:rPr>
-        <w:t xml:space="preserve">Netgear</w:t>
-      </w:r>
+      <w:proofErr w:type="spellStart"/>
+      <w:r>
+        <w:rPr>
+          <w:color w:val="101C33"/>
+        </w:rPr>
+        <w:t>Netgear</w:t>
+      </w:r>
+      <w:proofErr w:type="spellEnd"/>
       <w:r>
         <w:rPr>
           <w:b/>
@@ -753,10 +1093,8 @@
       <w:r>
         <w:rPr>
           <w:color w:val="101C33"/>
-          <w:sz w:val="20"/>
-          <w:szCs w:val="20"/>
-        </w:rPr>
-        <w:t xml:space="preserve">UPMC</w:t>
+        </w:rPr>
+        <w:t>UPMC</w:t>
       </w:r>
       <w:r>
         <w:rPr>
@@ -781,10 +1119,8 @@
       <w:r>
         <w:rPr>
           <w:color w:val="101C33"/>
-          <w:sz w:val="20"/>
-          <w:szCs w:val="20"/>
-        </w:rPr>
-        <w:t xml:space="preserve">MGIC</w:t>
+        </w:rPr>
+        <w:t>MGIC</w:t>
       </w:r>
       <w:r>
         <w:rPr>
@@ -805,13 +1141,11 @@
         <w:rPr>
           <w:b/>
           <w:bCs/>
-          <w:i w:val="false"/>
-          <w:iCs w:val="false"/>
-          <w:color w:val="101C33"/>
-          <w:sz w:val="21"/>
-          <w:szCs w:val="21"/>
-        </w:rPr>
-        <w:t xml:space="preserve">Temporary placeholder logos — replace before launch:</w:t>
+          <w:color w:val="101C33"/>
+          <w:sz w:val="21"/>
+          <w:szCs w:val="21"/>
+        </w:rPr>
+        <w:t>Temporary placeholder logos — replace before launch:</w:t>
       </w:r>
     </w:p>
     <w:p>
@@ -826,10 +1160,8 @@
       <w:r>
         <w:rPr>
           <w:color w:val="101C33"/>
-          <w:sz w:val="20"/>
-          <w:szCs w:val="20"/>
-        </w:rPr>
-        <w:t xml:space="preserve">Meridian Financial Group</w:t>
+        </w:rPr>
+        <w:t>Meridian Financial Group</w:t>
       </w:r>
       <w:r>
         <w:rPr>
@@ -851,13 +1183,19 @@
         </w:numPr>
         <w:spacing w:after="55"/>
       </w:pPr>
-      <w:r>
-        <w:rPr>
-          <w:color w:val="101C33"/>
-          <w:sz w:val="20"/>
-          <w:szCs w:val="20"/>
-        </w:rPr>
-        <w:t xml:space="preserve">Alderbrook Manufacturing</w:t>
+      <w:proofErr w:type="spellStart"/>
+      <w:r>
+        <w:rPr>
+          <w:color w:val="101C33"/>
+        </w:rPr>
+        <w:t>Alderbrook</w:t>
+      </w:r>
+      <w:proofErr w:type="spellEnd"/>
+      <w:r>
+        <w:rPr>
+          <w:color w:val="101C33"/>
+        </w:rPr>
+        <w:t xml:space="preserve"> Manufacturing</w:t>
       </w:r>
       <w:r>
         <w:rPr>
@@ -882,10 +1220,8 @@
       <w:r>
         <w:rPr>
           <w:color w:val="101C33"/>
-          <w:sz w:val="20"/>
-          <w:szCs w:val="20"/>
-        </w:rPr>
-        <w:t xml:space="preserve">Coastline Retail Co.</w:t>
+        </w:rPr>
+        <w:t>Coastline Retail Co.</w:t>
       </w:r>
       <w:r>
         <w:rPr>
@@ -910,10 +1246,8 @@
       <w:r>
         <w:rPr>
           <w:color w:val="101C33"/>
-          <w:sz w:val="20"/>
-          <w:szCs w:val="20"/>
-        </w:rPr>
-        <w:t xml:space="preserve">Summit Energy Partners</w:t>
+        </w:rPr>
+        <w:t>Summit Energy Partners</w:t>
       </w:r>
       <w:r>
         <w:rPr>
@@ -938,10 +1272,8 @@
       <w:r>
         <w:rPr>
           <w:color w:val="101C33"/>
-          <w:sz w:val="20"/>
-          <w:szCs w:val="20"/>
-        </w:rPr>
-        <w:t xml:space="preserve">Vantage Logistics</w:t>
+        </w:rPr>
+        <w:t>Vantage Logistics</w:t>
       </w:r>
       <w:r>
         <w:rPr>
@@ -963,13 +1295,19 @@
         </w:numPr>
         <w:spacing w:after="55"/>
       </w:pPr>
-      <w:r>
-        <w:rPr>
-          <w:color w:val="101C33"/>
-          <w:sz w:val="20"/>
-          <w:szCs w:val="20"/>
-        </w:rPr>
-        <w:t xml:space="preserve">BrightPath Insurance</w:t>
+      <w:proofErr w:type="spellStart"/>
+      <w:r>
+        <w:rPr>
+          <w:color w:val="101C33"/>
+        </w:rPr>
+        <w:t>BrightPath</w:t>
+      </w:r>
+      <w:proofErr w:type="spellEnd"/>
+      <w:r>
+        <w:rPr>
+          <w:color w:val="101C33"/>
+        </w:rPr>
+        <w:t xml:space="preserve"> Insurance</w:t>
       </w:r>
       <w:r>
         <w:rPr>
@@ -994,16 +1332,16 @@
           <w:sz w:val="19"/>
           <w:szCs w:val="19"/>
         </w:rPr>
-        <w:t xml:space="preserve">Unchanged from v1 — nothing new surfaced in the corporate deck for this section.</w:t>
+        <w:t>Unchanged from v1 — nothing new surfaced in the corporate deck for this section.</w:t>
       </w:r>
     </w:p>
     <w:p>
       <w:pPr>
         <w:pStyle w:val="Heading1"/>
         <w:pBdr>
-          <w:bottom w:val="single" w:color="2450FF" w:sz="12" w:space="4"/>
+          <w:bottom w:val="single" w:sz="12" w:space="4" w:color="2450FF"/>
         </w:pBdr>
-        <w:spacing w:after="120" w:before="420"/>
+        <w:spacing w:before="420" w:after="120"/>
       </w:pPr>
       <w:r>
         <w:rPr>
@@ -1013,27 +1351,35 @@
           <w:sz w:val="30"/>
           <w:szCs w:val="30"/>
         </w:rPr>
-        <w:t xml:space="preserve">5. Services Framework</w:t>
+        <w:t>5. Services Framework</w:t>
       </w:r>
     </w:p>
     <w:p>
       <w:pPr>
         <w:pBdr>
-          <w:left w:val="single" w:color="2450FF" w:sz="12" w:space="8"/>
+          <w:left w:val="single" w:sz="12" w:space="8" w:color="2450FF"/>
         </w:pBdr>
         <w:spacing w:after="100"/>
         <w:ind w:left="300"/>
       </w:pPr>
-      <w:r>
-        <w:rPr>
-          <w:i/>
-          <w:iCs/>
-          <w:color w:val="101C33"/>
-          <w:sz w:val="20"/>
-          <w:szCs w:val="20"/>
-        </w:rPr>
-        <w:t xml:space="preserve">"01 Assess — AI-readiness assessment, architecture review, and a target-state roadmap."</w:t>
-      </w:r>
+      <w:proofErr w:type="gramStart"/>
+      <w:r>
+        <w:rPr>
+          <w:i/>
+          <w:iCs/>
+          <w:color w:val="101C33"/>
+        </w:rPr>
+        <w:t>"01 Assess — AI-readiness assessment, architecture review, and a</w:t>
+      </w:r>
+      <w:r>
+        <w:rPr>
+          <w:i/>
+          <w:iCs/>
+          <w:color w:val="101C33"/>
+        </w:rPr>
+        <w:t xml:space="preserve"> target-state roadmap."</w:t>
+      </w:r>
+      <w:proofErr w:type="gramEnd"/>
       <w:r>
         <w:rPr>
           <w:b/>
@@ -1048,7 +1394,7 @@
     <w:p>
       <w:pPr>
         <w:pBdr>
-          <w:left w:val="single" w:color="2450FF" w:sz="12" w:space="8"/>
+          <w:left w:val="single" w:sz="12" w:space="8" w:color="2450FF"/>
         </w:pBdr>
         <w:spacing w:after="100"/>
         <w:ind w:left="300"/>
@@ -1058,10 +1404,8 @@
           <w:i/>
           <w:iCs/>
           <w:color w:val="101C33"/>
-          <w:sz w:val="20"/>
-          <w:szCs w:val="20"/>
-        </w:rPr>
-        <w:t xml:space="preserve">"02 Modernize — Migrate legacy platforms to cloud (DMC) with proven frameworks."</w:t>
+        </w:rPr>
+        <w:t>"02 Modernize — Migrate legacy platforms to cloud (DMC) with proven frameworks."</w:t>
       </w:r>
       <w:r>
         <w:rPr>
@@ -1077,7 +1421,7 @@
     <w:p>
       <w:pPr>
         <w:pBdr>
-          <w:left w:val="single" w:color="2450FF" w:sz="12" w:space="8"/>
+          <w:left w:val="single" w:sz="12" w:space="8" w:color="2450FF"/>
         </w:pBdr>
         <w:spacing w:after="100"/>
         <w:ind w:left="300"/>
@@ -1087,10 +1431,8 @@
           <w:i/>
           <w:iCs/>
           <w:color w:val="101C33"/>
-          <w:sz w:val="20"/>
-          <w:szCs w:val="20"/>
-        </w:rPr>
-        <w:t xml:space="preserve">"03 Govern — Embed quality, MDM, governance &amp; security for trusted, compliant data."</w:t>
+        </w:rPr>
+        <w:t>"03 Govern — Embed quality, MDM, governance &amp; security for trusted, compliant data."</w:t>
       </w:r>
       <w:r>
         <w:rPr>
@@ -1106,7 +1448,7 @@
     <w:p>
       <w:pPr>
         <w:pBdr>
-          <w:left w:val="single" w:color="2450FF" w:sz="12" w:space="8"/>
+          <w:left w:val="single" w:sz="12" w:space="8" w:color="2450FF"/>
         </w:pBdr>
         <w:spacing w:after="100"/>
         <w:ind w:left="300"/>
@@ -1116,10 +1458,52 @@
           <w:i/>
           <w:iCs/>
           <w:color w:val="101C33"/>
-          <w:sz w:val="20"/>
-          <w:szCs w:val="20"/>
-        </w:rPr>
-        <w:t xml:space="preserve">"04 Activate — Turn governed data into analytics, custom LLMs, and agentic AI."</w:t>
+        </w:rPr>
+        <w:t xml:space="preserve">"04 </w:t>
+      </w:r>
+      <w:proofErr w:type="gramStart"/>
+      <w:r>
+        <w:rPr>
+          <w:i/>
+          <w:iCs/>
+          <w:color w:val="101C33"/>
+        </w:rPr>
+        <w:t>Activate</w:t>
+      </w:r>
+      <w:proofErr w:type="gramEnd"/>
+      <w:r>
+        <w:rPr>
+          <w:i/>
+          <w:iCs/>
+          <w:color w:val="101C33"/>
+        </w:rPr>
+        <w:t xml:space="preserve"> — Turn governed data into ana</w:t>
+      </w:r>
+      <w:r>
+        <w:rPr>
+          <w:i/>
+          <w:iCs/>
+          <w:color w:val="101C33"/>
+        </w:rPr>
+        <w:t xml:space="preserve">lytics, custom LLMs, and </w:t>
+      </w:r>
+      <w:proofErr w:type="spellStart"/>
+      <w:r>
+        <w:rPr>
+          <w:i/>
+          <w:iCs/>
+          <w:color w:val="101C33"/>
+        </w:rPr>
+        <w:t>agentic</w:t>
+      </w:r>
+      <w:proofErr w:type="spellEnd"/>
+      <w:r>
+        <w:rPr>
+          <w:i/>
+          <w:iCs/>
+          <w:color w:val="101C33"/>
+        </w:rPr>
+        <w:t xml:space="preserve"> AI."</w:t>
       </w:r>
       <w:r>
         <w:rPr>
@@ -1140,13 +1524,11 @@
         <w:rPr>
           <w:b/>
           <w:bCs/>
-          <w:i w:val="false"/>
-          <w:iCs w:val="false"/>
-          <w:color w:val="101C33"/>
-          <w:sz w:val="21"/>
-          <w:szCs w:val="21"/>
-        </w:rPr>
-        <w:t xml:space="preserve">Modernization Accelerators — new supporting detail under “02 Modernize,” addressing your content-richness note:</w:t>
+          <w:color w:val="101C33"/>
+          <w:sz w:val="21"/>
+          <w:szCs w:val="21"/>
+        </w:rPr>
+        <w:t>Modernization Accelerators — new supporting detail under “02 Modernize,” addressing your content-richness note:</w:t>
       </w:r>
     </w:p>
     <w:p>
@@ -1158,13 +1540,33 @@
         </w:numPr>
         <w:spacing w:after="55"/>
       </w:pPr>
-      <w:r>
-        <w:rPr>
-          <w:color w:val="101C33"/>
-          <w:sz w:val="20"/>
-          <w:szCs w:val="20"/>
-        </w:rPr>
-        <w:t xml:space="preserve">PowerCenter Cloudification &amp; Modernization (CDI-PC to IDMC)</w:t>
+      <w:proofErr w:type="spellStart"/>
+      <w:r>
+        <w:rPr>
+          <w:color w:val="101C33"/>
+        </w:rPr>
+        <w:t>PowerCenter</w:t>
+      </w:r>
+      <w:proofErr w:type="spellEnd"/>
+      <w:r>
+        <w:rPr>
+          <w:color w:val="101C33"/>
+        </w:rPr>
+        <w:t xml:space="preserve"> </w:t>
+      </w:r>
+      <w:proofErr w:type="spellStart"/>
+      <w:r>
+        <w:rPr>
+          <w:color w:val="101C33"/>
+        </w:rPr>
+        <w:t>Cloudification</w:t>
+      </w:r>
+      <w:proofErr w:type="spellEnd"/>
+      <w:r>
+        <w:rPr>
+          <w:color w:val="101C33"/>
+        </w:rPr>
+        <w:t xml:space="preserve"> &amp; Modernization (CDI-PC to IDMC)</w:t>
       </w:r>
       <w:r>
         <w:rPr>
@@ -1186,13 +1588,33 @@
         </w:numPr>
         <w:spacing w:after="55"/>
       </w:pPr>
-      <w:r>
-        <w:rPr>
-          <w:color w:val="101C33"/>
-          <w:sz w:val="20"/>
-          <w:szCs w:val="20"/>
-        </w:rPr>
-        <w:t xml:space="preserve">Informatica B2B On-Prem to IDMC Migration Framework</w:t>
+      <w:proofErr w:type="spellStart"/>
+      <w:r>
+        <w:rPr>
+          <w:color w:val="101C33"/>
+        </w:rPr>
+        <w:t>Informatica</w:t>
+      </w:r>
+      <w:proofErr w:type="spellEnd"/>
+      <w:r>
+        <w:rPr>
+          <w:color w:val="101C33"/>
+        </w:rPr>
+        <w:t xml:space="preserve"> B2B On-</w:t>
+      </w:r>
+      <w:proofErr w:type="spellStart"/>
+      <w:r>
+        <w:rPr>
+          <w:color w:val="101C33"/>
+        </w:rPr>
+        <w:t>Prem</w:t>
+      </w:r>
+      <w:proofErr w:type="spellEnd"/>
+      <w:r>
+        <w:rPr>
+          <w:color w:val="101C33"/>
+        </w:rPr>
+        <w:t xml:space="preserve"> to IDMC Migration Framework</w:t>
       </w:r>
       <w:r>
         <w:rPr>
@@ -1217,10 +1639,22 @@
       <w:r>
         <w:rPr>
           <w:color w:val="101C33"/>
-          <w:sz w:val="20"/>
-          <w:szCs w:val="20"/>
-        </w:rPr>
-        <w:t xml:space="preserve">MDM On-Prem &amp; Hosted Modernization to Cloud MDM</w:t>
+        </w:rPr>
+        <w:t>MDM On-</w:t>
+      </w:r>
+      <w:proofErr w:type="spellStart"/>
+      <w:r>
+        <w:rPr>
+          <w:color w:val="101C33"/>
+        </w:rPr>
+        <w:t>Prem</w:t>
+      </w:r>
+      <w:proofErr w:type="spellEnd"/>
+      <w:r>
+        <w:rPr>
+          <w:color w:val="101C33"/>
+        </w:rPr>
+        <w:t xml:space="preserve"> &amp; Hosted Modernization to Cloud MDM</w:t>
       </w:r>
       <w:r>
         <w:rPr>
@@ -1245,10 +1679,22 @@
       <w:r>
         <w:rPr>
           <w:color w:val="101C33"/>
-          <w:sz w:val="20"/>
-          <w:szCs w:val="20"/>
-        </w:rPr>
-        <w:t xml:space="preserve">SAP Data Services &amp; IBM DataStage Modernization to IDMC</w:t>
+        </w:rPr>
+        <w:t xml:space="preserve">SAP Data Services &amp; IBM </w:t>
+      </w:r>
+      <w:proofErr w:type="spellStart"/>
+      <w:r>
+        <w:rPr>
+          <w:color w:val="101C33"/>
+        </w:rPr>
+        <w:t>DataStage</w:t>
+      </w:r>
+      <w:proofErr w:type="spellEnd"/>
+      <w:r>
+        <w:rPr>
+          <w:color w:val="101C33"/>
+        </w:rPr>
+        <w:t xml:space="preserve"> Modernization to IDMC</w:t>
       </w:r>
       <w:r>
         <w:rPr>
@@ -1273,10 +1719,22 @@
       <w:r>
         <w:rPr>
           <w:color w:val="101C33"/>
-          <w:sz w:val="20"/>
-          <w:szCs w:val="20"/>
-        </w:rPr>
-        <w:t xml:space="preserve">COBOL &amp; Mainframe Informatica Integration</w:t>
+        </w:rPr>
+        <w:t xml:space="preserve">COBOL &amp; Mainframe </w:t>
+      </w:r>
+      <w:proofErr w:type="spellStart"/>
+      <w:r>
+        <w:rPr>
+          <w:color w:val="101C33"/>
+        </w:rPr>
+        <w:t>Informatica</w:t>
+      </w:r>
+      <w:proofErr w:type="spellEnd"/>
+      <w:r>
+        <w:rPr>
+          <w:color w:val="101C33"/>
+        </w:rPr>
+        <w:t xml:space="preserve"> Integration</w:t>
       </w:r>
       <w:r>
         <w:rPr>
@@ -1301,49 +1759,8 @@
           <w:sz w:val="19"/>
           <w:szCs w:val="19"/>
         </w:rPr>
-        <w:t xml:space="preserve">15 named accelerators exist in total (corporate deck, slide 10) — these 5 are the most illustrative for the homepage; the full list is a natural fit for a dedicated Solutions/Accelerators page.</w:t>
-      </w:r>
-    </w:p>
-    <w:p>
-      <w:pPr>
-        <w:spacing w:after="100"/>
-      </w:pPr>
-      <w:r>
-        <w:rPr>
-          <w:b w:val="false"/>
-          <w:bCs w:val="false"/>
-          <w:i/>
-          <w:iCs/>
-          <w:color w:val="101C33"/>
-          <w:sz w:val="21"/>
-          <w:szCs w:val="21"/>
-        </w:rPr>
-        <w:t xml:space="preserve">Delivery model: DMaaS — outcome-based, on-demand teams, always-on managed service.</w:t>
-      </w:r>
-    </w:p>
-    <w:p>
-      <w:pPr>
-        <w:pStyle w:val="Heading1"/>
-        <w:pBdr>
-          <w:bottom w:val="single" w:color="2450FF" w:sz="12" w:space="4"/>
-        </w:pBdr>
-        <w:spacing w:after="120" w:before="420"/>
-      </w:pPr>
-      <w:r>
-        <w:rPr>
-          <w:b/>
-          <w:bCs/>
-          <w:color w:val="101C33"/>
-          <w:sz w:val="30"/>
-          <w:szCs w:val="30"/>
-        </w:rPr>
-        <w:t xml:space="preserve">6. AI &amp; Automation  [NEW SECTION]</w:t>
-      </w:r>
-    </w:p>
-    <w:p>
-      <w:pPr>
-        <w:spacing w:after="100"/>
-      </w:pPr>
+        <w:t>15 named accelerators exist in</w:t>
+      </w:r>
       <w:r>
         <w:rPr>
           <w:i/>
@@ -1352,7 +1769,7 @@
           <w:sz w:val="19"/>
           <w:szCs w:val="19"/>
         </w:rPr>
-        <w:t xml:space="preserve">Added in response to “do we need a section like Hoonartek's ClearView™?” — yes, and the corporate deck shows aiDataWorks already has the real material for one.</w:t>
+        <w:t xml:space="preserve"> total (corporate deck, slide 10) — these 5 are the most illustrative for the homepage; the full list is a natural fit for a dedicated Solutions/Accelerators page.</w:t>
       </w:r>
     </w:p>
     <w:p>
@@ -1361,21 +1778,210 @@
       </w:pPr>
       <w:r>
         <w:rPr>
-          <w:b/>
-          <w:bCs/>
-          <w:i w:val="false"/>
-          <w:iCs w:val="false"/>
-          <w:color w:val="101C33"/>
-          <w:sz w:val="21"/>
-          <w:szCs w:val="21"/>
-        </w:rPr>
-        <w:t xml:space="preserve">Spotlight copy:</w:t>
-      </w:r>
-    </w:p>
-    <w:p>
-      <w:pPr>
+          <w:i/>
+          <w:iCs/>
+          <w:color w:val="101C33"/>
+          <w:sz w:val="21"/>
+          <w:szCs w:val="21"/>
+        </w:rPr>
+        <w:t xml:space="preserve">Delivery model: </w:t>
+      </w:r>
+      <w:proofErr w:type="spellStart"/>
+      <w:r>
+        <w:rPr>
+          <w:i/>
+          <w:iCs/>
+          <w:color w:val="101C33"/>
+          <w:sz w:val="21"/>
+          <w:szCs w:val="21"/>
+        </w:rPr>
+        <w:t>DMaaS</w:t>
+      </w:r>
+      <w:proofErr w:type="spellEnd"/>
+      <w:r>
+        <w:rPr>
+          <w:i/>
+          <w:iCs/>
+          <w:color w:val="101C33"/>
+          <w:sz w:val="21"/>
+          <w:szCs w:val="21"/>
+        </w:rPr>
+        <w:t xml:space="preserve"> — outcome-based, on-demand teams, always-on managed service.</w:t>
+      </w:r>
+    </w:p>
+    <w:p>
+      <w:pPr>
+        <w:pStyle w:val="Heading1"/>
         <w:pBdr>
-          <w:left w:val="single" w:color="2450FF" w:sz="12" w:space="8"/>
+          <w:bottom w:val="single" w:sz="12" w:space="4" w:color="2450FF"/>
+        </w:pBdr>
+        <w:spacing w:before="420" w:after="120"/>
+      </w:pPr>
+      <w:r>
+        <w:rPr>
+          <w:b/>
+          <w:bCs/>
+          <w:color w:val="101C33"/>
+          <w:sz w:val="30"/>
+          <w:szCs w:val="30"/>
+        </w:rPr>
+        <w:t xml:space="preserve">6. AI &amp; </w:t>
+      </w:r>
+      <w:proofErr w:type="gramStart"/>
+      <w:r>
+        <w:rPr>
+          <w:b/>
+          <w:bCs/>
+          <w:color w:val="101C33"/>
+          <w:sz w:val="30"/>
+          <w:szCs w:val="30"/>
+        </w:rPr>
+        <w:t>A</w:t>
+      </w:r>
+      <w:r>
+        <w:rPr>
+          <w:b/>
+          <w:bCs/>
+          <w:color w:val="101C33"/>
+          <w:sz w:val="30"/>
+          <w:szCs w:val="30"/>
+        </w:rPr>
+        <w:t>utomation  [</w:t>
+      </w:r>
+      <w:proofErr w:type="gramEnd"/>
+      <w:r>
+        <w:rPr>
+          <w:b/>
+          <w:bCs/>
+          <w:color w:val="101C33"/>
+          <w:sz w:val="30"/>
+          <w:szCs w:val="30"/>
+        </w:rPr>
+        <w:t>NEW SECTION]</w:t>
+      </w:r>
+    </w:p>
+    <w:p>
+      <w:pPr>
+        <w:spacing w:after="100"/>
+      </w:pPr>
+      <w:r>
+        <w:rPr>
+          <w:i/>
+          <w:iCs/>
+          <w:color w:val="6B7689"/>
+          <w:sz w:val="19"/>
+          <w:szCs w:val="19"/>
+        </w:rPr>
+        <w:t xml:space="preserve">Added in response to “do we need a section like </w:t>
+      </w:r>
+      <w:proofErr w:type="spellStart"/>
+      <w:r>
+        <w:rPr>
+          <w:i/>
+          <w:iCs/>
+          <w:color w:val="6B7689"/>
+          <w:sz w:val="19"/>
+          <w:szCs w:val="19"/>
+        </w:rPr>
+        <w:t>Hoonartek's</w:t>
+      </w:r>
+      <w:proofErr w:type="spellEnd"/>
+      <w:r>
+        <w:rPr>
+          <w:i/>
+          <w:iCs/>
+          <w:color w:val="6B7689"/>
+          <w:sz w:val="19"/>
+          <w:szCs w:val="19"/>
+        </w:rPr>
+        <w:t xml:space="preserve"> </w:t>
+      </w:r>
+      <w:proofErr w:type="spellStart"/>
+      <w:r>
+        <w:rPr>
+          <w:i/>
+          <w:iCs/>
+          <w:color w:val="6B7689"/>
+          <w:sz w:val="19"/>
+          <w:szCs w:val="19"/>
+        </w:rPr>
+        <w:t>ClearView</w:t>
+      </w:r>
+      <w:proofErr w:type="spellEnd"/>
+      <w:r>
+        <w:rPr>
+          <w:i/>
+          <w:iCs/>
+          <w:color w:val="6B7689"/>
+          <w:sz w:val="19"/>
+          <w:szCs w:val="19"/>
+        </w:rPr>
+        <w:t xml:space="preserve">™?” — </w:t>
+      </w:r>
+      <w:proofErr w:type="gramStart"/>
+      <w:r>
+        <w:rPr>
+          <w:i/>
+          <w:iCs/>
+          <w:color w:val="6B7689"/>
+          <w:sz w:val="19"/>
+          <w:szCs w:val="19"/>
+        </w:rPr>
+        <w:t>yes</w:t>
+      </w:r>
+      <w:proofErr w:type="gramEnd"/>
+      <w:r>
+        <w:rPr>
+          <w:i/>
+          <w:iCs/>
+          <w:color w:val="6B7689"/>
+          <w:sz w:val="19"/>
+          <w:szCs w:val="19"/>
+        </w:rPr>
+        <w:t xml:space="preserve">, and the corporate deck shows </w:t>
+      </w:r>
+      <w:proofErr w:type="spellStart"/>
+      <w:r>
+        <w:rPr>
+          <w:i/>
+          <w:iCs/>
+          <w:color w:val="6B7689"/>
+          <w:sz w:val="19"/>
+          <w:szCs w:val="19"/>
+        </w:rPr>
+        <w:t>aiDataWorks</w:t>
+      </w:r>
+      <w:proofErr w:type="spellEnd"/>
+      <w:r>
+        <w:rPr>
+          <w:i/>
+          <w:iCs/>
+          <w:color w:val="6B7689"/>
+          <w:sz w:val="19"/>
+          <w:szCs w:val="19"/>
+        </w:rPr>
+        <w:t xml:space="preserve"> already has the real material for one.</w:t>
+      </w:r>
+    </w:p>
+    <w:p>
+      <w:pPr>
+        <w:spacing w:after="100"/>
+      </w:pPr>
+      <w:r>
+        <w:rPr>
+          <w:b/>
+          <w:bCs/>
+          <w:color w:val="101C33"/>
+          <w:sz w:val="21"/>
+          <w:szCs w:val="21"/>
+        </w:rPr>
+        <w:t>Spotlight copy:</w:t>
+      </w:r>
+    </w:p>
+    <w:p>
+      <w:pPr>
+        <w:pBdr>
+          <w:left w:val="single" w:sz="12" w:space="8" w:color="2450FF"/>
         </w:pBdr>
         <w:spacing w:after="100"/>
         <w:ind w:left="300"/>
@@ -1385,10 +1991,52 @@
           <w:i/>
           <w:iCs/>
           <w:color w:val="101C33"/>
-          <w:sz w:val="20"/>
-          <w:szCs w:val="20"/>
-        </w:rPr>
-        <w:t xml:space="preserve">"AI isn't bolted onto our delivery — it's built into it. Our Agentic AI Copilot for Informatica &amp; Snowflake, custom LLMs, and agent flows turn governed data into action, while purpose-built platforms bring AI directly to the factory floor."</w:t>
+        </w:rPr>
+        <w:t>"AI isn't bolted onto our delivery — it'</w:t>
+      </w:r>
+      <w:r>
+        <w:rPr>
+          <w:i/>
+          <w:iCs/>
+          <w:color w:val="101C33"/>
+        </w:rPr>
+        <w:t xml:space="preserve">s built into it. Our </w:t>
+      </w:r>
+      <w:proofErr w:type="spellStart"/>
+      <w:r>
+        <w:rPr>
+          <w:i/>
+          <w:iCs/>
+          <w:color w:val="101C33"/>
+        </w:rPr>
+        <w:t>Agentic</w:t>
+      </w:r>
+      <w:proofErr w:type="spellEnd"/>
+      <w:r>
+        <w:rPr>
+          <w:i/>
+          <w:iCs/>
+          <w:color w:val="101C33"/>
+        </w:rPr>
+        <w:t xml:space="preserve"> AI Copilot for </w:t>
+      </w:r>
+      <w:proofErr w:type="spellStart"/>
+      <w:r>
+        <w:rPr>
+          <w:i/>
+          <w:iCs/>
+          <w:color w:val="101C33"/>
+        </w:rPr>
+        <w:t>Informatica</w:t>
+      </w:r>
+      <w:proofErr w:type="spellEnd"/>
+      <w:r>
+        <w:rPr>
+          <w:i/>
+          <w:iCs/>
+          <w:color w:val="101C33"/>
+        </w:rPr>
+        <w:t xml:space="preserve"> &amp; Snowflake, custom LLMs, and agent flows turn governed data into action, while purpose-built platforms bring AI directly to the factory floor."</w:t>
       </w:r>
       <w:r>
         <w:rPr>
@@ -1409,13 +2057,21 @@
         <w:rPr>
           <w:b/>
           <w:bCs/>
-          <w:i w:val="false"/>
-          <w:iCs w:val="false"/>
-          <w:color w:val="101C33"/>
-          <w:sz w:val="21"/>
-          <w:szCs w:val="21"/>
-        </w:rPr>
-        <w:t xml:space="preserve">Supporting facts behind that spotlight (all real):</w:t>
+          <w:color w:val="101C33"/>
+          <w:sz w:val="21"/>
+          <w:szCs w:val="21"/>
+        </w:rPr>
+        <w:t>Supporting facts behind that spotlight (all re</w:t>
+      </w:r>
+      <w:r>
+        <w:rPr>
+          <w:b/>
+          <w:bCs/>
+          <w:color w:val="101C33"/>
+          <w:sz w:val="21"/>
+          <w:szCs w:val="21"/>
+        </w:rPr>
+        <w:t>al):</w:t>
       </w:r>
     </w:p>
     <w:p>
@@ -1427,13 +2083,33 @@
         </w:numPr>
         <w:spacing w:after="55"/>
       </w:pPr>
-      <w:r>
-        <w:rPr>
-          <w:color w:val="101C33"/>
-          <w:sz w:val="20"/>
-          <w:szCs w:val="20"/>
-        </w:rPr>
-        <w:t xml:space="preserve">Agentic AI Copilot for Informatica &amp; Snowflake — a named modernization accelerator</w:t>
+      <w:proofErr w:type="spellStart"/>
+      <w:r>
+        <w:rPr>
+          <w:color w:val="101C33"/>
+        </w:rPr>
+        <w:t>Agentic</w:t>
+      </w:r>
+      <w:proofErr w:type="spellEnd"/>
+      <w:r>
+        <w:rPr>
+          <w:color w:val="101C33"/>
+        </w:rPr>
+        <w:t xml:space="preserve"> AI Copilot for </w:t>
+      </w:r>
+      <w:proofErr w:type="spellStart"/>
+      <w:r>
+        <w:rPr>
+          <w:color w:val="101C33"/>
+        </w:rPr>
+        <w:t>Informatica</w:t>
+      </w:r>
+      <w:proofErr w:type="spellEnd"/>
+      <w:r>
+        <w:rPr>
+          <w:color w:val="101C33"/>
+        </w:rPr>
+        <w:t xml:space="preserve"> &amp; Snowflake — a named modernization accelerator</w:t>
       </w:r>
       <w:r>
         <w:rPr>
@@ -1458,10 +2134,8 @@
       <w:r>
         <w:rPr>
           <w:color w:val="101C33"/>
-          <w:sz w:val="20"/>
-          <w:szCs w:val="20"/>
-        </w:rPr>
-        <w:t xml:space="preserve">Custom LLMs, Agent Flows, and AI Readiness Assessments as standing service lines</w:t>
+        </w:rPr>
+        <w:t>Custom LLMs, Agent Flows, and AI Readiness Assessments as standing service lines</w:t>
       </w:r>
       <w:r>
         <w:rPr>
@@ -1486,10 +2160,14 @@
       <w:r>
         <w:rPr>
           <w:color w:val="101C33"/>
-          <w:sz w:val="20"/>
-          <w:szCs w:val="20"/>
-        </w:rPr>
-        <w:t xml:space="preserve">AI Driven Manufacturing Copilot (via GEM) — real-time insights, alerts, and optimization guidance integrated with factory MES/sensor data, for Factory Ops Managers, Test Engineers, and Shift Supervisors</w:t>
+        </w:rPr>
+        <w:t>AI Driven Manufacturing Copilot (via GEM) — real-time insights, alerts,</w:t>
+      </w:r>
+      <w:r>
+        <w:rPr>
+          <w:color w:val="101C33"/>
+        </w:rPr>
+        <w:t xml:space="preserve"> and optimization guidance integrated with factory MES/sensor data, for Factory Ops Managers, Test Engineers, and Shift Supervisors</w:t>
       </w:r>
       <w:r>
         <w:rPr>
@@ -1511,13 +2189,39 @@
         </w:numPr>
         <w:spacing w:after="55"/>
       </w:pPr>
-      <w:r>
-        <w:rPr>
-          <w:color w:val="101C33"/>
-          <w:sz w:val="20"/>
-          <w:szCs w:val="20"/>
-        </w:rPr>
-        <w:t xml:space="preserve">Precare SaaS AI/ML Analytics Platform (via GEM) — site dashboards, predictive analytics, real-time downtime/yield/defect tracking, and a built-in ROI calculator</w:t>
+      <w:proofErr w:type="spellStart"/>
+      <w:r>
+        <w:rPr>
+          <w:color w:val="101C33"/>
+        </w:rPr>
+        <w:t>Precare</w:t>
+      </w:r>
+      <w:proofErr w:type="spellEnd"/>
+      <w:r>
+        <w:rPr>
+          <w:color w:val="101C33"/>
+        </w:rPr>
+        <w:t xml:space="preserve"> </w:t>
+      </w:r>
+      <w:proofErr w:type="spellStart"/>
+      <w:r>
+        <w:rPr>
+          <w:color w:val="101C33"/>
+        </w:rPr>
+        <w:t>SaaS</w:t>
+      </w:r>
+      <w:proofErr w:type="spellEnd"/>
+      <w:r>
+        <w:rPr>
+          <w:color w:val="101C33"/>
+        </w:rPr>
+        <w:t xml:space="preserve"> AI/ML Analytics Platform (via GEM) — site dashboards, predictive analytics, real-time downtime/yield/de</w:t>
+      </w:r>
+      <w:r>
+        <w:rPr>
+          <w:color w:val="101C33"/>
+        </w:rPr>
+        <w:t>fect tracking, and a built-in ROI calculator</w:t>
       </w:r>
       <w:r>
         <w:rPr>
@@ -1542,16 +2246,93 @@
           <w:sz w:val="19"/>
           <w:szCs w:val="19"/>
         </w:rPr>
-        <w:t xml:space="preserve">These two GEM platforms are aiDataWorks' closest equivalent to Hoonartek's ClearView™ — real, named, productized IP, currently under-surfaced on the homepage. Recommend a visual card treatment here (icon + name + one-line outcome per platform), not a wall of text.</w:t>
+        <w:lastRenderedPageBreak/>
+        <w:t xml:space="preserve">These two GEM platforms are </w:t>
+      </w:r>
+      <w:proofErr w:type="spellStart"/>
+      <w:r>
+        <w:rPr>
+          <w:i/>
+          <w:iCs/>
+          <w:color w:val="6B7689"/>
+          <w:sz w:val="19"/>
+          <w:szCs w:val="19"/>
+        </w:rPr>
+        <w:t>aiDataWorks</w:t>
+      </w:r>
+      <w:proofErr w:type="spellEnd"/>
+      <w:r>
+        <w:rPr>
+          <w:i/>
+          <w:iCs/>
+          <w:color w:val="6B7689"/>
+          <w:sz w:val="19"/>
+          <w:szCs w:val="19"/>
+        </w:rPr>
+        <w:t xml:space="preserve">' closest equivalent to </w:t>
+      </w:r>
+      <w:proofErr w:type="spellStart"/>
+      <w:r>
+        <w:rPr>
+          <w:i/>
+          <w:iCs/>
+          <w:color w:val="6B7689"/>
+          <w:sz w:val="19"/>
+          <w:szCs w:val="19"/>
+        </w:rPr>
+        <w:t>Hoonartek's</w:t>
+      </w:r>
+      <w:proofErr w:type="spellEnd"/>
+      <w:r>
+        <w:rPr>
+          <w:i/>
+          <w:iCs/>
+          <w:color w:val="6B7689"/>
+          <w:sz w:val="19"/>
+          <w:szCs w:val="19"/>
+        </w:rPr>
+        <w:t xml:space="preserve"> </w:t>
+      </w:r>
+      <w:proofErr w:type="spellStart"/>
+      <w:r>
+        <w:rPr>
+          <w:i/>
+          <w:iCs/>
+          <w:color w:val="6B7689"/>
+          <w:sz w:val="19"/>
+          <w:szCs w:val="19"/>
+        </w:rPr>
+        <w:t>ClearView</w:t>
+      </w:r>
+      <w:proofErr w:type="spellEnd"/>
+      <w:r>
+        <w:rPr>
+          <w:i/>
+          <w:iCs/>
+          <w:color w:val="6B7689"/>
+          <w:sz w:val="19"/>
+          <w:szCs w:val="19"/>
+        </w:rPr>
+        <w:t>™ — real, named, productized IP, currently under-surfaced on the homepage. Recommend a visual card treatment here (icon</w:t>
+      </w:r>
+      <w:r>
+        <w:rPr>
+          <w:i/>
+          <w:iCs/>
+          <w:color w:val="6B7689"/>
+          <w:sz w:val="19"/>
+          <w:szCs w:val="19"/>
+        </w:rPr>
+        <w:t xml:space="preserve"> + name + one-line outcome per platform), not a wall of text.</w:t>
       </w:r>
     </w:p>
     <w:p>
       <w:pPr>
         <w:pStyle w:val="Heading1"/>
         <w:pBdr>
-          <w:bottom w:val="single" w:color="2450FF" w:sz="12" w:space="4"/>
+          <w:bottom w:val="single" w:sz="12" w:space="4" w:color="2450FF"/>
         </w:pBdr>
-        <w:spacing w:after="120" w:before="420"/>
+        <w:spacing w:before="420" w:after="120"/>
       </w:pPr>
       <w:r>
         <w:rPr>
@@ -1561,7 +2342,7 @@
           <w:sz w:val="30"/>
           <w:szCs w:val="30"/>
         </w:rPr>
-        <w:t xml:space="preserve">7. Flagship Proof Story</w:t>
+        <w:t>7. Flagship Proof Story</w:t>
       </w:r>
     </w:p>
     <w:p>
@@ -1572,19 +2353,17 @@
         <w:rPr>
           <w:b/>
           <w:bCs/>
-          <w:i w:val="false"/>
-          <w:iCs w:val="false"/>
-          <w:color w:val="101C33"/>
-          <w:sz w:val="21"/>
-          <w:szCs w:val="21"/>
-        </w:rPr>
-        <w:t xml:space="preserve">Chosen story — built from real B2B brochure data:</w:t>
+          <w:color w:val="101C33"/>
+          <w:sz w:val="21"/>
+          <w:szCs w:val="21"/>
+        </w:rPr>
+        <w:t>Chosen story — built from real B2B brochure data:</w:t>
       </w:r>
     </w:p>
     <w:p>
       <w:pPr>
         <w:pBdr>
-          <w:left w:val="single" w:color="2450FF" w:sz="12" w:space="8"/>
+          <w:left w:val="single" w:sz="12" w:space="8" w:color="2450FF"/>
         </w:pBdr>
         <w:spacing w:after="100"/>
         <w:ind w:left="300"/>
@@ -1594,10 +2373,98 @@
           <w:i/>
           <w:iCs/>
           <w:color w:val="101C33"/>
-          <w:sz w:val="20"/>
-          <w:szCs w:val="20"/>
-        </w:rPr>
-        <w:t xml:space="preserve">"A Tier-1 mortgage insurer needed to move off a brittle, on-premise Informatica B2B stack — PowerCenter, B2B Data Exchange, and Managed File Transfer — without disrupting EDI, X12, and MISMO trading-partner traffic. aiDataWorks re-engineered the estate onto Informatica's Cloud B2B Gateway, CDI, and CAI, modernizing 100+ data transformation services under a tight SLA — re-architected for cloud scale, not simply lifted and shifted."</w:t>
+        </w:rPr>
+        <w:t xml:space="preserve">"A Tier-1 mortgage insurer needed to move off a brittle, on-premise </w:t>
+      </w:r>
+      <w:proofErr w:type="spellStart"/>
+      <w:r>
+        <w:rPr>
+          <w:i/>
+          <w:iCs/>
+          <w:color w:val="101C33"/>
+        </w:rPr>
+        <w:t>Informatica</w:t>
+      </w:r>
+      <w:proofErr w:type="spellEnd"/>
+      <w:r>
+        <w:rPr>
+          <w:i/>
+          <w:iCs/>
+          <w:color w:val="101C33"/>
+        </w:rPr>
+        <w:t xml:space="preserve"> B2B stack — </w:t>
+      </w:r>
+      <w:proofErr w:type="spellStart"/>
+      <w:r>
+        <w:rPr>
+          <w:i/>
+          <w:iCs/>
+          <w:color w:val="101C33"/>
+        </w:rPr>
+        <w:t>PowerCenter</w:t>
+      </w:r>
+      <w:proofErr w:type="spellEnd"/>
+      <w:r>
+        <w:rPr>
+          <w:i/>
+          <w:iCs/>
+          <w:color w:val="101C33"/>
+        </w:rPr>
+        <w:t>, B2B Data Exchan</w:t>
+      </w:r>
+      <w:r>
+        <w:rPr>
+          <w:i/>
+          <w:iCs/>
+          <w:color w:val="101C33"/>
+        </w:rPr>
+        <w:t xml:space="preserve">ge, and Managed File Transfer — without disrupting EDI, X12, and MISMO trading-partner traffic. </w:t>
+      </w:r>
+      <w:proofErr w:type="spellStart"/>
+      <w:proofErr w:type="gramStart"/>
+      <w:r>
+        <w:rPr>
+          <w:i/>
+          <w:iCs/>
+          <w:color w:val="101C33"/>
+        </w:rPr>
+        <w:t>aiDataWorks</w:t>
+      </w:r>
+      <w:proofErr w:type="spellEnd"/>
+      <w:proofErr w:type="gramEnd"/>
+      <w:r>
+        <w:rPr>
+          <w:i/>
+          <w:iCs/>
+          <w:color w:val="101C33"/>
+        </w:rPr>
+        <w:t xml:space="preserve"> re-engineered the estate onto </w:t>
+      </w:r>
+      <w:proofErr w:type="spellStart"/>
+      <w:r>
+        <w:rPr>
+          <w:i/>
+          <w:iCs/>
+          <w:color w:val="101C33"/>
+        </w:rPr>
+        <w:t>Informatica's</w:t>
+      </w:r>
+      <w:proofErr w:type="spellEnd"/>
+      <w:r>
+        <w:rPr>
+          <w:i/>
+          <w:iCs/>
+          <w:color w:val="101C33"/>
+        </w:rPr>
+        <w:t xml:space="preserve"> Cloud B2B Gateway, CDI, and CAI, modernizing 100+ data transformation services under a tight SLA — re-ar</w:t>
+      </w:r>
+      <w:r>
+        <w:rPr>
+          <w:i/>
+          <w:iCs/>
+          <w:color w:val="101C33"/>
+        </w:rPr>
+        <w:t>chitected for cloud scale, not simply lifted and shifted."</w:t>
       </w:r>
       <w:r>
         <w:rPr>
@@ -1622,10 +2489,8 @@
       <w:r>
         <w:rPr>
           <w:color w:val="101C33"/>
-          <w:sz w:val="20"/>
-          <w:szCs w:val="20"/>
-        </w:rPr>
-        <w:t xml:space="preserve">Headline number: “100+ DT services modernized”</w:t>
+        </w:rPr>
+        <w:t>Headline number: “100+ DT services modernized”</w:t>
       </w:r>
       <w:r>
         <w:rPr>
@@ -1650,10 +2515,22 @@
       <w:r>
         <w:rPr>
           <w:color w:val="101C33"/>
-          <w:sz w:val="20"/>
-          <w:szCs w:val="20"/>
-        </w:rPr>
-        <w:t xml:space="preserve">Client reference: anonymized as “a Tier-1 mortgage insurer”</w:t>
+        </w:rPr>
+        <w:t xml:space="preserve">Client reference: </w:t>
+      </w:r>
+      <w:proofErr w:type="spellStart"/>
+      <w:r>
+        <w:rPr>
+          <w:color w:val="101C33"/>
+        </w:rPr>
+        <w:t>anonymized</w:t>
+      </w:r>
+      <w:proofErr w:type="spellEnd"/>
+      <w:r>
+        <w:rPr>
+          <w:color w:val="101C33"/>
+        </w:rPr>
+        <w:t xml:space="preserve"> as “a Tier-1 mortgage insurer”</w:t>
       </w:r>
       <w:r>
         <w:rPr>
@@ -1675,19 +2552,25 @@
           <w:b/>
           <w:bCs/>
           <w:color w:val="C0392B"/>
-          <w:sz w:val="20"/>
-          <w:szCs w:val="20"/>
-        </w:rPr>
-        <w:t xml:space="preserve">See the open lead on the cover page — the referenced “Customer References” deck may replace this whole section with a real, named story.</w:t>
+        </w:rPr>
+        <w:t>See the open lead on the cover page — the referenced “Customer Re</w:t>
+      </w:r>
+      <w:r>
+        <w:rPr>
+          <w:b/>
+          <w:bCs/>
+          <w:color w:val="C0392B"/>
+        </w:rPr>
+        <w:t>ferences” deck may replace this whole section with a real, named story.</w:t>
       </w:r>
     </w:p>
     <w:p>
       <w:pPr>
         <w:pStyle w:val="Heading1"/>
         <w:pBdr>
-          <w:bottom w:val="single" w:color="2450FF" w:sz="12" w:space="4"/>
+          <w:bottom w:val="single" w:sz="12" w:space="4" w:color="2450FF"/>
         </w:pBdr>
-        <w:spacing w:after="120" w:before="420"/>
+        <w:spacing w:before="420" w:after="120"/>
       </w:pPr>
       <w:r>
         <w:rPr>
@@ -1697,13 +2580,13 @@
           <w:sz w:val="30"/>
           <w:szCs w:val="30"/>
         </w:rPr>
-        <w:t xml:space="preserve">8. Pain-Led Narrative Band</w:t>
+        <w:t>8. Pain-Led Narrative Band</w:t>
       </w:r>
     </w:p>
     <w:p>
       <w:pPr>
         <w:pBdr>
-          <w:left w:val="single" w:color="2450FF" w:sz="12" w:space="8"/>
+          <w:left w:val="single" w:sz="12" w:space="8" w:color="2450FF"/>
         </w:pBdr>
         <w:spacing w:after="100"/>
         <w:ind w:left="300"/>
@@ -1713,10 +2596,16 @@
           <w:i/>
           <w:iCs/>
           <w:color w:val="101C33"/>
-          <w:sz w:val="20"/>
-          <w:szCs w:val="20"/>
-        </w:rPr>
-        <w:t xml:space="preserve">"Most enterprise data programs stall for the same reasons: fragmented data estates, stalled AI initiatives, rising cost, and governance risk. We fix the foundation, then activate it — faster innovation, lower cost, stronger governance, AI-ready data."</w:t>
+        </w:rPr>
+        <w:t>"</w:t>
+      </w:r>
+      <w:r>
+        <w:rPr>
+          <w:i/>
+          <w:iCs/>
+          <w:color w:val="101C33"/>
+        </w:rPr>
+        <w:t>Most enterprise data programs stall for the same reasons: fragmented data estates, stalled AI initiatives, rising cost, and governance risk. We fix the foundation, then activate it — faster innovation, lower cost, stronger governance, AI-ready data."</w:t>
       </w:r>
       <w:r>
         <w:rPr>
@@ -1726,13 +2615,24 @@
           <w:sz w:val="16"/>
           <w:szCs w:val="16"/>
         </w:rPr>
-        <w:t xml:space="preserve">  [REAL]</w:t>
+        <w:t xml:space="preserve">  [REA</w:t>
+      </w:r>
+      <w:r>
+        <w:rPr>
+          <w:b/>
+          <w:bCs/>
+          <w:color w:val="1D7A5F"/>
+          <w:sz w:val="16"/>
+          <w:szCs w:val="16"/>
+        </w:rPr>
+        <w:t>L]</w:t>
       </w:r>
     </w:p>
     <w:p>
       <w:pPr>
         <w:spacing w:after="100"/>
       </w:pPr>
+      <w:proofErr w:type="gramStart"/>
       <w:r>
         <w:rPr>
           <w:i/>
@@ -1741,16 +2641,19 @@
           <w:sz w:val="19"/>
           <w:szCs w:val="19"/>
         </w:rPr>
-        <w:t xml:space="preserve">Unchanged — fully real, no updates from the corporate deck.</w:t>
-      </w:r>
+        <w:t>Unchanged — fully real, no updates from the corporate deck.</w:t>
+      </w:r>
+      <w:bookmarkStart w:id="0" w:name="_GoBack"/>
+      <w:bookmarkEnd w:id="0"/>
+      <w:proofErr w:type="gramEnd"/>
     </w:p>
     <w:p>
       <w:pPr>
         <w:pStyle w:val="Heading1"/>
         <w:pBdr>
-          <w:bottom w:val="single" w:color="2450FF" w:sz="12" w:space="4"/>
+          <w:bottom w:val="single" w:sz="12" w:space="4" w:color="2450FF"/>
         </w:pBdr>
-        <w:spacing w:after="120" w:before="420"/>
+        <w:spacing w:before="420" w:after="120"/>
       </w:pPr>
       <w:r>
         <w:rPr>
@@ -1760,7 +2663,7 @@
           <w:sz w:val="30"/>
           <w:szCs w:val="30"/>
         </w:rPr>
-        <w:t xml:space="preserve">9. Industries</w:t>
+        <w:t>9. Industries</w:t>
       </w:r>
     </w:p>
     <w:p>
@@ -1775,10 +2678,8 @@
       <w:r>
         <w:rPr>
           <w:color w:val="101C33"/>
-          <w:sz w:val="20"/>
-          <w:szCs w:val="20"/>
-        </w:rPr>
-        <w:t xml:space="preserve">Healthcare — KPI-powered dashboards for diagnosis, clinical data, patient care quality, and business management</w:t>
+        </w:rPr>
+        <w:t>Healthcare — KPI-powered dashboards for diagnosis, clinical data, patient care quality, and business management</w:t>
       </w:r>
       <w:r>
         <w:rPr>
@@ -1803,10 +2704,14 @@
       <w:r>
         <w:rPr>
           <w:color w:val="101C33"/>
-          <w:sz w:val="20"/>
-          <w:szCs w:val="20"/>
-        </w:rPr>
-        <w:t xml:space="preserve">Financial Services — custom manager diagnostic dashboards for deeper market insights and portfolio management, plus BI advisory</w:t>
+        </w:rPr>
+        <w:t>Financial Services — custom manager diagnostic dashboards f</w:t>
+      </w:r>
+      <w:r>
+        <w:rPr>
+          <w:color w:val="101C33"/>
+        </w:rPr>
+        <w:t>or deeper market insights and portfolio management, plus BI advisory</w:t>
       </w:r>
       <w:r>
         <w:rPr>
@@ -1831,10 +2736,8 @@
       <w:r>
         <w:rPr>
           <w:color w:val="101C33"/>
-          <w:sz w:val="20"/>
-          <w:szCs w:val="20"/>
-        </w:rPr>
-        <w:t xml:space="preserve">Insurance — sales performance dashboards collecting data from multiple sources with real-time, interactive analytics</w:t>
+        </w:rPr>
+        <w:t>Insurance — sales performance dashboards collecting data from multiple sources with real-time, interactive analytics</w:t>
       </w:r>
       <w:r>
         <w:rPr>
@@ -1859,10 +2762,14 @@
       <w:r>
         <w:rPr>
           <w:color w:val="101C33"/>
-          <w:sz w:val="20"/>
-          <w:szCs w:val="20"/>
-        </w:rPr>
-        <w:t xml:space="preserve">Manufacturing — Data Science and Big Data-powered solutions for price optimization, demand forecasting, preventive maintenance, and fault prediction; reinforced by the real AI Manufacturing Copilot (§6)</w:t>
+        </w:rPr>
+        <w:t>Manufacturing — Data Science and Big Data-powered solu</w:t>
+      </w:r>
+      <w:r>
+        <w:rPr>
+          <w:color w:val="101C33"/>
+        </w:rPr>
+        <w:t>tions for price optimization, demand forecasting, preventive maintenance, and fault prediction; reinforced by the real AI Manufacturing Copilot (§6)</w:t>
       </w:r>
       <w:r>
         <w:rPr>
@@ -1887,10 +2794,14 @@
       <w:r>
         <w:rPr>
           <w:color w:val="101C33"/>
-          <w:sz w:val="20"/>
-          <w:szCs w:val="20"/>
-        </w:rPr>
-        <w:t xml:space="preserve">Retail &amp; CPG — recommendation engines tracking cart abandonment, purchase behavior, and cross-selling opportunities</w:t>
+        </w:rPr>
+        <w:t>Retail &amp; CPG — recommendation engines tracking cart abandonment, purchase behavior, and cross-selli</w:t>
+      </w:r>
+      <w:r>
+        <w:rPr>
+          <w:color w:val="101C33"/>
+        </w:rPr>
+        <w:t>ng opportunities</w:t>
       </w:r>
       <w:r>
         <w:rPr>
@@ -1915,10 +2826,8 @@
       <w:r>
         <w:rPr>
           <w:color w:val="101C33"/>
-          <w:sz w:val="20"/>
-          <w:szCs w:val="20"/>
-        </w:rPr>
-        <w:t xml:space="preserve">Public Sector — modernized case-management and constituent-data platforms so agencies see one citizen record across departments</w:t>
+        </w:rPr>
+        <w:t>Public Sector — modernized case-management and constituent-data platforms so agencies see one citizen record across departments</w:t>
       </w:r>
       <w:r>
         <w:rPr>
@@ -1943,16 +2852,26 @@
           <w:sz w:val="19"/>
           <w:szCs w:val="19"/>
         </w:rPr>
-        <w:t xml:space="preserve">Manufacturing card strengthened with a cross-reference to the new AI &amp; Automation section — otherwise unchanged.</w:t>
+        <w:t>Manufacturing card strengthened with a cross-reference to the new AI &amp;</w:t>
+      </w:r>
+      <w:r>
+        <w:rPr>
+          <w:i/>
+          <w:iCs/>
+          <w:color w:val="6B7689"/>
+          <w:sz w:val="19"/>
+          <w:szCs w:val="19"/>
+        </w:rPr>
+        <w:t xml:space="preserve"> Automation section — otherwise unchanged.</w:t>
       </w:r>
     </w:p>
     <w:p>
       <w:pPr>
         <w:pStyle w:val="Heading1"/>
         <w:pBdr>
-          <w:bottom w:val="single" w:color="2450FF" w:sz="12" w:space="4"/>
+          <w:bottom w:val="single" w:sz="12" w:space="4" w:color="2450FF"/>
         </w:pBdr>
-        <w:spacing w:after="120" w:before="420"/>
+        <w:spacing w:before="420" w:after="120"/>
       </w:pPr>
       <w:r>
         <w:rPr>
@@ -1962,7 +2881,7 @@
           <w:sz w:val="30"/>
           <w:szCs w:val="30"/>
         </w:rPr>
-        <w:t xml:space="preserve">10. Testimonials</w:t>
+        <w:t>10. Testimonials</w:t>
       </w:r>
     </w:p>
     <w:p>
@@ -1974,10 +2893,26 @@
           <w:b/>
           <w:bCs/>
           <w:color w:val="C0392B"/>
-          <w:sz w:val="20"/>
-          <w:szCs w:val="20"/>
-        </w:rPr>
-        <w:t xml:space="preserve">Check the “Customer References” deck referenced on the cover page before finalizing this section — it may contain real, attributable quotes.</w:t>
+        </w:rPr>
+        <w:t xml:space="preserve">Check the “Customer References” deck referenced on the cover page before finalizing this section — it may contain real, </w:t>
+      </w:r>
+      <w:proofErr w:type="gramStart"/>
+      <w:r>
+        <w:rPr>
+          <w:b/>
+          <w:bCs/>
+          <w:color w:val="C0392B"/>
+        </w:rPr>
+        <w:t>attributable</w:t>
+      </w:r>
+      <w:proofErr w:type="gramEnd"/>
+      <w:r>
+        <w:rPr>
+          <w:b/>
+          <w:bCs/>
+          <w:color w:val="C0392B"/>
+        </w:rPr>
+        <w:t xml:space="preserve"> quotes.</w:t>
       </w:r>
     </w:p>
     <w:p>
@@ -1989,16 +2924,22 @@
           <w:b/>
           <w:bCs/>
           <w:color w:val="C0392B"/>
-          <w:sz w:val="20"/>
-          <w:szCs w:val="20"/>
-        </w:rPr>
-        <w:t xml:space="preserve">Until then, the quotes below are DRAFT placeholders only — not written, reviewed, or approved by the named client.</w:t>
+        </w:rPr>
+        <w:t>Until then, the quotes below are DRAFT placeholders onl</w:t>
+      </w:r>
+      <w:r>
+        <w:rPr>
+          <w:b/>
+          <w:bCs/>
+          <w:color w:val="C0392B"/>
+        </w:rPr>
+        <w:t>y — not written, reviewed, or approved by the named client.</w:t>
       </w:r>
     </w:p>
     <w:p>
       <w:pPr>
         <w:pBdr>
-          <w:left w:val="single" w:color="2450FF" w:sz="12" w:space="8"/>
+          <w:left w:val="single" w:sz="12" w:space="8" w:color="2450FF"/>
         </w:pBdr>
         <w:spacing w:after="100"/>
         <w:ind w:left="300"/>
@@ -2008,10 +2949,26 @@
           <w:i/>
           <w:iCs/>
           <w:color w:val="101C33"/>
-          <w:sz w:val="20"/>
-          <w:szCs w:val="20"/>
-        </w:rPr>
-        <w:t xml:space="preserve">"Modernizing our data foundation with aiDataWorks gave our teams one reliable view of patient and operational data — something we couldn't get from our legacy integration stack."</w:t>
+        </w:rPr>
+        <w:t xml:space="preserve">"Modernizing our data foundation with </w:t>
+      </w:r>
+      <w:proofErr w:type="spellStart"/>
+      <w:r>
+        <w:rPr>
+          <w:i/>
+          <w:iCs/>
+          <w:color w:val="101C33"/>
+        </w:rPr>
+        <w:t>aiDataWorks</w:t>
+      </w:r>
+      <w:proofErr w:type="spellEnd"/>
+      <w:r>
+        <w:rPr>
+          <w:i/>
+          <w:iCs/>
+          <w:color w:val="101C33"/>
+        </w:rPr>
+        <w:t xml:space="preserve"> gave our teams one reliable view of patient and operational data — something we couldn't get from our legacy integration stack."</w:t>
       </w:r>
       <w:r>
         <w:rPr>
@@ -2019,7 +2976,42 @@
           <w:sz w:val="18"/>
           <w:szCs w:val="18"/>
         </w:rPr>
-        <w:t xml:space="preserve">  — [Title], Corewell Health</w:t>
+        <w:t xml:space="preserve">  — [Title], </w:t>
+      </w:r>
+      <w:proofErr w:type="spellStart"/>
+      <w:r>
+        <w:rPr>
+          <w:color w:val="6B7689"/>
+          <w:sz w:val="18"/>
+          <w:szCs w:val="18"/>
+        </w:rPr>
+        <w:t>Corew</w:t>
+      </w:r>
+      <w:r>
+        <w:rPr>
+          <w:color w:val="6B7689"/>
+          <w:sz w:val="18"/>
+          <w:szCs w:val="18"/>
+        </w:rPr>
+        <w:t>ell</w:t>
+      </w:r>
+      <w:proofErr w:type="spellEnd"/>
+      <w:r>
+        <w:rPr>
+          <w:color w:val="6B7689"/>
+          <w:sz w:val="18"/>
+          <w:szCs w:val="18"/>
+        </w:rPr>
+        <w:t xml:space="preserve"> </w:t>
+      </w:r>
+      <w:proofErr w:type="gramStart"/>
+      <w:r>
+        <w:rPr>
+          <w:color w:val="6B7689"/>
+          <w:sz w:val="18"/>
+          <w:szCs w:val="18"/>
+        </w:rPr>
+        <w:t>Health</w:t>
       </w:r>
       <w:r>
         <w:rPr>
@@ -2029,13 +3021,24 @@
           <w:sz w:val="16"/>
           <w:szCs w:val="16"/>
         </w:rPr>
-        <w:t xml:space="preserve">  [DRAFT]</w:t>
+        <w:t xml:space="preserve">  [</w:t>
+      </w:r>
+      <w:proofErr w:type="gramEnd"/>
+      <w:r>
+        <w:rPr>
+          <w:b/>
+          <w:bCs/>
+          <w:color w:val="B26A00"/>
+          <w:sz w:val="16"/>
+          <w:szCs w:val="16"/>
+        </w:rPr>
+        <w:t>DRAFT]</w:t>
       </w:r>
     </w:p>
     <w:p>
       <w:pPr>
         <w:pBdr>
-          <w:left w:val="single" w:color="2450FF" w:sz="12" w:space="8"/>
+          <w:left w:val="single" w:sz="12" w:space="8" w:color="2450FF"/>
         </w:pBdr>
         <w:spacing w:after="100"/>
         <w:ind w:left="300"/>
@@ -2045,10 +3048,28 @@
           <w:i/>
           <w:iCs/>
           <w:color w:val="101C33"/>
-          <w:sz w:val="20"/>
-          <w:szCs w:val="20"/>
-        </w:rPr>
-        <w:t xml:space="preserve">"aiDataWorks didn't just migrate our systems — they left us with governance and data quality practices our team could run on our own."</w:t>
+        </w:rPr>
+        <w:t>"</w:t>
+      </w:r>
+      <w:proofErr w:type="spellStart"/>
+      <w:proofErr w:type="gramStart"/>
+      <w:r>
+        <w:rPr>
+          <w:i/>
+          <w:iCs/>
+          <w:color w:val="101C33"/>
+        </w:rPr>
+        <w:t>aiDataWorks</w:t>
+      </w:r>
+      <w:proofErr w:type="spellEnd"/>
+      <w:proofErr w:type="gramEnd"/>
+      <w:r>
+        <w:rPr>
+          <w:i/>
+          <w:iCs/>
+          <w:color w:val="101C33"/>
+        </w:rPr>
+        <w:t xml:space="preserve"> didn't just migrate our systems — they left us with governance and data quality practices our team could run on our own."</w:t>
       </w:r>
       <w:r>
         <w:rPr>
@@ -2056,7 +3077,16 @@
           <w:sz w:val="18"/>
           <w:szCs w:val="18"/>
         </w:rPr>
-        <w:t xml:space="preserve">  — [Title], UPMC</w:t>
+        <w:t xml:space="preserve">  — [Title], </w:t>
+      </w:r>
+      <w:proofErr w:type="gramStart"/>
+      <w:r>
+        <w:rPr>
+          <w:color w:val="6B7689"/>
+          <w:sz w:val="18"/>
+          <w:szCs w:val="18"/>
+        </w:rPr>
+        <w:t>UPMC</w:t>
       </w:r>
       <w:r>
         <w:rPr>
@@ -2066,13 +3096,24 @@
           <w:sz w:val="16"/>
           <w:szCs w:val="16"/>
         </w:rPr>
-        <w:t xml:space="preserve">  [DRAFT]</w:t>
+        <w:t xml:space="preserve">  [</w:t>
+      </w:r>
+      <w:proofErr w:type="gramEnd"/>
+      <w:r>
+        <w:rPr>
+          <w:b/>
+          <w:bCs/>
+          <w:color w:val="B26A00"/>
+          <w:sz w:val="16"/>
+          <w:szCs w:val="16"/>
+        </w:rPr>
+        <w:t>DRAFT]</w:t>
       </w:r>
     </w:p>
     <w:p>
       <w:pPr>
         <w:pBdr>
-          <w:left w:val="single" w:color="2450FF" w:sz="12" w:space="8"/>
+          <w:left w:val="single" w:sz="12" w:space="8" w:color="2450FF"/>
         </w:pBdr>
         <w:spacing w:after="100"/>
         <w:ind w:left="300"/>
@@ -2082,10 +3123,34 @@
           <w:i/>
           <w:iCs/>
           <w:color w:val="101C33"/>
-          <w:sz w:val="20"/>
-          <w:szCs w:val="20"/>
-        </w:rPr>
-        <w:t xml:space="preserve">"The DMaaS model meant we paid for outcomes, not headcount — that alone changed how we planned the whole program."</w:t>
+        </w:rPr>
+        <w:t xml:space="preserve">"The </w:t>
+      </w:r>
+      <w:proofErr w:type="spellStart"/>
+      <w:r>
+        <w:rPr>
+          <w:i/>
+          <w:iCs/>
+          <w:color w:val="101C33"/>
+        </w:rPr>
+        <w:t>DMaaS</w:t>
+      </w:r>
+      <w:proofErr w:type="spellEnd"/>
+      <w:r>
+        <w:rPr>
+          <w:i/>
+          <w:iCs/>
+          <w:color w:val="101C33"/>
+        </w:rPr>
+        <w:t xml:space="preserve"> model meant we paid for outcomes, not headcount — that alone cha</w:t>
+      </w:r>
+      <w:r>
+        <w:rPr>
+          <w:i/>
+          <w:iCs/>
+          <w:color w:val="101C33"/>
+        </w:rPr>
+        <w:t>nged how we planned the whole program."</w:t>
       </w:r>
       <w:r>
         <w:rPr>
@@ -2093,7 +3158,16 @@
           <w:sz w:val="18"/>
           <w:szCs w:val="18"/>
         </w:rPr>
-        <w:t xml:space="preserve">  — [Title], MGIC</w:t>
+        <w:t xml:space="preserve">  — [Title], </w:t>
+      </w:r>
+      <w:proofErr w:type="gramStart"/>
+      <w:r>
+        <w:rPr>
+          <w:color w:val="6B7689"/>
+          <w:sz w:val="18"/>
+          <w:szCs w:val="18"/>
+        </w:rPr>
+        <w:t>MGIC</w:t>
       </w:r>
       <w:r>
         <w:rPr>
@@ -2103,16 +3177,27 @@
           <w:sz w:val="16"/>
           <w:szCs w:val="16"/>
         </w:rPr>
-        <w:t xml:space="preserve">  [DRAFT]</w:t>
+        <w:t xml:space="preserve">  [</w:t>
+      </w:r>
+      <w:proofErr w:type="gramEnd"/>
+      <w:r>
+        <w:rPr>
+          <w:b/>
+          <w:bCs/>
+          <w:color w:val="B26A00"/>
+          <w:sz w:val="16"/>
+          <w:szCs w:val="16"/>
+        </w:rPr>
+        <w:t>DRAFT]</w:t>
       </w:r>
     </w:p>
     <w:p>
       <w:pPr>
         <w:pStyle w:val="Heading1"/>
         <w:pBdr>
-          <w:bottom w:val="single" w:color="2450FF" w:sz="12" w:space="4"/>
+          <w:bottom w:val="single" w:sz="12" w:space="4" w:color="2450FF"/>
         </w:pBdr>
-        <w:spacing w:after="120" w:before="420"/>
+        <w:spacing w:before="420" w:after="120"/>
       </w:pPr>
       <w:r>
         <w:rPr>
@@ -2122,7 +3207,8 @@
           <w:sz w:val="30"/>
           <w:szCs w:val="30"/>
         </w:rPr>
-        <w:t xml:space="preserve">11. Partner Ecosystem</w:t>
+        <w:lastRenderedPageBreak/>
+        <w:t>11. Partner Ecosystem</w:t>
       </w:r>
     </w:p>
     <w:p>
@@ -2133,13 +3219,11 @@
         <w:rPr>
           <w:b/>
           <w:bCs/>
-          <w:i w:val="false"/>
-          <w:iCs w:val="false"/>
-          <w:color w:val="101C33"/>
-          <w:sz w:val="21"/>
-          <w:szCs w:val="21"/>
-        </w:rPr>
-        <w:t xml:space="preserve">Core partners:</w:t>
+          <w:color w:val="101C33"/>
+          <w:sz w:val="21"/>
+          <w:szCs w:val="21"/>
+        </w:rPr>
+        <w:t>Core partners:</w:t>
       </w:r>
     </w:p>
     <w:p>
@@ -2151,13 +3235,19 @@
         </w:numPr>
         <w:spacing w:after="55"/>
       </w:pPr>
-      <w:r>
-        <w:rPr>
-          <w:color w:val="101C33"/>
-          <w:sz w:val="20"/>
-          <w:szCs w:val="20"/>
-        </w:rPr>
-        <w:t xml:space="preserve">Informatica — backbone of our data integration, governance, quality, MDM, and automation solutions</w:t>
+      <w:proofErr w:type="spellStart"/>
+      <w:r>
+        <w:rPr>
+          <w:color w:val="101C33"/>
+        </w:rPr>
+        <w:t>Informatica</w:t>
+      </w:r>
+      <w:proofErr w:type="spellEnd"/>
+      <w:r>
+        <w:rPr>
+          <w:color w:val="101C33"/>
+        </w:rPr>
+        <w:t xml:space="preserve"> — backbone of our data integration, governance, quality, MDM, and automation solutions</w:t>
       </w:r>
       <w:r>
         <w:rPr>
@@ -2179,13 +3269,39 @@
         </w:numPr>
         <w:spacing w:after="55"/>
       </w:pPr>
-      <w:r>
-        <w:rPr>
-          <w:color w:val="101C33"/>
-          <w:sz w:val="20"/>
-          <w:szCs w:val="20"/>
-        </w:rPr>
-        <w:t xml:space="preserve">Databricks — AI/ML engineering, lakehouse architecture, high-scale analytics pipelines</w:t>
+      <w:proofErr w:type="spellStart"/>
+      <w:r>
+        <w:rPr>
+          <w:color w:val="101C33"/>
+        </w:rPr>
+        <w:t>Databricks</w:t>
+      </w:r>
+      <w:proofErr w:type="spellEnd"/>
+      <w:r>
+        <w:rPr>
+          <w:color w:val="101C33"/>
+        </w:rPr>
+        <w:t xml:space="preserve"> — AI/ML engineering, </w:t>
+      </w:r>
+      <w:proofErr w:type="spellStart"/>
+      <w:r>
+        <w:rPr>
+          <w:color w:val="101C33"/>
+        </w:rPr>
+        <w:t>lakehouse</w:t>
+      </w:r>
+      <w:proofErr w:type="spellEnd"/>
+      <w:r>
+        <w:rPr>
+          <w:color w:val="101C33"/>
+        </w:rPr>
+        <w:t xml:space="preserve"> arch</w:t>
+      </w:r>
+      <w:r>
+        <w:rPr>
+          <w:color w:val="101C33"/>
+        </w:rPr>
+        <w:t>itecture, high-scale analytics pipelines</w:t>
       </w:r>
       <w:r>
         <w:rPr>
@@ -2210,10 +3326,8 @@
       <w:r>
         <w:rPr>
           <w:color w:val="101C33"/>
-          <w:sz w:val="20"/>
-          <w:szCs w:val="20"/>
-        </w:rPr>
-        <w:t xml:space="preserve">Snowflake — cloud data warehouse and data lake engineering, cost governance, analytics modernization</w:t>
+        </w:rPr>
+        <w:t>Snowflake — cloud data warehouse and data lake engineering, cost governance, analytics modernization</w:t>
       </w:r>
       <w:r>
         <w:rPr>
@@ -2235,13 +3349,25 @@
         </w:numPr>
         <w:spacing w:after="55"/>
       </w:pPr>
-      <w:r>
-        <w:rPr>
-          <w:color w:val="101C33"/>
-          <w:sz w:val="20"/>
-          <w:szCs w:val="20"/>
-        </w:rPr>
-        <w:t xml:space="preserve">Salesforce — Customer 360 / Data 360 insights, real-time data exchange across sales, marketing, and service</w:t>
+      <w:proofErr w:type="spellStart"/>
+      <w:r>
+        <w:rPr>
+          <w:color w:val="101C33"/>
+        </w:rPr>
+        <w:t>Salesforce</w:t>
+      </w:r>
+      <w:proofErr w:type="spellEnd"/>
+      <w:r>
+        <w:rPr>
+          <w:color w:val="101C33"/>
+        </w:rPr>
+        <w:t xml:space="preserve"> — Customer 360 / Data 360 insights, real-time data exchange across sales, marketing, an</w:t>
+      </w:r>
+      <w:r>
+        <w:rPr>
+          <w:color w:val="101C33"/>
+        </w:rPr>
+        <w:t>d service</w:t>
       </w:r>
       <w:r>
         <w:rPr>
@@ -2266,10 +3392,8 @@
       <w:r>
         <w:rPr>
           <w:color w:val="101C33"/>
-          <w:sz w:val="20"/>
-          <w:szCs w:val="20"/>
-        </w:rPr>
-        <w:t xml:space="preserve">AWS, Azure, Google Cloud / OCI — cloud-native data lakes, pipelines, and AI workloads across all four</w:t>
+        </w:rPr>
+        <w:t>AWS, Azure, Google Cloud / OCI — cloud-native data lakes, pipelines, and AI workloads across all four</w:t>
       </w:r>
       <w:r>
         <w:rPr>
@@ -2294,10 +3418,22 @@
       <w:r>
         <w:rPr>
           <w:color w:val="101C33"/>
-          <w:sz w:val="20"/>
-          <w:szCs w:val="20"/>
-        </w:rPr>
-        <w:t xml:space="preserve">Epic — EHR implementation and integration, including EPIC AWS Informatica integration for healthcare data interoperability</w:t>
+        </w:rPr>
+        <w:t xml:space="preserve">Epic — EHR implementation and integration, including EPIC AWS </w:t>
+      </w:r>
+      <w:proofErr w:type="spellStart"/>
+      <w:r>
+        <w:rPr>
+          <w:color w:val="101C33"/>
+        </w:rPr>
+        <w:t>Informatica</w:t>
+      </w:r>
+      <w:proofErr w:type="spellEnd"/>
+      <w:r>
+        <w:rPr>
+          <w:color w:val="101C33"/>
+        </w:rPr>
+        <w:t xml:space="preserve"> integration for healthcare data interoperability</w:t>
       </w:r>
       <w:r>
         <w:rPr>
@@ -2322,7 +3458,7 @@
           <w:sz w:val="19"/>
           <w:szCs w:val="19"/>
         </w:rPr>
-        <w:t xml:space="preserve">Epic upgraded from DRAFT to REAL this pass — it's an explicitly named service line and accelerator in the corporate deck, not something we need to draft language for anymore.</w:t>
+        <w:t>Epic upgraded from DRAFT to REAL this pass — it's an explicitly named service line and accelerator in the corporate deck, not something we need to draft language for anymore.</w:t>
       </w:r>
     </w:p>
     <w:p>
@@ -2337,10 +3473,42 @@
       <w:r>
         <w:rPr>
           <w:color w:val="101C33"/>
-          <w:sz w:val="20"/>
-          <w:szCs w:val="20"/>
-        </w:rPr>
-        <w:t xml:space="preserve">GEM — AI Driven Manufacturing Copilot and Precare SaaS AI/ML Analytics Platform for Industry 4.0 and smart manufacturing</w:t>
+        </w:rPr>
+        <w:t xml:space="preserve">GEM — AI Driven Manufacturing Copilot and </w:t>
+      </w:r>
+      <w:proofErr w:type="spellStart"/>
+      <w:r>
+        <w:rPr>
+          <w:color w:val="101C33"/>
+        </w:rPr>
+        <w:t>Precare</w:t>
+      </w:r>
+      <w:proofErr w:type="spellEnd"/>
+      <w:r>
+        <w:rPr>
+          <w:color w:val="101C33"/>
+        </w:rPr>
+        <w:t xml:space="preserve"> </w:t>
+      </w:r>
+      <w:proofErr w:type="spellStart"/>
+      <w:r>
+        <w:rPr>
+          <w:color w:val="101C33"/>
+        </w:rPr>
+        <w:t>SaaS</w:t>
+      </w:r>
+      <w:proofErr w:type="spellEnd"/>
+      <w:r>
+        <w:rPr>
+          <w:color w:val="101C33"/>
+        </w:rPr>
+        <w:t xml:space="preserve"> AI/ML Analytics P</w:t>
+      </w:r>
+      <w:r>
+        <w:rPr>
+          <w:color w:val="101C33"/>
+        </w:rPr>
+        <w:t>latform for Industry 4.0 and smart manufacturing</w:t>
       </w:r>
       <w:r>
         <w:rPr>
@@ -2365,7 +3533,7 @@
           <w:sz w:val="19"/>
           <w:szCs w:val="19"/>
         </w:rPr>
-        <w:t xml:space="preserve">GEM promoted into the curated homepage list — previously reserved for a deeper Partners page, but its productized AI platforms (§6) are strong enough to earn homepage placement.</w:t>
+        <w:t>GEM promoted into the curated homepage list — previously reserved for a deeper Partners page, but its productized AI platforms (§6) are strong enough to earn homepage placement.</w:t>
       </w:r>
     </w:p>
     <w:p>
@@ -2377,13 +3545,25 @@
         </w:numPr>
         <w:spacing w:after="55"/>
       </w:pPr>
-      <w:r>
-        <w:rPr>
-          <w:color w:val="101C33"/>
-          <w:sz w:val="20"/>
-          <w:szCs w:val="20"/>
-        </w:rPr>
-        <w:t xml:space="preserve">Fortra — data security and compliance tooling extending our governance and privacy practice</w:t>
+      <w:proofErr w:type="spellStart"/>
+      <w:r>
+        <w:rPr>
+          <w:color w:val="101C33"/>
+        </w:rPr>
+        <w:t>Fortra</w:t>
+      </w:r>
+      <w:proofErr w:type="spellEnd"/>
+      <w:r>
+        <w:rPr>
+          <w:color w:val="101C33"/>
+        </w:rPr>
+        <w:t xml:space="preserve"> — data securit</w:t>
+      </w:r>
+      <w:r>
+        <w:rPr>
+          <w:color w:val="101C33"/>
+        </w:rPr>
+        <w:t>y and compliance tooling extending our governance and privacy practice</w:t>
       </w:r>
       <w:r>
         <w:rPr>
@@ -2400,6 +3580,7 @@
       <w:pPr>
         <w:spacing w:after="100"/>
       </w:pPr>
+      <w:proofErr w:type="spellStart"/>
       <w:r>
         <w:rPr>
           <w:i/>
@@ -2408,7 +3589,40 @@
           <w:sz w:val="19"/>
           <w:szCs w:val="19"/>
         </w:rPr>
-        <w:t xml:space="preserve">Fortra still has no source material in either brochure, the old site, or this corporate deck — real per earlier conversations, but needs separate confirmation of exact approved language.</w:t>
+        <w:t>Fortra</w:t>
+      </w:r>
+      <w:proofErr w:type="spellEnd"/>
+      <w:r>
+        <w:rPr>
+          <w:i/>
+          <w:iCs/>
+          <w:color w:val="6B7689"/>
+          <w:sz w:val="19"/>
+          <w:szCs w:val="19"/>
+        </w:rPr>
+        <w:t xml:space="preserve"> still has no source material in </w:t>
+      </w:r>
+      <w:proofErr w:type="gramStart"/>
+      <w:r>
+        <w:rPr>
+          <w:i/>
+          <w:iCs/>
+          <w:color w:val="6B7689"/>
+          <w:sz w:val="19"/>
+          <w:szCs w:val="19"/>
+        </w:rPr>
+        <w:t>either brochure</w:t>
+      </w:r>
+      <w:proofErr w:type="gramEnd"/>
+      <w:r>
+        <w:rPr>
+          <w:i/>
+          <w:iCs/>
+          <w:color w:val="6B7689"/>
+          <w:sz w:val="19"/>
+          <w:szCs w:val="19"/>
+        </w:rPr>
+        <w:t>, the old site, or this corporate deck — real per earlier conversations, but needs separate confirmation of exact approved language.</w:t>
       </w:r>
     </w:p>
     <w:p>
@@ -2419,13 +3633,21 @@
         <w:rPr>
           <w:b/>
           <w:bCs/>
-          <w:i w:val="false"/>
-          <w:iCs w:val="false"/>
-          <w:color w:val="101C33"/>
-          <w:sz w:val="21"/>
-          <w:szCs w:val="21"/>
-        </w:rPr>
-        <w:t xml:space="preserve">Confirmed tier badges and certifications — expanded with new real detail from the corporate deck:</w:t>
+          <w:color w:val="101C33"/>
+          <w:sz w:val="21"/>
+          <w:szCs w:val="21"/>
+        </w:rPr>
+        <w:t>Confirmed tier badges and certifications — expanded with new real det</w:t>
+      </w:r>
+      <w:r>
+        <w:rPr>
+          <w:b/>
+          <w:bCs/>
+          <w:color w:val="101C33"/>
+          <w:sz w:val="21"/>
+          <w:szCs w:val="21"/>
+        </w:rPr>
+        <w:t>ail from the corporate deck:</w:t>
       </w:r>
     </w:p>
     <w:p>
@@ -2437,13 +3659,33 @@
         </w:numPr>
         <w:spacing w:after="55"/>
       </w:pPr>
-      <w:r>
-        <w:rPr>
-          <w:color w:val="101C33"/>
-          <w:sz w:val="20"/>
-          <w:szCs w:val="20"/>
-        </w:rPr>
-        <w:t xml:space="preserve">Informatica Platinum Partner (since 2014) · Informatica Migration Factory Partner · Implementer, Reseller &amp; Vendor</w:t>
+      <w:proofErr w:type="spellStart"/>
+      <w:r>
+        <w:rPr>
+          <w:color w:val="101C33"/>
+        </w:rPr>
+        <w:t>Informatica</w:t>
+      </w:r>
+      <w:proofErr w:type="spellEnd"/>
+      <w:r>
+        <w:rPr>
+          <w:color w:val="101C33"/>
+        </w:rPr>
+        <w:t xml:space="preserve"> Platinum Partner (since 2014) · </w:t>
+      </w:r>
+      <w:proofErr w:type="spellStart"/>
+      <w:r>
+        <w:rPr>
+          <w:color w:val="101C33"/>
+        </w:rPr>
+        <w:t>Informatica</w:t>
+      </w:r>
+      <w:proofErr w:type="spellEnd"/>
+      <w:r>
+        <w:rPr>
+          <w:color w:val="101C33"/>
+        </w:rPr>
+        <w:t xml:space="preserve"> Migration Factory Partner · Implementer, Reseller &amp; Vendor</w:t>
       </w:r>
       <w:r>
         <w:rPr>
@@ -2468,10 +3710,14 @@
       <w:r>
         <w:rPr>
           <w:color w:val="101C33"/>
-          <w:sz w:val="20"/>
-          <w:szCs w:val="20"/>
-        </w:rPr>
-        <w:t xml:space="preserve">Cloud Data Quality Professional · Data Governance Champion · Cloud MDM &amp; Data Cloud Implementation Practitioner</w:t>
+        </w:rPr>
+        <w:t>Cloud Data Quality Professional · Data Governance Champion · Cloud MDM &amp; Data Cloud Implementation Pract</w:t>
+      </w:r>
+      <w:r>
+        <w:rPr>
+          <w:color w:val="101C33"/>
+        </w:rPr>
+        <w:t>itioner</w:t>
       </w:r>
       <w:r>
         <w:rPr>
@@ -2493,13 +3739,61 @@
         </w:numPr>
         <w:spacing w:after="55"/>
       </w:pPr>
-      <w:r>
-        <w:rPr>
-          <w:color w:val="101C33"/>
-          <w:sz w:val="20"/>
-          <w:szCs w:val="20"/>
-        </w:rPr>
-        <w:t xml:space="preserve">Salesforce Certified Data 360 Consultant · MuleSoft AnyPoint &amp; AgentFabric Practitioner</w:t>
+      <w:proofErr w:type="spellStart"/>
+      <w:r>
+        <w:rPr>
+          <w:color w:val="101C33"/>
+        </w:rPr>
+        <w:t>Salesforce</w:t>
+      </w:r>
+      <w:proofErr w:type="spellEnd"/>
+      <w:r>
+        <w:rPr>
+          <w:color w:val="101C33"/>
+        </w:rPr>
+        <w:t xml:space="preserve"> Certified Data 360 Consultant · </w:t>
+      </w:r>
+      <w:proofErr w:type="spellStart"/>
+      <w:r>
+        <w:rPr>
+          <w:color w:val="101C33"/>
+        </w:rPr>
+        <w:t>MuleSoft</w:t>
+      </w:r>
+      <w:proofErr w:type="spellEnd"/>
+      <w:r>
+        <w:rPr>
+          <w:color w:val="101C33"/>
+        </w:rPr>
+        <w:t xml:space="preserve"> </w:t>
+      </w:r>
+      <w:proofErr w:type="spellStart"/>
+      <w:r>
+        <w:rPr>
+          <w:color w:val="101C33"/>
+        </w:rPr>
+        <w:t>AnyPoint</w:t>
+      </w:r>
+      <w:proofErr w:type="spellEnd"/>
+      <w:r>
+        <w:rPr>
+          <w:color w:val="101C33"/>
+        </w:rPr>
+        <w:t xml:space="preserve"> &amp; </w:t>
+      </w:r>
+      <w:proofErr w:type="spellStart"/>
+      <w:r>
+        <w:rPr>
+          <w:color w:val="101C33"/>
+        </w:rPr>
+        <w:t>AgentFabric</w:t>
+      </w:r>
+      <w:proofErr w:type="spellEnd"/>
+      <w:r>
+        <w:rPr>
+          <w:color w:val="101C33"/>
+        </w:rPr>
+        <w:t xml:space="preserve"> Practitioner</w:t>
       </w:r>
       <w:r>
         <w:rPr>
@@ -2521,13 +3815,33 @@
         </w:numPr>
         <w:spacing w:after="55"/>
       </w:pPr>
-      <w:r>
-        <w:rPr>
-          <w:color w:val="101C33"/>
-          <w:sz w:val="20"/>
-          <w:szCs w:val="20"/>
-        </w:rPr>
-        <w:t xml:space="preserve">Salesforce &amp; MuleSoft Partner since 2026</w:t>
+      <w:proofErr w:type="spellStart"/>
+      <w:r>
+        <w:rPr>
+          <w:color w:val="101C33"/>
+        </w:rPr>
+        <w:t>Salesforce</w:t>
+      </w:r>
+      <w:proofErr w:type="spellEnd"/>
+      <w:r>
+        <w:rPr>
+          <w:color w:val="101C33"/>
+        </w:rPr>
+        <w:t xml:space="preserve"> &amp; </w:t>
+      </w:r>
+      <w:proofErr w:type="spellStart"/>
+      <w:r>
+        <w:rPr>
+          <w:color w:val="101C33"/>
+        </w:rPr>
+        <w:t>MuleSoft</w:t>
+      </w:r>
+      <w:proofErr w:type="spellEnd"/>
+      <w:r>
+        <w:rPr>
+          <w:color w:val="101C33"/>
+        </w:rPr>
+        <w:t xml:space="preserve"> Partner since 2026</w:t>
       </w:r>
       <w:r>
         <w:rPr>
@@ -2552,16 +3866,16 @@
           <w:sz w:val="19"/>
           <w:szCs w:val="19"/>
         </w:rPr>
-        <w:t xml:space="preserve">This last one is genuinely new and recent — worth reusing as the News item in §13.</w:t>
+        <w:t>This last one is genuinely new and recent — worth reusing as the News item in §13.</w:t>
       </w:r>
     </w:p>
     <w:p>
       <w:pPr>
         <w:pStyle w:val="Heading1"/>
         <w:pBdr>
-          <w:bottom w:val="single" w:color="2450FF" w:sz="12" w:space="4"/>
+          <w:bottom w:val="single" w:sz="12" w:space="4" w:color="2450FF"/>
         </w:pBdr>
-        <w:spacing w:after="120" w:before="420"/>
+        <w:spacing w:before="420" w:after="120"/>
       </w:pPr>
       <w:r>
         <w:rPr>
@@ -2571,7 +3885,7 @@
           <w:sz w:val="30"/>
           <w:szCs w:val="30"/>
         </w:rPr>
-        <w:t xml:space="preserve">12. FAQ</w:t>
+        <w:t>12. FAQ</w:t>
       </w:r>
     </w:p>
     <w:p>
@@ -2582,13 +3896,65 @@
         <w:rPr>
           <w:b/>
           <w:bCs/>
-          <w:i w:val="false"/>
-          <w:iCs w:val="false"/>
-          <w:color w:val="101C33"/>
-          <w:sz w:val="21"/>
-          <w:szCs w:val="21"/>
-        </w:rPr>
-        <w:t xml:space="preserve">How is aiDataWorks different from a typical Informatica reseller?</w:t>
+          <w:color w:val="101C33"/>
+          <w:sz w:val="21"/>
+          <w:szCs w:val="21"/>
+        </w:rPr>
+        <w:t xml:space="preserve">How </w:t>
+      </w:r>
+      <w:r>
+        <w:rPr>
+          <w:b/>
+          <w:bCs/>
+          <w:color w:val="101C33"/>
+          <w:sz w:val="21"/>
+          <w:szCs w:val="21"/>
+        </w:rPr>
+        <w:t xml:space="preserve">is </w:t>
+      </w:r>
+      <w:proofErr w:type="spellStart"/>
+      <w:r>
+        <w:rPr>
+          <w:b/>
+          <w:bCs/>
+          <w:color w:val="101C33"/>
+          <w:sz w:val="21"/>
+          <w:szCs w:val="21"/>
+        </w:rPr>
+        <w:t>aiDataWorks</w:t>
+      </w:r>
+      <w:proofErr w:type="spellEnd"/>
+      <w:r>
+        <w:rPr>
+          <w:b/>
+          <w:bCs/>
+          <w:color w:val="101C33"/>
+          <w:sz w:val="21"/>
+          <w:szCs w:val="21"/>
+        </w:rPr>
+        <w:t xml:space="preserve"> different from a typical </w:t>
+      </w:r>
+      <w:proofErr w:type="spellStart"/>
+      <w:r>
+        <w:rPr>
+          <w:b/>
+          <w:bCs/>
+          <w:color w:val="101C33"/>
+          <w:sz w:val="21"/>
+          <w:szCs w:val="21"/>
+        </w:rPr>
+        <w:t>Informatica</w:t>
+      </w:r>
+      <w:proofErr w:type="spellEnd"/>
+      <w:r>
+        <w:rPr>
+          <w:b/>
+          <w:bCs/>
+          <w:color w:val="101C33"/>
+          <w:sz w:val="21"/>
+          <w:szCs w:val="21"/>
+        </w:rPr>
+        <w:t xml:space="preserve"> reseller?</w:t>
       </w:r>
     </w:p>
     <w:p>
@@ -2601,7 +3967,69 @@
           <w:sz w:val="21"/>
           <w:szCs w:val="21"/>
         </w:rPr>
-        <w:t xml:space="preserve">We're a Platinum Informatica partner and Informatica Migration Factory partner, but we deliver full lifecycle outcomes — assess, modernize, govern, and activate — not just licensing. Most engagements run as DMaaS, an outcome-based managed service, not time-and-materials staffing.</w:t>
+        <w:t xml:space="preserve">We're a Platinum </w:t>
+      </w:r>
+      <w:proofErr w:type="spellStart"/>
+      <w:r>
+        <w:rPr>
+          <w:color w:val="101C33"/>
+          <w:sz w:val="21"/>
+          <w:szCs w:val="21"/>
+        </w:rPr>
+        <w:t>Informatica</w:t>
+      </w:r>
+      <w:proofErr w:type="spellEnd"/>
+      <w:r>
+        <w:rPr>
+          <w:color w:val="101C33"/>
+          <w:sz w:val="21"/>
+          <w:szCs w:val="21"/>
+        </w:rPr>
+        <w:t xml:space="preserve"> partner and </w:t>
+      </w:r>
+      <w:proofErr w:type="spellStart"/>
+      <w:r>
+        <w:rPr>
+          <w:color w:val="101C33"/>
+          <w:sz w:val="21"/>
+          <w:szCs w:val="21"/>
+        </w:rPr>
+        <w:t>Informatica</w:t>
+      </w:r>
+      <w:proofErr w:type="spellEnd"/>
+      <w:r>
+        <w:rPr>
+          <w:color w:val="101C33"/>
+          <w:sz w:val="21"/>
+          <w:szCs w:val="21"/>
+        </w:rPr>
+        <w:t xml:space="preserve"> Migration Factory partner, but we deliver full lifecycle outcomes — assess, modernize, govern, and activate — not just licensing. Most engage</w:t>
+      </w:r>
+      <w:r>
+        <w:rPr>
+          <w:color w:val="101C33"/>
+          <w:sz w:val="21"/>
+          <w:szCs w:val="21"/>
+        </w:rPr>
+        <w:t xml:space="preserve">ments run as </w:t>
+      </w:r>
+      <w:proofErr w:type="spellStart"/>
+      <w:r>
+        <w:rPr>
+          <w:color w:val="101C33"/>
+          <w:sz w:val="21"/>
+          <w:szCs w:val="21"/>
+        </w:rPr>
+        <w:t>DMaaS</w:t>
+      </w:r>
+      <w:proofErr w:type="spellEnd"/>
+      <w:r>
+        <w:rPr>
+          <w:color w:val="101C33"/>
+          <w:sz w:val="21"/>
+          <w:szCs w:val="21"/>
+        </w:rPr>
+        <w:t>, an outcome-based managed service, not time-and-materials staffing.</w:t>
       </w:r>
       <w:r>
         <w:rPr>
@@ -2622,13 +4050,33 @@
         <w:rPr>
           <w:b/>
           <w:bCs/>
-          <w:i w:val="false"/>
-          <w:iCs w:val="false"/>
-          <w:color w:val="101C33"/>
-          <w:sz w:val="21"/>
-          <w:szCs w:val="21"/>
-        </w:rPr>
-        <w:t xml:space="preserve">What does the DMaaS engagement model actually include?</w:t>
+          <w:color w:val="101C33"/>
+          <w:sz w:val="21"/>
+          <w:szCs w:val="21"/>
+        </w:rPr>
+        <w:t xml:space="preserve">What does the </w:t>
+      </w:r>
+      <w:proofErr w:type="spellStart"/>
+      <w:r>
+        <w:rPr>
+          <w:b/>
+          <w:bCs/>
+          <w:color w:val="101C33"/>
+          <w:sz w:val="21"/>
+          <w:szCs w:val="21"/>
+        </w:rPr>
+        <w:t>DMaaS</w:t>
+      </w:r>
+      <w:proofErr w:type="spellEnd"/>
+      <w:r>
+        <w:rPr>
+          <w:b/>
+          <w:bCs/>
+          <w:color w:val="101C33"/>
+          <w:sz w:val="21"/>
+          <w:szCs w:val="21"/>
+        </w:rPr>
+        <w:t xml:space="preserve"> engagement model actually include?</w:t>
       </w:r>
     </w:p>
     <w:p>
@@ -2641,7 +4089,15 @@
           <w:sz w:val="21"/>
           <w:szCs w:val="21"/>
         </w:rPr>
-        <w:t xml:space="preserve">Data Management as a Service is priced to business results and SLAs, not billable hours or headcount. You get flexible, on-demand expert teams and continuous run-monitor-optimize delivery, so your data platform keeps improving after go-live instead of sitting with whoever built it.</w:t>
+        <w:t>Data Management as a Service is priced to business results and SLAs, not billable hours or headcount. You</w:t>
+      </w:r>
+      <w:r>
+        <w:rPr>
+          <w:color w:val="101C33"/>
+          <w:sz w:val="21"/>
+          <w:szCs w:val="21"/>
+        </w:rPr>
+        <w:t xml:space="preserve"> get flexible, on-demand expert teams and continuous run-monitor-optimize delivery, so your data platform keeps improving after go-live instead of sitting with whoever built it.</w:t>
       </w:r>
       <w:r>
         <w:rPr>
@@ -2662,13 +4118,11 @@
         <w:rPr>
           <w:b/>
           <w:bCs/>
-          <w:i w:val="false"/>
-          <w:iCs w:val="false"/>
-          <w:color w:val="101C33"/>
-          <w:sz w:val="21"/>
-          <w:szCs w:val="21"/>
-        </w:rPr>
-        <w:t xml:space="preserve">How long does a typical modernization or migration engagement take?</w:t>
+          <w:color w:val="101C33"/>
+          <w:sz w:val="21"/>
+          <w:szCs w:val="21"/>
+        </w:rPr>
+        <w:t>How long does a typical modernization or migration engagement take?</w:t>
       </w:r>
     </w:p>
     <w:p>
@@ -2681,7 +4135,15 @@
           <w:sz w:val="21"/>
           <w:szCs w:val="21"/>
         </w:rPr>
-        <w:t xml:space="preserve">It depends on scope, but most engagements start with a framework-based proof of concept to validate feasibility and timeline before a full commitment.</w:t>
+        <w:t>I</w:t>
+      </w:r>
+      <w:r>
+        <w:rPr>
+          <w:color w:val="101C33"/>
+          <w:sz w:val="21"/>
+          <w:szCs w:val="21"/>
+        </w:rPr>
+        <w:t>t depends on scope, but most engagements start with a framework-based proof of concept to validate feasibility and timeline before a full commitment.</w:t>
       </w:r>
       <w:r>
         <w:rPr>
@@ -2702,13 +4164,11 @@
         <w:rPr>
           <w:b/>
           <w:bCs/>
-          <w:i w:val="false"/>
-          <w:iCs w:val="false"/>
-          <w:color w:val="101C33"/>
-          <w:sz w:val="21"/>
-          <w:szCs w:val="21"/>
-        </w:rPr>
-        <w:t xml:space="preserve">How do you handle data security and compliance during migration?</w:t>
+          <w:color w:val="101C33"/>
+          <w:sz w:val="21"/>
+          <w:szCs w:val="21"/>
+        </w:rPr>
+        <w:t>How do you handle data security and compliance during migration?</w:t>
       </w:r>
     </w:p>
     <w:p>
@@ -2721,7 +4181,15 @@
           <w:sz w:val="21"/>
           <w:szCs w:val="21"/>
         </w:rPr>
-        <w:t xml:space="preserve">Governance, quality, and security controls are embedded from the Assess phase onward — audit-ready compliance frameworks and policy/privacy controls are part of the Govern step of every engagement.</w:t>
+        <w:t>Governance, quality, and securit</w:t>
+      </w:r>
+      <w:r>
+        <w:rPr>
+          <w:color w:val="101C33"/>
+          <w:sz w:val="21"/>
+          <w:szCs w:val="21"/>
+        </w:rPr>
+        <w:t>y controls are embedded from the Assess phase onward — audit-ready compliance frameworks and policy/privacy controls are part of the Govern step of every engagement.</w:t>
       </w:r>
       <w:r>
         <w:rPr>
@@ -2742,13 +4210,33 @@
         <w:rPr>
           <w:b/>
           <w:bCs/>
-          <w:i w:val="false"/>
-          <w:iCs w:val="false"/>
-          <w:color w:val="101C33"/>
-          <w:sz w:val="21"/>
-          <w:szCs w:val="21"/>
-        </w:rPr>
-        <w:t xml:space="preserve">Do you work with organizations that aren't yet on Informatica?</w:t>
+          <w:color w:val="101C33"/>
+          <w:sz w:val="21"/>
+          <w:szCs w:val="21"/>
+        </w:rPr>
+        <w:t xml:space="preserve">Do you work with organizations that aren't yet on </w:t>
+      </w:r>
+      <w:proofErr w:type="spellStart"/>
+      <w:r>
+        <w:rPr>
+          <w:b/>
+          <w:bCs/>
+          <w:color w:val="101C33"/>
+          <w:sz w:val="21"/>
+          <w:szCs w:val="21"/>
+        </w:rPr>
+        <w:t>Informatica</w:t>
+      </w:r>
+      <w:proofErr w:type="spellEnd"/>
+      <w:r>
+        <w:rPr>
+          <w:b/>
+          <w:bCs/>
+          <w:color w:val="101C33"/>
+          <w:sz w:val="21"/>
+          <w:szCs w:val="21"/>
+        </w:rPr>
+        <w:t>?</w:t>
       </w:r>
     </w:p>
     <w:p>
@@ -2761,7 +4249,69 @@
           <w:sz w:val="21"/>
           <w:szCs w:val="21"/>
         </w:rPr>
-        <w:t xml:space="preserve">Yes — we also work across Databricks, Snowflake, Salesforce, AWS, Azure, Google Cloud, and OCI, and can advise on the right platform mix before recommending Informatica specifically.</w:t>
+        <w:t>Yes — we also work</w:t>
+      </w:r>
+      <w:r>
+        <w:rPr>
+          <w:color w:val="101C33"/>
+          <w:sz w:val="21"/>
+          <w:szCs w:val="21"/>
+        </w:rPr>
+        <w:t xml:space="preserve"> across </w:t>
+      </w:r>
+      <w:proofErr w:type="spellStart"/>
+      <w:r>
+        <w:rPr>
+          <w:color w:val="101C33"/>
+          <w:sz w:val="21"/>
+          <w:szCs w:val="21"/>
+        </w:rPr>
+        <w:t>Databricks</w:t>
+      </w:r>
+      <w:proofErr w:type="spellEnd"/>
+      <w:r>
+        <w:rPr>
+          <w:color w:val="101C33"/>
+          <w:sz w:val="21"/>
+          <w:szCs w:val="21"/>
+        </w:rPr>
+        <w:t xml:space="preserve">, Snowflake, </w:t>
+      </w:r>
+      <w:proofErr w:type="spellStart"/>
+      <w:r>
+        <w:rPr>
+          <w:color w:val="101C33"/>
+          <w:sz w:val="21"/>
+          <w:szCs w:val="21"/>
+        </w:rPr>
+        <w:t>Salesforce</w:t>
+      </w:r>
+      <w:proofErr w:type="spellEnd"/>
+      <w:r>
+        <w:rPr>
+          <w:color w:val="101C33"/>
+          <w:sz w:val="21"/>
+          <w:szCs w:val="21"/>
+        </w:rPr>
+        <w:t xml:space="preserve">, AWS, Azure, Google Cloud, and OCI, and can advise on the right platform mix before recommending </w:t>
+      </w:r>
+      <w:proofErr w:type="spellStart"/>
+      <w:r>
+        <w:rPr>
+          <w:color w:val="101C33"/>
+          <w:sz w:val="21"/>
+          <w:szCs w:val="21"/>
+        </w:rPr>
+        <w:t>Informatica</w:t>
+      </w:r>
+      <w:proofErr w:type="spellEnd"/>
+      <w:r>
+        <w:rPr>
+          <w:color w:val="101C33"/>
+          <w:sz w:val="21"/>
+          <w:szCs w:val="21"/>
+        </w:rPr>
+        <w:t xml:space="preserve"> specifically.</w:t>
       </w:r>
       <w:r>
         <w:rPr>
@@ -2782,13 +4332,11 @@
         <w:rPr>
           <w:b/>
           <w:bCs/>
-          <w:i w:val="false"/>
-          <w:iCs w:val="false"/>
-          <w:color w:val="101C33"/>
-          <w:sz w:val="21"/>
-          <w:szCs w:val="21"/>
-        </w:rPr>
-        <w:t xml:space="preserve">Do you offer AI capabilities beyond data management?</w:t>
+          <w:color w:val="101C33"/>
+          <w:sz w:val="21"/>
+          <w:szCs w:val="21"/>
+        </w:rPr>
+        <w:t>Do you offer AI capabilities beyond data management?</w:t>
       </w:r>
     </w:p>
     <w:p>
@@ -2801,7 +4349,52 @@
           <w:sz w:val="21"/>
           <w:szCs w:val="21"/>
         </w:rPr>
-        <w:t xml:space="preserve">Yes — our Agentic AI Copilot for Informatica &amp; Snowflake, custom LLM and agent-flow development, and purpose-built platforms like our GEM AI Manufacturing Copilot bring AI directly into daily operations, not just into the data layer.</w:t>
+        <w:lastRenderedPageBreak/>
+        <w:t xml:space="preserve">Yes — our </w:t>
+      </w:r>
+      <w:proofErr w:type="spellStart"/>
+      <w:r>
+        <w:rPr>
+          <w:color w:val="101C33"/>
+          <w:sz w:val="21"/>
+          <w:szCs w:val="21"/>
+        </w:rPr>
+        <w:t>Agentic</w:t>
+      </w:r>
+      <w:proofErr w:type="spellEnd"/>
+      <w:r>
+        <w:rPr>
+          <w:color w:val="101C33"/>
+          <w:sz w:val="21"/>
+          <w:szCs w:val="21"/>
+        </w:rPr>
+        <w:t xml:space="preserve"> AI Copilot </w:t>
+      </w:r>
+      <w:r>
+        <w:rPr>
+          <w:color w:val="101C33"/>
+          <w:sz w:val="21"/>
+          <w:szCs w:val="21"/>
+        </w:rPr>
+        <w:t xml:space="preserve">for </w:t>
+      </w:r>
+      <w:proofErr w:type="spellStart"/>
+      <w:r>
+        <w:rPr>
+          <w:color w:val="101C33"/>
+          <w:sz w:val="21"/>
+          <w:szCs w:val="21"/>
+        </w:rPr>
+        <w:t>Informatica</w:t>
+      </w:r>
+      <w:proofErr w:type="spellEnd"/>
+      <w:r>
+        <w:rPr>
+          <w:color w:val="101C33"/>
+          <w:sz w:val="21"/>
+          <w:szCs w:val="21"/>
+        </w:rPr>
+        <w:t xml:space="preserve"> &amp; Snowflake, custom LLM and agent-flow development, and purpose-built platforms like our GEM AI Manufacturing Copilot bring AI directly into daily operations, not just into the data layer.</w:t>
       </w:r>
       <w:r>
         <w:rPr>
@@ -2826,32 +4419,8 @@
           <w:sz w:val="19"/>
           <w:szCs w:val="19"/>
         </w:rPr>
-        <w:t xml:space="preserve">New Q&amp;A added this pass, directly reflecting the new AI &amp; Automation section (§6).</w:t>
-      </w:r>
-    </w:p>
-    <w:p>
-      <w:pPr>
-        <w:pStyle w:val="Heading1"/>
-        <w:pBdr>
-          <w:bottom w:val="single" w:color="2450FF" w:sz="12" w:space="4"/>
-        </w:pBdr>
-        <w:spacing w:after="120" w:before="420"/>
-      </w:pPr>
-      <w:r>
-        <w:rPr>
-          <w:b/>
-          <w:bCs/>
-          <w:color w:val="101C33"/>
-          <w:sz w:val="30"/>
-          <w:szCs w:val="30"/>
-        </w:rPr>
-        <w:t xml:space="preserve">13. Insights &amp; News</w:t>
-      </w:r>
-    </w:p>
-    <w:p>
-      <w:pPr>
-        <w:spacing w:after="100"/>
-      </w:pPr>
+        <w:t>New Q&amp;A added this pass, directly reflecting</w:t>
+      </w:r>
       <w:r>
         <w:rPr>
           <w:i/>
@@ -2860,7 +4429,26 @@
           <w:sz w:val="19"/>
           <w:szCs w:val="19"/>
         </w:rPr>
-        <w:t xml:space="preserve">Renamed and restructured this pass — previously just 3 blog cards with no news, press, or newsletter element, unlike Hoonartek's fuller resource hub.</w:t>
+        <w:t xml:space="preserve"> the new AI &amp; Automation section (§6).</w:t>
+      </w:r>
+    </w:p>
+    <w:p>
+      <w:pPr>
+        <w:pStyle w:val="Heading1"/>
+        <w:pBdr>
+          <w:bottom w:val="single" w:sz="12" w:space="4" w:color="2450FF"/>
+        </w:pBdr>
+        <w:spacing w:before="420" w:after="120"/>
+      </w:pPr>
+      <w:r>
+        <w:rPr>
+          <w:b/>
+          <w:bCs/>
+          <w:color w:val="101C33"/>
+          <w:sz w:val="30"/>
+          <w:szCs w:val="30"/>
+        </w:rPr>
+        <w:t>13. Insights &amp; News</w:t>
       </w:r>
     </w:p>
     <w:p>
@@ -2869,15 +4457,50 @@
       </w:pPr>
       <w:r>
         <w:rPr>
-          <w:b/>
-          <w:bCs/>
-          <w:i w:val="false"/>
-          <w:iCs w:val="false"/>
-          <w:color w:val="101C33"/>
-          <w:sz w:val="21"/>
-          <w:szCs w:val="21"/>
-        </w:rPr>
-        <w:t xml:space="preserve">News:</w:t>
+          <w:i/>
+          <w:iCs/>
+          <w:color w:val="6B7689"/>
+          <w:sz w:val="19"/>
+          <w:szCs w:val="19"/>
+        </w:rPr>
+        <w:t xml:space="preserve">Renamed and restructured this pass — previously just 3 blog cards with no news, press, or newsletter element, unlike </w:t>
+      </w:r>
+      <w:proofErr w:type="spellStart"/>
+      <w:r>
+        <w:rPr>
+          <w:i/>
+          <w:iCs/>
+          <w:color w:val="6B7689"/>
+          <w:sz w:val="19"/>
+          <w:szCs w:val="19"/>
+        </w:rPr>
+        <w:t>Hoonartek's</w:t>
+      </w:r>
+      <w:proofErr w:type="spellEnd"/>
+      <w:r>
+        <w:rPr>
+          <w:i/>
+          <w:iCs/>
+          <w:color w:val="6B7689"/>
+          <w:sz w:val="19"/>
+          <w:szCs w:val="19"/>
+        </w:rPr>
+        <w:t xml:space="preserve"> fuller resource hub.</w:t>
+      </w:r>
+    </w:p>
+    <w:p>
+      <w:pPr>
+        <w:spacing w:after="100"/>
+      </w:pPr>
+      <w:r>
+        <w:rPr>
+          <w:b/>
+          <w:bCs/>
+          <w:color w:val="101C33"/>
+          <w:sz w:val="21"/>
+          <w:szCs w:val="21"/>
+        </w:rPr>
+        <w:t>News:</w:t>
       </w:r>
     </w:p>
     <w:p>
@@ -2889,13 +4512,47 @@
         </w:numPr>
         <w:spacing w:after="55"/>
       </w:pPr>
-      <w:r>
-        <w:rPr>
-          <w:color w:val="101C33"/>
-          <w:sz w:val="20"/>
-          <w:szCs w:val="20"/>
-        </w:rPr>
-        <w:t xml:space="preserve">aiDataWorks Becomes a Certified Salesforce &amp; MuleSoft Partner (2026)</w:t>
+      <w:proofErr w:type="spellStart"/>
+      <w:r>
+        <w:rPr>
+          <w:color w:val="101C33"/>
+        </w:rPr>
+        <w:t>aiDataWorks</w:t>
+      </w:r>
+      <w:proofErr w:type="spellEnd"/>
+      <w:r>
+        <w:rPr>
+          <w:color w:val="101C33"/>
+        </w:rPr>
+        <w:t xml:space="preserve"> Becomes a Certified </w:t>
+      </w:r>
+      <w:proofErr w:type="spellStart"/>
+      <w:r>
+        <w:rPr>
+          <w:color w:val="101C33"/>
+        </w:rPr>
+        <w:t>Salesforce</w:t>
+      </w:r>
+      <w:proofErr w:type="spellEnd"/>
+      <w:r>
+        <w:rPr>
+          <w:color w:val="101C33"/>
+        </w:rPr>
+        <w:t xml:space="preserve"> &amp; </w:t>
+      </w:r>
+      <w:proofErr w:type="spellStart"/>
+      <w:r>
+        <w:rPr>
+          <w:color w:val="101C33"/>
+        </w:rPr>
+        <w:t>MuleSoft</w:t>
+      </w:r>
+      <w:proofErr w:type="spellEnd"/>
+      <w:r>
+        <w:rPr>
+          <w:color w:val="101C33"/>
+        </w:rPr>
+        <w:t xml:space="preserve"> Partner (2026)</w:t>
       </w:r>
       <w:r>
         <w:rPr>
@@ -2920,7 +4577,7 @@
           <w:sz w:val="19"/>
           <w:szCs w:val="19"/>
         </w:rPr>
-        <w:t xml:space="preserve">This is a real, dateable company milestone (corporate deck, slide 6) — a genuine first entry for a News/Press area, not invented.</w:t>
+        <w:t>This is a real, dateable company milestone (corporate deck, slide 6) — a genuine first entry for a News/Press area, not invented.</w:t>
       </w:r>
     </w:p>
     <w:p>
@@ -2931,13 +4588,11 @@
         <w:rPr>
           <w:b/>
           <w:bCs/>
-          <w:i w:val="false"/>
-          <w:iCs w:val="false"/>
-          <w:color w:val="101C33"/>
-          <w:sz w:val="21"/>
-          <w:szCs w:val="21"/>
-        </w:rPr>
-        <w:t xml:space="preserve">Insights:</w:t>
+          <w:color w:val="101C33"/>
+          <w:sz w:val="21"/>
+          <w:szCs w:val="21"/>
+        </w:rPr>
+        <w:t>Insights:</w:t>
       </w:r>
     </w:p>
     <w:p>
@@ -2952,10 +4607,8 @@
       <w:r>
         <w:rPr>
           <w:color w:val="101C33"/>
-          <w:sz w:val="20"/>
-          <w:szCs w:val="20"/>
-        </w:rPr>
-        <w:t xml:space="preserve">Choosing a Migration Path off Legacy ETL</w:t>
+        </w:rPr>
+        <w:t>Choosing a Migration Path off Legacy ETL</w:t>
       </w:r>
       <w:r>
         <w:rPr>
@@ -2980,10 +4633,8 @@
       <w:r>
         <w:rPr>
           <w:color w:val="101C33"/>
-          <w:sz w:val="20"/>
-          <w:szCs w:val="20"/>
-        </w:rPr>
-        <w:t xml:space="preserve">What Good Data Governance Actually Looks Like</w:t>
+        </w:rPr>
+        <w:t>What Good Data Governance Actually Looks Like</w:t>
       </w:r>
       <w:r>
         <w:rPr>
@@ -3008,10 +4659,22 @@
       <w:r>
         <w:rPr>
           <w:color w:val="101C33"/>
-          <w:sz w:val="20"/>
-          <w:szCs w:val="20"/>
-        </w:rPr>
-        <w:t xml:space="preserve">Running Informatica in a Multi-Cloud Estate</w:t>
+        </w:rPr>
+        <w:t xml:space="preserve">Running </w:t>
+      </w:r>
+      <w:proofErr w:type="spellStart"/>
+      <w:r>
+        <w:rPr>
+          <w:color w:val="101C33"/>
+        </w:rPr>
+        <w:t>Informatica</w:t>
+      </w:r>
+      <w:proofErr w:type="spellEnd"/>
+      <w:r>
+        <w:rPr>
+          <w:color w:val="101C33"/>
+        </w:rPr>
+        <w:t xml:space="preserve"> in a Multi-Cloud Estate</w:t>
       </w:r>
       <w:r>
         <w:rPr>
@@ -3032,13 +4695,33 @@
         <w:rPr>
           <w:b/>
           <w:bCs/>
-          <w:i w:val="false"/>
-          <w:iCs w:val="false"/>
-          <w:color w:val="101C33"/>
-          <w:sz w:val="21"/>
-          <w:szCs w:val="21"/>
-        </w:rPr>
-        <w:t xml:space="preserve">Newsletter signup — new, matching Hoonartek's pattern:</w:t>
+          <w:color w:val="101C33"/>
+          <w:sz w:val="21"/>
+          <w:szCs w:val="21"/>
+        </w:rPr>
+        <w:t xml:space="preserve">Newsletter signup — new, matching </w:t>
+      </w:r>
+      <w:proofErr w:type="spellStart"/>
+      <w:r>
+        <w:rPr>
+          <w:b/>
+          <w:bCs/>
+          <w:color w:val="101C33"/>
+          <w:sz w:val="21"/>
+          <w:szCs w:val="21"/>
+        </w:rPr>
+        <w:t>Hoonartek's</w:t>
+      </w:r>
+      <w:proofErr w:type="spellEnd"/>
+      <w:r>
+        <w:rPr>
+          <w:b/>
+          <w:bCs/>
+          <w:color w:val="101C33"/>
+          <w:sz w:val="21"/>
+          <w:szCs w:val="21"/>
+        </w:rPr>
+        <w:t xml:space="preserve"> pattern:</w:t>
       </w:r>
     </w:p>
     <w:p>
@@ -3051,7 +4734,16 @@
           <w:sz w:val="21"/>
           <w:szCs w:val="21"/>
         </w:rPr>
-        <w:t xml:space="preserve">“Get modernization insights in your inbox” + email field + Subscribe button</w:t>
+        <w:t xml:space="preserve">“Get modernization insights in your inbox” + email field + Subscribe </w:t>
+      </w:r>
+      <w:proofErr w:type="gramStart"/>
+      <w:r>
+        <w:rPr>
+          <w:color w:val="101C33"/>
+          <w:sz w:val="21"/>
+          <w:szCs w:val="21"/>
+        </w:rPr>
+        <w:t>button</w:t>
       </w:r>
       <w:r>
         <w:rPr>
@@ -3061,16 +4753,27 @@
           <w:sz w:val="16"/>
           <w:szCs w:val="16"/>
         </w:rPr>
-        <w:t xml:space="preserve">  [NEW]</w:t>
+        <w:t xml:space="preserve">  [</w:t>
+      </w:r>
+      <w:proofErr w:type="gramEnd"/>
+      <w:r>
+        <w:rPr>
+          <w:b/>
+          <w:bCs/>
+          <w:color w:val="2450FF"/>
+          <w:sz w:val="16"/>
+          <w:szCs w:val="16"/>
+        </w:rPr>
+        <w:t>NEW]</w:t>
       </w:r>
     </w:p>
     <w:p>
       <w:pPr>
         <w:pStyle w:val="Heading1"/>
         <w:pBdr>
-          <w:bottom w:val="single" w:color="2450FF" w:sz="12" w:space="4"/>
+          <w:bottom w:val="single" w:sz="12" w:space="4" w:color="2450FF"/>
         </w:pBdr>
-        <w:spacing w:after="120" w:before="420"/>
+        <w:spacing w:before="420" w:after="120"/>
       </w:pPr>
       <w:r>
         <w:rPr>
@@ -3080,7 +4783,7 @@
           <w:sz w:val="30"/>
           <w:szCs w:val="30"/>
         </w:rPr>
-        <w:t xml:space="preserve">14. Final CTA + Footer</w:t>
+        <w:t>14. Final CTA + Footer</w:t>
       </w:r>
     </w:p>
     <w:p>
@@ -3091,13 +4794,11 @@
         <w:rPr>
           <w:b/>
           <w:bCs/>
-          <w:i w:val="false"/>
-          <w:iCs w:val="false"/>
-          <w:color w:val="101C33"/>
-          <w:sz w:val="21"/>
-          <w:szCs w:val="21"/>
-        </w:rPr>
-        <w:t xml:space="preserve">Final CTA:</w:t>
+          <w:color w:val="101C33"/>
+          <w:sz w:val="21"/>
+          <w:szCs w:val="21"/>
+        </w:rPr>
+        <w:t>Final CTA:</w:t>
       </w:r>
     </w:p>
     <w:p>
@@ -3110,7 +4811,7 @@
           <w:sz w:val="21"/>
           <w:szCs w:val="21"/>
         </w:rPr>
-        <w:t xml:space="preserve">Let's build your AI-ready data foundation.</w:t>
+        <w:t>Let's build your AI-ready data foundation.</w:t>
       </w:r>
       <w:r>
         <w:rPr>
@@ -3135,10 +4836,8 @@
       <w:r>
         <w:rPr>
           <w:color w:val="101C33"/>
-          <w:sz w:val="20"/>
-          <w:szCs w:val="20"/>
-        </w:rPr>
-        <w:t xml:space="preserve">Button: “Schedule a Meeting”</w:t>
+        </w:rPr>
+        <w:t>Button: “Schedule a Meeting”</w:t>
       </w:r>
       <w:r>
         <w:rPr>
@@ -3163,11 +4862,17 @@
       <w:r>
         <w:rPr>
           <w:color w:val="101C33"/>
-          <w:sz w:val="20"/>
-          <w:szCs w:val="20"/>
-        </w:rPr>
-        <w:t xml:space="preserve">Contact: marketing@aidata.works</w:t>
-      </w:r>
+        </w:rPr>
+        <w:t xml:space="preserve">Contact: </w:t>
+      </w:r>
+      <w:proofErr w:type="spellStart"/>
+      <w:r>
+        <w:rPr>
+          <w:color w:val="101C33"/>
+        </w:rPr>
+        <w:t>marketing@aidata.works</w:t>
+      </w:r>
+      <w:proofErr w:type="spellEnd"/>
       <w:r>
         <w:rPr>
           <w:b/>
@@ -3187,13 +4892,11 @@
         <w:rPr>
           <w:b/>
           <w:bCs/>
-          <w:i w:val="false"/>
-          <w:iCs w:val="false"/>
-          <w:color w:val="101C33"/>
-          <w:sz w:val="21"/>
-          <w:szCs w:val="21"/>
-        </w:rPr>
-        <w:t xml:space="preserve">Footer — substantially enriched this pass to address the “looks empty” feedback:</w:t>
+          <w:color w:val="101C33"/>
+          <w:sz w:val="21"/>
+          <w:szCs w:val="21"/>
+        </w:rPr>
+        <w:t>Footer — substantially enriched this pass to address the “looks empty” feedback:</w:t>
       </w:r>
     </w:p>
     <w:p>
@@ -3202,15 +4905,23 @@
       </w:pPr>
       <w:r>
         <w:rPr>
-          <w:b w:val="false"/>
-          <w:bCs w:val="false"/>
-          <w:i/>
-          <w:iCs/>
-          <w:color w:val="101C33"/>
-          <w:sz w:val="21"/>
-          <w:szCs w:val="21"/>
-        </w:rPr>
-        <w:t xml:space="preserve">Column 1 — Services:</w:t>
+          <w:i/>
+          <w:iCs/>
+          <w:color w:val="101C33"/>
+          <w:sz w:val="21"/>
+          <w:szCs w:val="21"/>
+        </w:rPr>
+        <w:t>Column 1 — Se</w:t>
+      </w:r>
+      <w:r>
+        <w:rPr>
+          <w:i/>
+          <w:iCs/>
+          <w:color w:val="101C33"/>
+          <w:sz w:val="21"/>
+          <w:szCs w:val="21"/>
+        </w:rPr>
+        <w:t>rvices:</w:t>
       </w:r>
     </w:p>
     <w:p>
@@ -3225,10 +4936,36 @@
       <w:r>
         <w:rPr>
           <w:color w:val="101C33"/>
-          <w:sz w:val="20"/>
-          <w:szCs w:val="20"/>
-        </w:rPr>
-        <w:t xml:space="preserve">Consulting Services · Informatica Implementation · Salesforce Implementation · AWS/Azure/GCP Implementation · Training &amp; Enablement</w:t>
+        </w:rPr>
+        <w:t xml:space="preserve">Consulting Services · </w:t>
+      </w:r>
+      <w:proofErr w:type="spellStart"/>
+      <w:r>
+        <w:rPr>
+          <w:color w:val="101C33"/>
+        </w:rPr>
+        <w:t>Informatica</w:t>
+      </w:r>
+      <w:proofErr w:type="spellEnd"/>
+      <w:r>
+        <w:rPr>
+          <w:color w:val="101C33"/>
+        </w:rPr>
+        <w:t xml:space="preserve"> Implementation · </w:t>
+      </w:r>
+      <w:proofErr w:type="spellStart"/>
+      <w:r>
+        <w:rPr>
+          <w:color w:val="101C33"/>
+        </w:rPr>
+        <w:t>Salesforce</w:t>
+      </w:r>
+      <w:proofErr w:type="spellEnd"/>
+      <w:r>
+        <w:rPr>
+          <w:color w:val="101C33"/>
+        </w:rPr>
+        <w:t xml:space="preserve"> Implementation · AWS/Azure/GCP Implementation · Training &amp; Enablement</w:t>
       </w:r>
       <w:r>
         <w:rPr>
@@ -3247,15 +4984,13 @@
       </w:pPr>
       <w:r>
         <w:rPr>
-          <w:b w:val="false"/>
-          <w:bCs w:val="false"/>
-          <w:i/>
-          <w:iCs/>
-          <w:color w:val="101C33"/>
-          <w:sz w:val="21"/>
-          <w:szCs w:val="21"/>
-        </w:rPr>
-        <w:t xml:space="preserve">Column 2 — Solutions:</w:t>
+          <w:i/>
+          <w:iCs/>
+          <w:color w:val="101C33"/>
+          <w:sz w:val="21"/>
+          <w:szCs w:val="21"/>
+        </w:rPr>
+        <w:t>Column 2 — Solutions:</w:t>
       </w:r>
     </w:p>
     <w:p>
@@ -3270,10 +5005,14 @@
       <w:r>
         <w:rPr>
           <w:color w:val="101C33"/>
-          <w:sz w:val="20"/>
-          <w:szCs w:val="20"/>
-        </w:rPr>
-        <w:t xml:space="preserve">AI &amp; Automation · Master Data Management · Data Quality &amp; Governance · Modernization Accelerators</w:t>
+        </w:rPr>
+        <w:t>AI &amp; Automation · Master Data Management · Data Quality &amp; Governance · Modernization A</w:t>
+      </w:r>
+      <w:r>
+        <w:rPr>
+          <w:color w:val="101C33"/>
+        </w:rPr>
+        <w:t>ccelerators</w:t>
       </w:r>
       <w:r>
         <w:rPr>
@@ -3292,15 +5031,13 @@
       </w:pPr>
       <w:r>
         <w:rPr>
-          <w:b w:val="false"/>
-          <w:bCs w:val="false"/>
-          <w:i/>
-          <w:iCs/>
-          <w:color w:val="101C33"/>
-          <w:sz w:val="21"/>
-          <w:szCs w:val="21"/>
-        </w:rPr>
-        <w:t xml:space="preserve">Column 3 — Company:</w:t>
+          <w:i/>
+          <w:iCs/>
+          <w:color w:val="101C33"/>
+          <w:sz w:val="21"/>
+          <w:szCs w:val="21"/>
+        </w:rPr>
+        <w:t>Column 3 — Company:</w:t>
       </w:r>
     </w:p>
     <w:p>
@@ -3315,10 +5052,8 @@
       <w:r>
         <w:rPr>
           <w:color w:val="101C33"/>
-          <w:sz w:val="20"/>
-          <w:szCs w:val="20"/>
-        </w:rPr>
-        <w:t xml:space="preserve">About · Partners · Careers · News</w:t>
+        </w:rPr>
+        <w:t>About · Partners · Careers · News</w:t>
       </w:r>
       <w:r>
         <w:rPr>
@@ -3337,15 +5072,13 @@
       </w:pPr>
       <w:r>
         <w:rPr>
-          <w:b w:val="false"/>
-          <w:bCs w:val="false"/>
-          <w:i/>
-          <w:iCs/>
-          <w:color w:val="101C33"/>
-          <w:sz w:val="21"/>
-          <w:szCs w:val="21"/>
-        </w:rPr>
-        <w:t xml:space="preserve">Column 4 — Resources:</w:t>
+          <w:i/>
+          <w:iCs/>
+          <w:color w:val="101C33"/>
+          <w:sz w:val="21"/>
+          <w:szCs w:val="21"/>
+        </w:rPr>
+        <w:t>Column 4 — Resources:</w:t>
       </w:r>
     </w:p>
     <w:p>
@@ -3360,10 +5093,8 @@
       <w:r>
         <w:rPr>
           <w:color w:val="101C33"/>
-          <w:sz w:val="20"/>
-          <w:szCs w:val="20"/>
-        </w:rPr>
-        <w:t xml:space="preserve">Insights · Case Studies · Contact</w:t>
+        </w:rPr>
+        <w:t>Insights · Case Studies · Contact</w:t>
       </w:r>
       <w:r>
         <w:rPr>
@@ -3382,15 +5113,13 @@
       </w:pPr>
       <w:r>
         <w:rPr>
-          <w:b w:val="false"/>
-          <w:bCs w:val="false"/>
-          <w:i/>
-          <w:iCs/>
-          <w:color w:val="101C33"/>
-          <w:sz w:val="21"/>
-          <w:szCs w:val="21"/>
-        </w:rPr>
-        <w:t xml:space="preserve">Newsletter signup (new):</w:t>
+          <w:i/>
+          <w:iCs/>
+          <w:color w:val="101C33"/>
+          <w:sz w:val="21"/>
+          <w:szCs w:val="21"/>
+        </w:rPr>
+        <w:t>Newsletter signup (new):</w:t>
       </w:r>
     </w:p>
     <w:p>
@@ -3403,7 +5132,16 @@
           <w:sz w:val="21"/>
           <w:szCs w:val="21"/>
         </w:rPr>
-        <w:t xml:space="preserve">“Get modernization insights in your inbox” + email field</w:t>
+        <w:t xml:space="preserve">“Get modernization insights in your inbox” + email </w:t>
+      </w:r>
+      <w:proofErr w:type="gramStart"/>
+      <w:r>
+        <w:rPr>
+          <w:color w:val="101C33"/>
+          <w:sz w:val="21"/>
+          <w:szCs w:val="21"/>
+        </w:rPr>
+        <w:t>field</w:t>
       </w:r>
       <w:r>
         <w:rPr>
@@ -3413,7 +5151,18 @@
           <w:sz w:val="16"/>
           <w:szCs w:val="16"/>
         </w:rPr>
-        <w:t xml:space="preserve">  [NEW]</w:t>
+        <w:t xml:space="preserve">  [</w:t>
+      </w:r>
+      <w:proofErr w:type="gramEnd"/>
+      <w:r>
+        <w:rPr>
+          <w:b/>
+          <w:bCs/>
+          <w:color w:val="2450FF"/>
+          <w:sz w:val="16"/>
+          <w:szCs w:val="16"/>
+        </w:rPr>
+        <w:t>NEW]</w:t>
       </w:r>
     </w:p>
     <w:p>
@@ -3422,15 +5171,13 @@
       </w:pPr>
       <w:r>
         <w:rPr>
-          <w:b w:val="false"/>
-          <w:bCs w:val="false"/>
-          <w:i/>
-          <w:iCs/>
-          <w:color w:val="101C33"/>
-          <w:sz w:val="21"/>
-          <w:szCs w:val="21"/>
-        </w:rPr>
-        <w:t xml:space="preserve">Social (new — structural only, needs a real URL):</w:t>
+          <w:i/>
+          <w:iCs/>
+          <w:color w:val="101C33"/>
+          <w:sz w:val="21"/>
+          <w:szCs w:val="21"/>
+        </w:rPr>
+        <w:t>Social (new — structural only, needs a real URL):</w:t>
       </w:r>
     </w:p>
     <w:p>
@@ -3443,7 +5190,34 @@
           <w:sz w:val="21"/>
           <w:szCs w:val="21"/>
         </w:rPr>
-        <w:t xml:space="preserve">LinkedIn icon linking to the aiDataWorks company page</w:t>
+        <w:t xml:space="preserve">LinkedIn icon linking to the </w:t>
+      </w:r>
+      <w:proofErr w:type="spellStart"/>
+      <w:r>
+        <w:rPr>
+          <w:color w:val="101C33"/>
+          <w:sz w:val="21"/>
+          <w:szCs w:val="21"/>
+        </w:rPr>
+        <w:t>aiDataWorks</w:t>
+      </w:r>
+      <w:proofErr w:type="spellEnd"/>
+      <w:r>
+        <w:rPr>
+          <w:color w:val="101C33"/>
+          <w:sz w:val="21"/>
+          <w:szCs w:val="21"/>
+        </w:rPr>
+        <w:t xml:space="preserve"> company </w:t>
+      </w:r>
+      <w:proofErr w:type="gramStart"/>
+      <w:r>
+        <w:rPr>
+          <w:color w:val="101C33"/>
+          <w:sz w:val="21"/>
+          <w:szCs w:val="21"/>
+        </w:rPr>
+        <w:t>page</w:t>
       </w:r>
       <w:r>
         <w:rPr>
@@ -3453,7 +5227,18 @@
           <w:sz w:val="16"/>
           <w:szCs w:val="16"/>
         </w:rPr>
-        <w:t xml:space="preserve">  [STILL NEEDED]</w:t>
+        <w:t xml:space="preserve">  [</w:t>
+      </w:r>
+      <w:proofErr w:type="gramEnd"/>
+      <w:r>
+        <w:rPr>
+          <w:b/>
+          <w:bCs/>
+          <w:color w:val="C0392B"/>
+          <w:sz w:val="16"/>
+          <w:szCs w:val="16"/>
+        </w:rPr>
+        <w:t>STILL NEEDED]</w:t>
       </w:r>
     </w:p>
     <w:p>
@@ -3462,15 +5247,13 @@
       </w:pPr>
       <w:r>
         <w:rPr>
-          <w:b w:val="false"/>
-          <w:bCs w:val="false"/>
-          <w:i/>
-          <w:iCs/>
-          <w:color w:val="101C33"/>
-          <w:sz w:val="21"/>
-          <w:szCs w:val="21"/>
-        </w:rPr>
-        <w:t xml:space="preserve">Certification badge row — expanded with new real detail:</w:t>
+          <w:i/>
+          <w:iCs/>
+          <w:color w:val="101C33"/>
+          <w:sz w:val="21"/>
+          <w:szCs w:val="21"/>
+        </w:rPr>
+        <w:t>Certification badge row — expanded with new real detail:</w:t>
       </w:r>
     </w:p>
     <w:p>
@@ -3482,13 +5265,39 @@
         </w:numPr>
         <w:spacing w:after="55"/>
       </w:pPr>
-      <w:r>
-        <w:rPr>
-          <w:color w:val="101C33"/>
-          <w:sz w:val="20"/>
-          <w:szCs w:val="20"/>
-        </w:rPr>
-        <w:t xml:space="preserve">Informatica Platinum Partner (since 2014) · Informatica Migration Factory Partner</w:t>
+      <w:proofErr w:type="spellStart"/>
+      <w:r>
+        <w:rPr>
+          <w:color w:val="101C33"/>
+        </w:rPr>
+        <w:t>Informatica</w:t>
+      </w:r>
+      <w:proofErr w:type="spellEnd"/>
+      <w:r>
+        <w:rPr>
+          <w:color w:val="101C33"/>
+        </w:rPr>
+        <w:t xml:space="preserve"> Platinum Partner (since 2014) · </w:t>
+      </w:r>
+      <w:proofErr w:type="spellStart"/>
+      <w:r>
+        <w:rPr>
+          <w:color w:val="101C33"/>
+        </w:rPr>
+        <w:t>Informatica</w:t>
+      </w:r>
+      <w:proofErr w:type="spellEnd"/>
+      <w:r>
+        <w:rPr>
+          <w:color w:val="101C33"/>
+        </w:rPr>
+        <w:t xml:space="preserve"> Migration Factory Partn</w:t>
+      </w:r>
+      <w:r>
+        <w:rPr>
+          <w:color w:val="101C33"/>
+        </w:rPr>
+        <w:t>er</w:t>
       </w:r>
       <w:r>
         <w:rPr>
@@ -3513,10 +5322,8 @@
       <w:r>
         <w:rPr>
           <w:color w:val="101C33"/>
-          <w:sz w:val="20"/>
-          <w:szCs w:val="20"/>
-        </w:rPr>
-        <w:t xml:space="preserve">Cloud Data Quality Professional · Data Governance Champion · Cloud MDM/Data Cloud Practitioner</w:t>
+        </w:rPr>
+        <w:t>Cloud Data Quality Professional · Data Governance Champion · Cloud MDM/Data Cloud Practitioner</w:t>
       </w:r>
       <w:r>
         <w:rPr>
@@ -3538,13 +5345,61 @@
         </w:numPr>
         <w:spacing w:after="55"/>
       </w:pPr>
-      <w:r>
-        <w:rPr>
-          <w:color w:val="101C33"/>
-          <w:sz w:val="20"/>
-          <w:szCs w:val="20"/>
-        </w:rPr>
-        <w:t xml:space="preserve">Salesforce Certified Data 360 Consultant · MuleSoft AnyPoint/AgentFabric Practitioner</w:t>
+      <w:proofErr w:type="spellStart"/>
+      <w:r>
+        <w:rPr>
+          <w:color w:val="101C33"/>
+        </w:rPr>
+        <w:t>Salesforce</w:t>
+      </w:r>
+      <w:proofErr w:type="spellEnd"/>
+      <w:r>
+        <w:rPr>
+          <w:color w:val="101C33"/>
+        </w:rPr>
+        <w:t xml:space="preserve"> Certified Data 360 Consultant · </w:t>
+      </w:r>
+      <w:proofErr w:type="spellStart"/>
+      <w:r>
+        <w:rPr>
+          <w:color w:val="101C33"/>
+        </w:rPr>
+        <w:t>MuleSoft</w:t>
+      </w:r>
+      <w:proofErr w:type="spellEnd"/>
+      <w:r>
+        <w:rPr>
+          <w:color w:val="101C33"/>
+        </w:rPr>
+        <w:t xml:space="preserve"> </w:t>
+      </w:r>
+      <w:proofErr w:type="spellStart"/>
+      <w:r>
+        <w:rPr>
+          <w:color w:val="101C33"/>
+        </w:rPr>
+        <w:t>AnyPoint</w:t>
+      </w:r>
+      <w:proofErr w:type="spellEnd"/>
+      <w:r>
+        <w:rPr>
+          <w:color w:val="101C33"/>
+        </w:rPr>
+        <w:t>/</w:t>
+      </w:r>
+      <w:proofErr w:type="spellStart"/>
+      <w:r>
+        <w:rPr>
+          <w:color w:val="101C33"/>
+        </w:rPr>
+        <w:t>AgentFabric</w:t>
+      </w:r>
+      <w:proofErr w:type="spellEnd"/>
+      <w:r>
+        <w:rPr>
+          <w:color w:val="101C33"/>
+        </w:rPr>
+        <w:t xml:space="preserve"> Practitioner</w:t>
       </w:r>
       <w:r>
         <w:rPr>
@@ -3563,15 +5418,13 @@
       </w:pPr>
       <w:r>
         <w:rPr>
-          <w:b w:val="false"/>
-          <w:bCs w:val="false"/>
-          <w:i/>
-          <w:iCs/>
-          <w:color w:val="101C33"/>
-          <w:sz w:val="21"/>
-          <w:szCs w:val="21"/>
-        </w:rPr>
-        <w:t xml:space="preserve">Legal:</w:t>
+          <w:i/>
+          <w:iCs/>
+          <w:color w:val="101C33"/>
+          <w:sz w:val="21"/>
+          <w:szCs w:val="21"/>
+        </w:rPr>
+        <w:t>Legal:</w:t>
       </w:r>
     </w:p>
     <w:p>
@@ -3586,10 +5439,14 @@
       <w:r>
         <w:rPr>
           <w:color w:val="101C33"/>
-          <w:sz w:val="20"/>
-          <w:szCs w:val="20"/>
-        </w:rPr>
-        <w:t xml:space="preserve">Privacy (now a real page, not /blank) · Terms</w:t>
+        </w:rPr>
+        <w:t>Privacy (now a real page, not /blank) · T</w:t>
+      </w:r>
+      <w:r>
+        <w:rPr>
+          <w:color w:val="101C33"/>
+        </w:rPr>
+        <w:t>erms</w:t>
       </w:r>
       <w:r>
         <w:rPr>
@@ -3610,13 +5467,11 @@
         <w:rPr>
           <w:b/>
           <w:bCs/>
-          <w:i w:val="false"/>
-          <w:iCs w:val="false"/>
-          <w:color w:val="101C33"/>
-          <w:sz w:val="21"/>
-          <w:szCs w:val="21"/>
-        </w:rPr>
-        <w:t xml:space="preserve">Phone number:</w:t>
+          <w:color w:val="101C33"/>
+          <w:sz w:val="21"/>
+          <w:szCs w:val="21"/>
+        </w:rPr>
+        <w:t>Phone number:</w:t>
       </w:r>
     </w:p>
     <w:p>
@@ -3628,113 +5483,88 @@
           <w:b/>
           <w:bCs/>
           <w:color w:val="C0392B"/>
-          <w:sz w:val="20"/>
-          <w:szCs w:val="20"/>
-        </w:rPr>
-        <w:t xml:space="preserve">Still left blank</w:t>
-      </w:r>
-      <w:r>
-        <w:rPr>
-          <w:color w:val="101C33"/>
-          <w:sz w:val="20"/>
-          <w:szCs w:val="20"/>
+        </w:rPr>
+        <w:lastRenderedPageBreak/>
+        <w:t>Still left blank</w:t>
+      </w:r>
+      <w:r>
+        <w:rPr>
+          <w:color w:val="101C33"/>
         </w:rPr>
         <w:t xml:space="preserve"> — not in the corporate deck either. A wrong number is worse than no number, so this stays open until you supply it.</w:t>
       </w:r>
     </w:p>
     <w:sectPr>
-      <w:pgSz w:w="12240" w:h="15840" w:orient="portrait"/>
+      <w:pgSz w:w="12240" w:h="15840"/>
       <w:pgMar w:top="900" w:right="1080" w:bottom="900" w:left="1080" w:header="708" w:footer="708" w:gutter="0"/>
-      <w:pgNumType/>
+      <w:cols w:space="720"/>
       <w:docGrid w:linePitch="360"/>
     </w:sectPr>
   </w:body>
 </w:document>
 </file>
 
-<file path=word/comments.xml><?xml version="1.0" encoding="utf-8"?>
-<w:comments xmlns:cx="http://schemas.microsoft.com/office/drawing/2014/chartex" xmlns:cx1="http://schemas.microsoft.com/office/drawing/2015/9/8/chartex" xmlns:cx2="http://schemas.microsoft.com/office/drawing/2015/10/21/chartex" xmlns:cx3="http://schemas.microsoft.com/office/drawing/2016/5/9/chartex" xmlns:cx4="http://schemas.microsoft.com/office/drawing/2016/5/10/chartex" xmlns:cx5="http://schemas.microsoft.com/office/drawing/2016/5/11/chartex" xmlns:cx6="http://schemas.microsoft.com/office/drawing/2016/5/12/chartex" xmlns:cx7="http://schemas.microsoft.com/office/drawing/2016/5/13/chartex" xmlns:cx8="http://schemas.microsoft.com/office/drawing/2016/5/14/chartex" xmlns:mc="http://schemas.openxmlformats.org/markup-compatibility/2006" xmlns:aink="http://schemas.microsoft.com/office/drawing/2016/ink" xmlns:am3d="http://schemas.microsoft.com/office/drawing/2017/model3d" xmlns:o="urn:schemas-microsoft-com:office:office" xmlns:r="http://schemas.openxmlformats.org/officeDocument/2006/relationships" xmlns:m="http://schemas.openxmlformats.org/officeDocument/2006/math" xmlns:v="urn:schemas-microsoft-com:vml" xmlns:wp14="http://schemas.microsoft.com/office/word/2010/wordprocessingDrawing" xmlns:wp="http://schemas.openxmlformats.org/drawingml/2006/wordprocessingDrawing" xmlns:w10="urn:schemas-microsoft-com:office:word" xmlns:w="http://schemas.openxmlformats.org/wordprocessingml/2006/main" xmlns:w14="http://schemas.microsoft.com/office/word/2010/wordml" xmlns:w15="http://schemas.microsoft.com/office/word/2012/wordml" xmlns:w16cex="http://schemas.microsoft.com/office/word/2018/wordml/cex" xmlns:w16cid="http://schemas.microsoft.com/office/word/2016/wordml/cid" xmlns:w16="http://schemas.microsoft.com/office/word/2018/wordml" xmlns:w16sdtdh="http://schemas.microsoft.com/office/word/2020/wordml/sdtdatahash" xmlns:w16se="http://schemas.microsoft.com/office/word/2015/wordml/symex" xmlns:wpg="http://schemas.microsoft.com/office/word/2010/wordprocessingGroup" xmlns:wpi="http://schemas.microsoft.com/office/word/2010/wordprocessingInk" xmlns:wne="http://schemas.microsoft.com/office/word/2006/wordml" xmlns:wps="http://schemas.microsoft.com/office/word/2010/wordprocessingShape"/>
-</file>
-
-<file path=word/endnotes.xml><?xml version="1.0" encoding="utf-8"?>
-<w:endnotes xmlns:wpc="http://schemas.microsoft.com/office/word/2010/wordprocessingCanvas" xmlns:mc="http://schemas.openxmlformats.org/markup-compatibility/2006" xmlns:o="urn:schemas-microsoft-com:office:office" xmlns:r="http://schemas.openxmlformats.org/officeDocument/2006/relationships" xmlns:m="http://schemas.openxmlformats.org/officeDocument/2006/math" xmlns:v="urn:schemas-microsoft-com:vml" xmlns:wp14="http://schemas.microsoft.com/office/word/2010/wordprocessingDrawing" xmlns:wp="http://schemas.openxmlformats.org/drawingml/2006/wordprocessingDrawing" xmlns:w10="urn:schemas-microsoft-com:office:word" xmlns:w="http://schemas.openxmlformats.org/wordprocessingml/2006/main" xmlns:w14="http://schemas.microsoft.com/office/word/2010/wordml" xmlns:w15="http://schemas.microsoft.com/office/word/2012/wordml" xmlns:wpg="http://schemas.microsoft.com/office/word/2010/wordprocessingGroup" xmlns:wpi="http://schemas.microsoft.com/office/word/2010/wordprocessingInk" xmlns:wne="http://schemas.microsoft.com/office/word/2006/wordml" xmlns:wps="http://schemas.microsoft.com/office/word/2010/wordprocessingShape" mc:Ignorable="w14 w15 wp14">
-  <w:endnote w:type="separator" w:id="-1">
-    <w:p>
-      <w:pPr>
-        <w:spacing w:after="0" w:line="240" w:lineRule="auto"/>
-      </w:pPr>
-      <w:r>
-        <w:rPr>
-          <w:rStyle w:val="EndnoteReference"/>
-        </w:rPr>
-        <w:endnoteRef/>
-      </w:r>
-      <w:r>
-        <w:separator/>
-      </w:r>
-    </w:p>
-  </w:endnote>
-  <w:endnote w:type="continuationSeparator" w:id="0">
-    <w:p>
-      <w:pPr>
-        <w:spacing w:after="0" w:line="240" w:lineRule="auto"/>
-      </w:pPr>
-      <w:r>
-        <w:rPr>
-          <w:rStyle w:val="EndnoteReference"/>
-        </w:rPr>
-        <w:endnoteRef/>
-      </w:r>
-      <w:r>
-        <w:continuationSeparator/>
-      </w:r>
-    </w:p>
-  </w:endnote>
-</w:endnotes>
-</file>
-
-<file path=word/footnotes.xml><?xml version="1.0" encoding="utf-8"?>
-<w:footnotes xmlns:wpc="http://schemas.microsoft.com/office/word/2010/wordprocessingCanvas" xmlns:mc="http://schemas.openxmlformats.org/markup-compatibility/2006" xmlns:o="urn:schemas-microsoft-com:office:office" xmlns:r="http://schemas.openxmlformats.org/officeDocument/2006/relationships" xmlns:m="http://schemas.openxmlformats.org/officeDocument/2006/math" xmlns:v="urn:schemas-microsoft-com:vml" xmlns:wp14="http://schemas.microsoft.com/office/word/2010/wordprocessingDrawing" xmlns:wp="http://schemas.openxmlformats.org/drawingml/2006/wordprocessingDrawing" xmlns:w10="urn:schemas-microsoft-com:office:word" xmlns:w="http://schemas.openxmlformats.org/wordprocessingml/2006/main" xmlns:w14="http://schemas.microsoft.com/office/word/2010/wordml" xmlns:w15="http://schemas.microsoft.com/office/word/2012/wordml" xmlns:wpg="http://schemas.microsoft.com/office/word/2010/wordprocessingGroup" xmlns:wpi="http://schemas.microsoft.com/office/word/2010/wordprocessingInk" xmlns:wne="http://schemas.microsoft.com/office/word/2006/wordml" xmlns:wps="http://schemas.microsoft.com/office/word/2010/wordprocessingShape" mc:Ignorable="w14 w15 wp14">
-  <w:footnote w:type="separator" w:id="-1">
-    <w:p>
-      <w:pPr>
-        <w:spacing w:after="0" w:line="240" w:lineRule="auto"/>
-      </w:pPr>
-      <w:r>
-        <w:rPr>
-          <w:rStyle w:val="FootnoteReference"/>
-        </w:rPr>
-        <w:footnoteRef/>
-      </w:r>
-      <w:r>
-        <w:separator/>
-      </w:r>
-    </w:p>
-  </w:footnote>
-  <w:footnote w:type="continuationSeparator" w:id="0">
-    <w:p>
-      <w:pPr>
-        <w:spacing w:after="0" w:line="240" w:lineRule="auto"/>
-      </w:pPr>
-      <w:r>
-        <w:rPr>
-          <w:rStyle w:val="FootnoteReference"/>
-        </w:rPr>
-        <w:footnoteRef/>
-      </w:r>
-      <w:r>
-        <w:continuationSeparator/>
-      </w:r>
-    </w:p>
-  </w:footnote>
-</w:footnotes>
-</file>
-
 <file path=word/numbering.xml><?xml version="1.0" encoding="utf-8"?>
-<w:numbering xmlns:wpc="http://schemas.microsoft.com/office/word/2010/wordprocessingCanvas" xmlns:mc="http://schemas.openxmlformats.org/markup-compatibility/2006" xmlns:o="urn:schemas-microsoft-com:office:office" xmlns:r="http://schemas.openxmlformats.org/officeDocument/2006/relationships" xmlns:m="http://schemas.openxmlformats.org/officeDocument/2006/math" xmlns:v="urn:schemas-microsoft-com:vml" xmlns:wp14="http://schemas.microsoft.com/office/word/2010/wordprocessingDrawing" xmlns:wp="http://schemas.openxmlformats.org/drawingml/2006/wordprocessingDrawing" xmlns:w10="urn:schemas-microsoft-com:office:word" xmlns:w="http://schemas.openxmlformats.org/wordprocessingml/2006/main" xmlns:w14="http://schemas.microsoft.com/office/word/2010/wordml" xmlns:w15="http://schemas.microsoft.com/office/word/2012/wordml" xmlns:wpg="http://schemas.microsoft.com/office/word/2010/wordprocessingGroup" xmlns:wpi="http://schemas.microsoft.com/office/word/2010/wordprocessingInk" xmlns:wne="http://schemas.microsoft.com/office/word/2006/wordml" xmlns:wps="http://schemas.microsoft.com/office/word/2010/wordprocessingShape" mc:Ignorable="w14 w15 wp14">
-  <w:abstractNum w:abstractNumId="1" w15:restartNumberingAfterBreak="0">
+<w:numbering xmlns:wpc="http://schemas.microsoft.com/office/word/2010/wordprocessingCanvas" xmlns:mc="http://schemas.openxmlformats.org/markup-compatibility/2006" xmlns:o="urn:schemas-microsoft-com:office:office" xmlns:r="http://schemas.openxmlformats.org/officeDocument/2006/relationships" xmlns:m="http://schemas.openxmlformats.org/officeDocument/2006/math" xmlns:v="urn:schemas-microsoft-com:vml" xmlns:wp14="http://schemas.microsoft.com/office/word/2010/wordprocessingDrawing" xmlns:wp="http://schemas.openxmlformats.org/drawingml/2006/wordprocessingDrawing" xmlns:w10="urn:schemas-microsoft-com:office:word" xmlns:w="http://schemas.openxmlformats.org/wordprocessingml/2006/main" xmlns:w14="http://schemas.microsoft.com/office/word/2010/wordml" xmlns:wpg="http://schemas.microsoft.com/office/word/2010/wordprocessingGroup" xmlns:wpi="http://schemas.microsoft.com/office/word/2010/wordprocessingInk" xmlns:wne="http://schemas.microsoft.com/office/word/2006/wordml" xmlns:wps="http://schemas.microsoft.com/office/word/2010/wordprocessingShape" mc:Ignorable="w14 wp14">
+  <w:abstractNum w:abstractNumId="0">
+    <w:nsid w:val="235C345E"/>
     <w:multiLevelType w:val="hybridMultilevel"/>
-    <w:lvl w:ilvl="0" w15:tentative="1">
+    <w:tmpl w:val="6A8AD1C4"/>
+    <w:lvl w:ilvl="0" w:tplc="ED7E9898">
+      <w:start w:val="1"/>
+      <w:numFmt w:val="bullet"/>
+      <w:lvlText w:val="•"/>
+      <w:lvlJc w:val="left"/>
+      <w:pPr>
+        <w:ind w:left="360" w:hanging="260"/>
+      </w:pPr>
+    </w:lvl>
+    <w:lvl w:ilvl="1" w:tplc="81F2A986">
+      <w:numFmt w:val="decimal"/>
+      <w:lvlText w:val=""/>
+      <w:lvlJc w:val="left"/>
+    </w:lvl>
+    <w:lvl w:ilvl="2" w:tplc="0B6EF924">
+      <w:numFmt w:val="decimal"/>
+      <w:lvlText w:val=""/>
+      <w:lvlJc w:val="left"/>
+    </w:lvl>
+    <w:lvl w:ilvl="3" w:tplc="63D2F7BC">
+      <w:numFmt w:val="decimal"/>
+      <w:lvlText w:val=""/>
+      <w:lvlJc w:val="left"/>
+    </w:lvl>
+    <w:lvl w:ilvl="4" w:tplc="A404DDD2">
+      <w:numFmt w:val="decimal"/>
+      <w:lvlText w:val=""/>
+      <w:lvlJc w:val="left"/>
+    </w:lvl>
+    <w:lvl w:ilvl="5" w:tplc="8648007A">
+      <w:numFmt w:val="decimal"/>
+      <w:lvlText w:val=""/>
+      <w:lvlJc w:val="left"/>
+    </w:lvl>
+    <w:lvl w:ilvl="6" w:tplc="9FC03108">
+      <w:numFmt w:val="decimal"/>
+      <w:lvlText w:val=""/>
+      <w:lvlJc w:val="left"/>
+    </w:lvl>
+    <w:lvl w:ilvl="7" w:tplc="61FC83FE">
+      <w:numFmt w:val="decimal"/>
+      <w:lvlText w:val=""/>
+      <w:lvlJc w:val="left"/>
+    </w:lvl>
+    <w:lvl w:ilvl="8" w:tplc="0CF6A44C">
+      <w:numFmt w:val="decimal"/>
+      <w:lvlText w:val=""/>
+      <w:lvlJc w:val="left"/>
+    </w:lvl>
+  </w:abstractNum>
+  <w:abstractNum w:abstractNumId="1">
+    <w:nsid w:val="52BC40F0"/>
+    <w:multiLevelType w:val="hybridMultilevel"/>
+    <w:tmpl w:val="F930486C"/>
+    <w:lvl w:ilvl="0" w:tplc="A7B42742">
       <w:start w:val="1"/>
       <w:numFmt w:val="bullet"/>
       <w:lvlText w:val="●"/>
@@ -3743,7 +5573,7 @@
         <w:ind w:left="720" w:hanging="360"/>
       </w:pPr>
     </w:lvl>
-    <w:lvl w:ilvl="1" w15:tentative="1">
+    <w:lvl w:ilvl="1" w:tplc="63E6D7A2">
       <w:start w:val="1"/>
       <w:numFmt w:val="bullet"/>
       <w:lvlText w:val="○"/>
@@ -3752,7 +5582,7 @@
         <w:ind w:left="1440" w:hanging="360"/>
       </w:pPr>
     </w:lvl>
-    <w:lvl w:ilvl="2" w15:tentative="1">
+    <w:lvl w:ilvl="2" w:tplc="DE1C5E12">
       <w:start w:val="1"/>
       <w:numFmt w:val="bullet"/>
       <w:lvlText w:val="■"/>
@@ -3761,7 +5591,7 @@
         <w:ind w:left="2160" w:hanging="360"/>
       </w:pPr>
     </w:lvl>
-    <w:lvl w:ilvl="3" w15:tentative="1">
+    <w:lvl w:ilvl="3" w:tplc="3EFA7C88">
       <w:start w:val="1"/>
       <w:numFmt w:val="bullet"/>
       <w:lvlText w:val="●"/>
@@ -3770,7 +5600,7 @@
         <w:ind w:left="2880" w:hanging="360"/>
       </w:pPr>
     </w:lvl>
-    <w:lvl w:ilvl="4" w15:tentative="1">
+    <w:lvl w:ilvl="4" w:tplc="1494D726">
       <w:start w:val="1"/>
       <w:numFmt w:val="bullet"/>
       <w:lvlText w:val="○"/>
@@ -3779,7 +5609,7 @@
         <w:ind w:left="3600" w:hanging="360"/>
       </w:pPr>
     </w:lvl>
-    <w:lvl w:ilvl="5" w15:tentative="1">
+    <w:lvl w:ilvl="5" w:tplc="606C64D4">
       <w:start w:val="1"/>
       <w:numFmt w:val="bullet"/>
       <w:lvlText w:val="■"/>
@@ -3788,7 +5618,7 @@
         <w:ind w:left="4320" w:hanging="360"/>
       </w:pPr>
     </w:lvl>
-    <w:lvl w:ilvl="6" w15:tentative="1">
+    <w:lvl w:ilvl="6" w:tplc="74C4E1DE">
       <w:start w:val="1"/>
       <w:numFmt w:val="bullet"/>
       <w:lvlText w:val="●"/>
@@ -3797,7 +5627,7 @@
         <w:ind w:left="5040" w:hanging="360"/>
       </w:pPr>
     </w:lvl>
-    <w:lvl w:ilvl="7" w15:tentative="1">
+    <w:lvl w:ilvl="7" w:tplc="84C2B0A0">
       <w:start w:val="1"/>
       <w:numFmt w:val="bullet"/>
       <w:lvlText w:val="●"/>
@@ -3806,25 +5636,13 @@
         <w:ind w:left="5760" w:hanging="360"/>
       </w:pPr>
     </w:lvl>
-    <w:lvl w:ilvl="8" w15:tentative="1">
+    <w:lvl w:ilvl="8" w:tplc="92B0CE56">
       <w:start w:val="1"/>
       <w:numFmt w:val="bullet"/>
       <w:lvlText w:val="●"/>
       <w:lvlJc w:val="left"/>
       <w:pPr>
         <w:ind w:left="6480" w:hanging="360"/>
-      </w:pPr>
-    </w:lvl>
-  </w:abstractNum>
-  <w:abstractNum w:abstractNumId="2" w15:restartNumberingAfterBreak="0">
-    <w:multiLevelType w:val="hybridMultilevel"/>
-    <w:lvl w:ilvl="0" w15:tentative="1">
-      <w:start w:val="1"/>
-      <w:numFmt w:val="bullet"/>
-      <w:lvlText w:val="•"/>
-      <w:lvlJc w:val="left"/>
-      <w:pPr>
-        <w:ind w:left="360" w:hanging="260"/>
       </w:pPr>
     </w:lvl>
   </w:abstractNum>
@@ -3835,7 +5653,7 @@
     </w:lvlOverride>
   </w:num>
   <w:num w:numId="2">
-    <w:abstractNumId w:val="2"/>
+    <w:abstractNumId w:val="0"/>
     <w:lvlOverride w:ilvl="0">
       <w:startOverride w:val="1"/>
     </w:lvlOverride>
@@ -3844,26 +5662,165 @@
 </file>
 
 <file path=word/styles.xml><?xml version="1.0" encoding="utf-8"?>
-<w:styles xmlns:mc="http://schemas.openxmlformats.org/markup-compatibility/2006" xmlns:r="http://schemas.openxmlformats.org/officeDocument/2006/relationships" xmlns:w="http://schemas.openxmlformats.org/wordprocessingml/2006/main" xmlns:w14="http://schemas.microsoft.com/office/word/2010/wordml" xmlns:w15="http://schemas.microsoft.com/office/word/2012/wordml" mc:Ignorable="w14 w15">
+<w:styles xmlns:mc="http://schemas.openxmlformats.org/markup-compatibility/2006" xmlns:r="http://schemas.openxmlformats.org/officeDocument/2006/relationships" xmlns:w="http://schemas.openxmlformats.org/wordprocessingml/2006/main" xmlns:w14="http://schemas.microsoft.com/office/word/2010/wordml" mc:Ignorable="w14">
   <w:docDefaults>
-    <w:rPrDefault/>
+    <w:rPrDefault>
+      <w:rPr>
+        <w:rFonts w:ascii="Times New Roman" w:eastAsia="Times New Roman" w:hAnsi="Times New Roman" w:cs="Times New Roman"/>
+        <w:lang w:val="en-US" w:eastAsia="en-US" w:bidi="ar-SA"/>
+      </w:rPr>
+    </w:rPrDefault>
     <w:pPrDefault/>
   </w:docDefaults>
-  <w:style w:type="paragraph" w:styleId="Title">
-    <w:name w:val="Title"/>
-    <w:basedOn w:val="Normal"/>
-    <w:next w:val="Normal"/>
+  <w:latentStyles w:defLockedState="0" w:defUIPriority="99" w:defSemiHidden="1" w:defUnhideWhenUsed="1" w:defQFormat="0" w:count="267">
+    <w:lsdException w:name="Normal" w:semiHidden="0" w:uiPriority="0" w:unhideWhenUsed="0" w:qFormat="1"/>
+    <w:lsdException w:name="heading 1" w:semiHidden="0" w:uiPriority="9" w:unhideWhenUsed="0" w:qFormat="1"/>
+    <w:lsdException w:name="heading 2" w:uiPriority="9" w:qFormat="1"/>
+    <w:lsdException w:name="heading 3" w:uiPriority="9" w:qFormat="1"/>
+    <w:lsdException w:name="heading 4" w:uiPriority="9" w:qFormat="1"/>
+    <w:lsdException w:name="heading 5" w:uiPriority="9" w:qFormat="1"/>
+    <w:lsdException w:name="heading 6" w:uiPriority="9" w:qFormat="1"/>
+    <w:lsdException w:name="heading 7" w:uiPriority="9" w:qFormat="1"/>
+    <w:lsdException w:name="heading 8" w:uiPriority="9" w:qFormat="1"/>
+    <w:lsdException w:name="heading 9" w:uiPriority="9" w:qFormat="1"/>
+    <w:lsdException w:name="toc 1" w:uiPriority="39"/>
+    <w:lsdException w:name="toc 2" w:uiPriority="39"/>
+    <w:lsdException w:name="toc 3" w:uiPriority="39"/>
+    <w:lsdException w:name="toc 4" w:uiPriority="39"/>
+    <w:lsdException w:name="toc 5" w:uiPriority="39"/>
+    <w:lsdException w:name="toc 6" w:uiPriority="39"/>
+    <w:lsdException w:name="toc 7" w:uiPriority="39"/>
+    <w:lsdException w:name="toc 8" w:uiPriority="39"/>
+    <w:lsdException w:name="toc 9" w:uiPriority="39"/>
+    <w:lsdException w:name="caption" w:uiPriority="35" w:qFormat="1"/>
+    <w:lsdException w:name="Title" w:semiHidden="0" w:uiPriority="10" w:unhideWhenUsed="0" w:qFormat="1"/>
+    <w:lsdException w:name="Default Paragraph Font" w:uiPriority="1"/>
+    <w:lsdException w:name="Subtitle" w:semiHidden="0" w:uiPriority="11" w:unhideWhenUsed="0" w:qFormat="1"/>
+    <w:lsdException w:name="Strong" w:semiHidden="0" w:uiPriority="22" w:unhideWhenUsed="0" w:qFormat="1"/>
+    <w:lsdException w:name="Emphasis" w:semiHidden="0" w:uiPriority="20" w:unhideWhenUsed="0" w:qFormat="1"/>
+    <w:lsdException w:name="Table Grid" w:semiHidden="0" w:uiPriority="59" w:unhideWhenUsed="0"/>
+    <w:lsdException w:name="Placeholder Text" w:unhideWhenUsed="0"/>
+    <w:lsdException w:name="No Spacing" w:semiHidden="0" w:uiPriority="1" w:unhideWhenUsed="0" w:qFormat="1"/>
+    <w:lsdException w:name="Light Shading" w:semiHidden="0" w:uiPriority="60" w:unhideWhenUsed="0"/>
+    <w:lsdException w:name="Light List" w:semiHidden="0" w:uiPriority="61" w:unhideWhenUsed="0"/>
+    <w:lsdException w:name="Light Grid" w:semiHidden="0" w:uiPriority="62" w:unhideWhenUsed="0"/>
+    <w:lsdException w:name="Medium Shading 1" w:semiHidden="0" w:uiPriority="63" w:unhideWhenUsed="0"/>
+    <w:lsdException w:name="Medium Shading 2" w:semiHidden="0" w:uiPriority="64" w:unhideWhenUsed="0"/>
+    <w:lsdException w:name="Medium List 1" w:semiHidden="0" w:uiPriority="65" w:unhideWhenUsed="0"/>
+    <w:lsdException w:name="Medium List 2" w:semiHidden="0" w:uiPriority="66" w:unhideWhenUsed="0"/>
+    <w:lsdException w:name="Medium Grid 1" w:semiHidden="0" w:uiPriority="67" w:unhideWhenUsed="0"/>
+    <w:lsdException w:name="Medium Grid 2" w:semiHidden="0" w:uiPriority="68" w:unhideWhenUsed="0"/>
+    <w:lsdException w:name="Medium Grid 3" w:semiHidden="0" w:uiPriority="69" w:unhideWhenUsed="0"/>
+    <w:lsdException w:name="Dark List" w:semiHidden="0" w:uiPriority="70" w:unhideWhenUsed="0"/>
+    <w:lsdException w:name="Colorful Shading" w:semiHidden="0" w:uiPriority="71" w:unhideWhenUsed="0"/>
+    <w:lsdException w:name="Colorful List" w:semiHidden="0" w:uiPriority="72" w:unhideWhenUsed="0"/>
+    <w:lsdException w:name="Colorful Grid" w:semiHidden="0" w:uiPriority="73" w:unhideWhenUsed="0"/>
+    <w:lsdException w:name="Light Shading Accent 1" w:semiHidden="0" w:uiPriority="60" w:unhideWhenUsed="0"/>
+    <w:lsdException w:name="Light List Accent 1" w:semiHidden="0" w:uiPriority="61" w:unhideWhenUsed="0"/>
+    <w:lsdException w:name="Light Grid Accent 1" w:semiHidden="0" w:uiPriority="62" w:unhideWhenUsed="0"/>
+    <w:lsdException w:name="Medium Shading 1 Accent 1" w:semiHidden="0" w:uiPriority="63" w:unhideWhenUsed="0"/>
+    <w:lsdException w:name="Medium Shading 2 Accent 1" w:semiHidden="0" w:uiPriority="64" w:unhideWhenUsed="0"/>
+    <w:lsdException w:name="Medium List 1 Accent 1" w:semiHidden="0" w:uiPriority="65" w:unhideWhenUsed="0"/>
+    <w:lsdException w:name="Revision" w:unhideWhenUsed="0"/>
+    <w:lsdException w:name="List Paragraph" w:semiHidden="0" w:uiPriority="34" w:unhideWhenUsed="0" w:qFormat="1"/>
+    <w:lsdException w:name="Quote" w:semiHidden="0" w:uiPriority="29" w:unhideWhenUsed="0" w:qFormat="1"/>
+    <w:lsdException w:name="Intense Quote" w:semiHidden="0" w:uiPriority="30" w:unhideWhenUsed="0" w:qFormat="1"/>
+    <w:lsdException w:name="Medium List 2 Accent 1" w:semiHidden="0" w:uiPriority="66" w:unhideWhenUsed="0"/>
+    <w:lsdException w:name="Medium Grid 1 Accent 1" w:semiHidden="0" w:uiPriority="67" w:unhideWhenUsed="0"/>
+    <w:lsdException w:name="Medium Grid 2 Accent 1" w:semiHidden="0" w:uiPriority="68" w:unhideWhenUsed="0"/>
+    <w:lsdException w:name="Medium Grid 3 Accent 1" w:semiHidden="0" w:uiPriority="69" w:unhideWhenUsed="0"/>
+    <w:lsdException w:name="Dark List Accent 1" w:semiHidden="0" w:uiPriority="70" w:unhideWhenUsed="0"/>
+    <w:lsdException w:name="Colorful Shading Accent 1" w:semiHidden="0" w:uiPriority="71" w:unhideWhenUsed="0"/>
+    <w:lsdException w:name="Colorful List Accent 1" w:semiHidden="0" w:uiPriority="72" w:unhideWhenUsed="0"/>
+    <w:lsdException w:name="Colorful Grid Accent 1" w:semiHidden="0" w:uiPriority="73" w:unhideWhenUsed="0"/>
+    <w:lsdException w:name="Light Shading Accent 2" w:semiHidden="0" w:uiPriority="60" w:unhideWhenUsed="0"/>
+    <w:lsdException w:name="Light List Accent 2" w:semiHidden="0" w:uiPriority="61" w:unhideWhenUsed="0"/>
+    <w:lsdException w:name="Light Grid Accent 2" w:semiHidden="0" w:uiPriority="62" w:unhideWhenUsed="0"/>
+    <w:lsdException w:name="Medium Shading 1 Accent 2" w:semiHidden="0" w:uiPriority="63" w:unhideWhenUsed="0"/>
+    <w:lsdException w:name="Medium Shading 2 Accent 2" w:semiHidden="0" w:uiPriority="64" w:unhideWhenUsed="0"/>
+    <w:lsdException w:name="Medium List 1 Accent 2" w:semiHidden="0" w:uiPriority="65" w:unhideWhenUsed="0"/>
+    <w:lsdException w:name="Medium List 2 Accent 2" w:semiHidden="0" w:uiPriority="66" w:unhideWhenUsed="0"/>
+    <w:lsdException w:name="Medium Grid 1 Accent 2" w:semiHidden="0" w:uiPriority="67" w:unhideWhenUsed="0"/>
+    <w:lsdException w:name="Medium Grid 2 Accent 2" w:semiHidden="0" w:uiPriority="68" w:unhideWhenUsed="0"/>
+    <w:lsdException w:name="Medium Grid 3 Accent 2" w:semiHidden="0" w:uiPriority="69" w:unhideWhenUsed="0"/>
+    <w:lsdException w:name="Dark List Accent 2" w:semiHidden="0" w:uiPriority="70" w:unhideWhenUsed="0"/>
+    <w:lsdException w:name="Colorful Shading Accent 2" w:semiHidden="0" w:uiPriority="71" w:unhideWhenUsed="0"/>
+    <w:lsdException w:name="Colorful List Accent 2" w:semiHidden="0" w:uiPriority="72" w:unhideWhenUsed="0"/>
+    <w:lsdException w:name="Colorful Grid Accent 2" w:semiHidden="0" w:uiPriority="73" w:unhideWhenUsed="0"/>
+    <w:lsdException w:name="Light Shading Accent 3" w:semiHidden="0" w:uiPriority="60" w:unhideWhenUsed="0"/>
+    <w:lsdException w:name="Light List Accent 3" w:semiHidden="0" w:uiPriority="61" w:unhideWhenUsed="0"/>
+    <w:lsdException w:name="Light Grid Accent 3" w:semiHidden="0" w:uiPriority="62" w:unhideWhenUsed="0"/>
+    <w:lsdException w:name="Medium Shading 1 Accent 3" w:semiHidden="0" w:uiPriority="63" w:unhideWhenUsed="0"/>
+    <w:lsdException w:name="Medium Shading 2 Accent 3" w:semiHidden="0" w:uiPriority="64" w:unhideWhenUsed="0"/>
+    <w:lsdException w:name="Medium List 1 Accent 3" w:semiHidden="0" w:uiPriority="65" w:unhideWhenUsed="0"/>
+    <w:lsdException w:name="Medium List 2 Accent 3" w:semiHidden="0" w:uiPriority="66" w:unhideWhenUsed="0"/>
+    <w:lsdException w:name="Medium Grid 1 Accent 3" w:semiHidden="0" w:uiPriority="67" w:unhideWhenUsed="0"/>
+    <w:lsdException w:name="Medium Grid 2 Accent 3" w:semiHidden="0" w:uiPriority="68" w:unhideWhenUsed="0"/>
+    <w:lsdException w:name="Medium Grid 3 Accent 3" w:semiHidden="0" w:uiPriority="69" w:unhideWhenUsed="0"/>
+    <w:lsdException w:name="Dark List Accent 3" w:semiHidden="0" w:uiPriority="70" w:unhideWhenUsed="0"/>
+    <w:lsdException w:name="Colorful Shading Accent 3" w:semiHidden="0" w:uiPriority="71" w:unhideWhenUsed="0"/>
+    <w:lsdException w:name="Colorful List Accent 3" w:semiHidden="0" w:uiPriority="72" w:unhideWhenUsed="0"/>
+    <w:lsdException w:name="Colorful Grid Accent 3" w:semiHidden="0" w:uiPriority="73" w:unhideWhenUsed="0"/>
+    <w:lsdException w:name="Light Shading Accent 4" w:semiHidden="0" w:uiPriority="60" w:unhideWhenUsed="0"/>
+    <w:lsdException w:name="Light List Accent 4" w:semiHidden="0" w:uiPriority="61" w:unhideWhenUsed="0"/>
+    <w:lsdException w:name="Light Grid Accent 4" w:semiHidden="0" w:uiPriority="62" w:unhideWhenUsed="0"/>
+    <w:lsdException w:name="Medium Shading 1 Accent 4" w:semiHidden="0" w:uiPriority="63" w:unhideWhenUsed="0"/>
+    <w:lsdException w:name="Medium Shading 2 Accent 4" w:semiHidden="0" w:uiPriority="64" w:unhideWhenUsed="0"/>
+    <w:lsdException w:name="Medium List 1 Accent 4" w:semiHidden="0" w:uiPriority="65" w:unhideWhenUsed="0"/>
+    <w:lsdException w:name="Medium List 2 Accent 4" w:semiHidden="0" w:uiPriority="66" w:unhideWhenUsed="0"/>
+    <w:lsdException w:name="Medium Grid 1 Accent 4" w:semiHidden="0" w:uiPriority="67" w:unhideWhenUsed="0"/>
+    <w:lsdException w:name="Medium Grid 2 Accent 4" w:semiHidden="0" w:uiPriority="68" w:unhideWhenUsed="0"/>
+    <w:lsdException w:name="Medium Grid 3 Accent 4" w:semiHidden="0" w:uiPriority="69" w:unhideWhenUsed="0"/>
+    <w:lsdException w:name="Dark List Accent 4" w:semiHidden="0" w:uiPriority="70" w:unhideWhenUsed="0"/>
+    <w:lsdException w:name="Colorful Shading Accent 4" w:semiHidden="0" w:uiPriority="71" w:unhideWhenUsed="0"/>
+    <w:lsdException w:name="Colorful List Accent 4" w:semiHidden="0" w:uiPriority="72" w:unhideWhenUsed="0"/>
+    <w:lsdException w:name="Colorful Grid Accent 4" w:semiHidden="0" w:uiPriority="73" w:unhideWhenUsed="0"/>
+    <w:lsdException w:name="Light Shading Accent 5" w:semiHidden="0" w:uiPriority="60" w:unhideWhenUsed="0"/>
+    <w:lsdException w:name="Light List Accent 5" w:semiHidden="0" w:uiPriority="61" w:unhideWhenUsed="0"/>
+    <w:lsdException w:name="Light Grid Accent 5" w:semiHidden="0" w:uiPriority="62" w:unhideWhenUsed="0"/>
+    <w:lsdException w:name="Medium Shading 1 Accent 5" w:semiHidden="0" w:uiPriority="63" w:unhideWhenUsed="0"/>
+    <w:lsdException w:name="Medium Shading 2 Accent 5" w:semiHidden="0" w:uiPriority="64" w:unhideWhenUsed="0"/>
+    <w:lsdException w:name="Medium List 1 Accent 5" w:semiHidden="0" w:uiPriority="65" w:unhideWhenUsed="0"/>
+    <w:lsdException w:name="Medium List 2 Accent 5" w:semiHidden="0" w:uiPriority="66" w:unhideWhenUsed="0"/>
+    <w:lsdException w:name="Medium Grid 1 Accent 5" w:semiHidden="0" w:uiPriority="67" w:unhideWhenUsed="0"/>
+    <w:lsdException w:name="Medium Grid 2 Accent 5" w:semiHidden="0" w:uiPriority="68" w:unhideWhenUsed="0"/>
+    <w:lsdException w:name="Medium Grid 3 Accent 5" w:semiHidden="0" w:uiPriority="69" w:unhideWhenUsed="0"/>
+    <w:lsdException w:name="Dark List Accent 5" w:semiHidden="0" w:uiPriority="70" w:unhideWhenUsed="0"/>
+    <w:lsdException w:name="Colorful Shading Accent 5" w:semiHidden="0" w:uiPriority="71" w:unhideWhenUsed="0"/>
+    <w:lsdException w:name="Colorful List Accent 5" w:semiHidden="0" w:uiPriority="72" w:unhideWhenUsed="0"/>
+    <w:lsdException w:name="Colorful Grid Accent 5" w:semiHidden="0" w:uiPriority="73" w:unhideWhenUsed="0"/>
+    <w:lsdException w:name="Light Shading Accent 6" w:semiHidden="0" w:uiPriority="60" w:unhideWhenUsed="0"/>
+    <w:lsdException w:name="Light List Accent 6" w:semiHidden="0" w:uiPriority="61" w:unhideWhenUsed="0"/>
+    <w:lsdException w:name="Light Grid Accent 6" w:semiHidden="0" w:uiPriority="62" w:unhideWhenUsed="0"/>
+    <w:lsdException w:name="Medium Shading 1 Accent 6" w:semiHidden="0" w:uiPriority="63" w:unhideWhenUsed="0"/>
+    <w:lsdException w:name="Medium Shading 2 Accent 6" w:semiHidden="0" w:uiPriority="64" w:unhideWhenUsed="0"/>
+    <w:lsdException w:name="Medium List 1 Accent 6" w:semiHidden="0" w:uiPriority="65" w:unhideWhenUsed="0"/>
+    <w:lsdException w:name="Medium List 2 Accent 6" w:semiHidden="0" w:uiPriority="66" w:unhideWhenUsed="0"/>
+    <w:lsdException w:name="Medium Grid 1 Accent 6" w:semiHidden="0" w:uiPriority="67" w:unhideWhenUsed="0"/>
+    <w:lsdException w:name="Medium Grid 2 Accent 6" w:semiHidden="0" w:uiPriority="68" w:unhideWhenUsed="0"/>
+    <w:lsdException w:name="Medium Grid 3 Accent 6" w:semiHidden="0" w:uiPriority="69" w:unhideWhenUsed="0"/>
+    <w:lsdException w:name="Dark List Accent 6" w:semiHidden="0" w:uiPriority="70" w:unhideWhenUsed="0"/>
+    <w:lsdException w:name="Colorful Shading Accent 6" w:semiHidden="0" w:uiPriority="71" w:unhideWhenUsed="0"/>
+    <w:lsdException w:name="Colorful List Accent 6" w:semiHidden="0" w:uiPriority="72" w:unhideWhenUsed="0"/>
+    <w:lsdException w:name="Colorful Grid Accent 6" w:semiHidden="0" w:uiPriority="73" w:unhideWhenUsed="0"/>
+    <w:lsdException w:name="Subtle Emphasis" w:semiHidden="0" w:uiPriority="19" w:unhideWhenUsed="0" w:qFormat="1"/>
+    <w:lsdException w:name="Intense Emphasis" w:semiHidden="0" w:uiPriority="21" w:unhideWhenUsed="0" w:qFormat="1"/>
+    <w:lsdException w:name="Subtle Reference" w:semiHidden="0" w:uiPriority="31" w:unhideWhenUsed="0" w:qFormat="1"/>
+    <w:lsdException w:name="Intense Reference" w:semiHidden="0" w:uiPriority="32" w:unhideWhenUsed="0" w:qFormat="1"/>
+    <w:lsdException w:name="Book Title" w:semiHidden="0" w:uiPriority="33" w:unhideWhenUsed="0" w:qFormat="1"/>
+    <w:lsdException w:name="Bibliography" w:uiPriority="37"/>
+    <w:lsdException w:name="TOC Heading" w:uiPriority="39" w:qFormat="1"/>
+  </w:latentStyles>
+  <w:style w:type="paragraph" w:default="1" w:styleId="Normal">
+    <w:name w:val="Normal"/>
     <w:qFormat/>
-    <w:rPr>
-      <w:sz w:val="56"/>
-      <w:szCs w:val="56"/>
-    </w:rPr>
   </w:style>
   <w:style w:type="paragraph" w:styleId="Heading1">
-    <w:name w:val="Heading 1"/>
-    <w:basedOn w:val="Normal"/>
-    <w:next w:val="Normal"/>
+    <w:name w:val="heading 1"/>
     <w:qFormat/>
+    <w:pPr>
+      <w:outlineLvl w:val="0"/>
+    </w:pPr>
     <w:rPr>
       <w:color w:val="2E74B5"/>
       <w:sz w:val="32"/>
@@ -3871,10 +5828,11 @@
     </w:rPr>
   </w:style>
   <w:style w:type="paragraph" w:styleId="Heading2">
-    <w:name w:val="Heading 2"/>
-    <w:basedOn w:val="Normal"/>
-    <w:next w:val="Normal"/>
+    <w:name w:val="heading 2"/>
     <w:qFormat/>
+    <w:pPr>
+      <w:outlineLvl w:val="1"/>
+    </w:pPr>
     <w:rPr>
       <w:color w:val="2E74B5"/>
       <w:sz w:val="26"/>
@@ -3882,10 +5840,11 @@
     </w:rPr>
   </w:style>
   <w:style w:type="paragraph" w:styleId="Heading3">
-    <w:name w:val="Heading 3"/>
-    <w:basedOn w:val="Normal"/>
-    <w:next w:val="Normal"/>
+    <w:name w:val="heading 3"/>
     <w:qFormat/>
+    <w:pPr>
+      <w:outlineLvl w:val="2"/>
+    </w:pPr>
     <w:rPr>
       <w:color w:val="1F4D78"/>
       <w:sz w:val="24"/>
@@ -3893,10 +5852,11 @@
     </w:rPr>
   </w:style>
   <w:style w:type="paragraph" w:styleId="Heading4">
-    <w:name w:val="Heading 4"/>
-    <w:basedOn w:val="Normal"/>
-    <w:next w:val="Normal"/>
+    <w:name w:val="heading 4"/>
     <w:qFormat/>
+    <w:pPr>
+      <w:outlineLvl w:val="3"/>
+    </w:pPr>
     <w:rPr>
       <w:i/>
       <w:iCs/>
@@ -3904,27 +5864,62 @@
     </w:rPr>
   </w:style>
   <w:style w:type="paragraph" w:styleId="Heading5">
-    <w:name w:val="Heading 5"/>
-    <w:basedOn w:val="Normal"/>
-    <w:next w:val="Normal"/>
+    <w:name w:val="heading 5"/>
     <w:qFormat/>
+    <w:pPr>
+      <w:outlineLvl w:val="4"/>
+    </w:pPr>
     <w:rPr>
       <w:color w:val="2E74B5"/>
     </w:rPr>
   </w:style>
   <w:style w:type="paragraph" w:styleId="Heading6">
-    <w:name w:val="Heading 6"/>
-    <w:basedOn w:val="Normal"/>
-    <w:next w:val="Normal"/>
+    <w:name w:val="heading 6"/>
     <w:qFormat/>
+    <w:pPr>
+      <w:outlineLvl w:val="5"/>
+    </w:pPr>
     <w:rPr>
       <w:color w:val="1F4D78"/>
     </w:rPr>
   </w:style>
-  <w:style w:type="paragraph" w:styleId="Strong">
-    <w:name w:val="Strong"/>
-    <w:basedOn w:val="Normal"/>
-    <w:next w:val="Normal"/>
+  <w:style w:type="character" w:default="1" w:styleId="DefaultParagraphFont">
+    <w:name w:val="Default Paragraph Font"/>
+    <w:uiPriority w:val="1"/>
+    <w:semiHidden/>
+    <w:unhideWhenUsed/>
+  </w:style>
+  <w:style w:type="table" w:default="1" w:styleId="TableNormal">
+    <w:name w:val="Normal Table"/>
+    <w:uiPriority w:val="99"/>
+    <w:semiHidden/>
+    <w:unhideWhenUsed/>
+    <w:tblPr>
+      <w:tblInd w:w="0" w:type="dxa"/>
+      <w:tblCellMar>
+        <w:top w:w="0" w:type="dxa"/>
+        <w:left w:w="108" w:type="dxa"/>
+        <w:bottom w:w="0" w:type="dxa"/>
+        <w:right w:w="108" w:type="dxa"/>
+      </w:tblCellMar>
+    </w:tblPr>
+  </w:style>
+  <w:style w:type="numbering" w:default="1" w:styleId="NoList">
+    <w:name w:val="No List"/>
+    <w:uiPriority w:val="99"/>
+    <w:semiHidden/>
+    <w:unhideWhenUsed/>
+  </w:style>
+  <w:style w:type="paragraph" w:styleId="Title">
+    <w:name w:val="Title"/>
+    <w:qFormat/>
+    <w:rPr>
+      <w:sz w:val="56"/>
+      <w:szCs w:val="56"/>
+    </w:rPr>
+  </w:style>
+  <w:style w:type="paragraph" w:customStyle="1" w:styleId="Strong1">
+    <w:name w:val="Strong1"/>
     <w:qFormat/>
     <w:rPr>
       <w:b/>
@@ -3933,12 +5928,10 @@
   </w:style>
   <w:style w:type="paragraph" w:styleId="ListParagraph">
     <w:name w:val="List Paragraph"/>
-    <w:basedOn w:val="Normal"/>
     <w:qFormat/>
   </w:style>
   <w:style w:type="character" w:styleId="Hyperlink">
     <w:name w:val="Hyperlink"/>
-    <w:basedOn w:val="DefaultParagraphFont"/>
     <w:uiPriority w:val="99"/>
     <w:unhideWhenUsed/>
     <w:rPr>
@@ -3948,7 +5941,6 @@
   </w:style>
   <w:style w:type="character" w:styleId="FootnoteReference">
     <w:name w:val="footnote reference"/>
-    <w:basedOn w:val="DefaultParagraphFont"/>
     <w:uiPriority w:val="99"/>
     <w:semiHidden/>
     <w:unhideWhenUsed/>
@@ -3958,22 +5950,13 @@
   </w:style>
   <w:style w:type="paragraph" w:styleId="FootnoteText">
     <w:name w:val="footnote text"/>
-    <w:basedOn w:val="Normal"/>
     <w:link w:val="FootnoteTextChar"/>
     <w:uiPriority w:val="99"/>
     <w:semiHidden/>
     <w:unhideWhenUsed/>
-    <w:pPr>
-      <w:spacing w:after="0" w:line="240" w:lineRule="auto"/>
-    </w:pPr>
-    <w:rPr>
-      <w:sz w:val="20"/>
-      <w:szCs w:val="20"/>
-    </w:rPr>
   </w:style>
-  <w:style w:type="character" w:styleId="FootnoteTextChar">
+  <w:style w:type="character" w:customStyle="1" w:styleId="FootnoteTextChar">
     <w:name w:val="Footnote Text Char"/>
-    <w:basedOn w:val="DefaultParagraphFont"/>
     <w:link w:val="FootnoteText"/>
     <w:uiPriority w:val="99"/>
     <w:semiHidden/>
@@ -3985,7 +5968,6 @@
   </w:style>
   <w:style w:type="character" w:styleId="EndnoteReference">
     <w:name w:val="endnote reference"/>
-    <w:basedOn w:val="DefaultParagraphFont"/>
     <w:uiPriority w:val="99"/>
     <w:semiHidden/>
     <w:unhideWhenUsed/>
@@ -3995,22 +5977,13 @@
   </w:style>
   <w:style w:type="paragraph" w:styleId="EndnoteText">
     <w:name w:val="endnote text"/>
-    <w:basedOn w:val="Normal"/>
     <w:link w:val="EndnoteTextChar"/>
     <w:uiPriority w:val="99"/>
     <w:semiHidden/>
     <w:unhideWhenUsed/>
-    <w:pPr>
-      <w:spacing w:after="0" w:line="240" w:lineRule="auto"/>
-    </w:pPr>
-    <w:rPr>
-      <w:sz w:val="20"/>
-      <w:szCs w:val="20"/>
-    </w:rPr>
   </w:style>
-  <w:style w:type="character" w:styleId="EndnoteTextChar">
+  <w:style w:type="character" w:customStyle="1" w:styleId="EndnoteTextChar">
     <w:name w:val="Endnote Text Char"/>
-    <w:basedOn w:val="DefaultParagraphFont"/>
     <w:link w:val="EndnoteText"/>
     <w:uiPriority w:val="99"/>
     <w:semiHidden/>
@@ -4021,4 +5994,624 @@
     </w:rPr>
   </w:style>
 </w:styles>
+</file>
+
+<file path=word/stylesWithEffects.xml><?xml version="1.0" encoding="utf-8"?>
+<w:styles xmlns:wpc="http://schemas.microsoft.com/office/word/2010/wordprocessingCanvas" xmlns:mc="http://schemas.openxmlformats.org/markup-compatibility/2006" xmlns:o="urn:schemas-microsoft-com:office:office" xmlns:r="http://schemas.openxmlformats.org/officeDocument/2006/relationships" xmlns:m="http://schemas.openxmlformats.org/officeDocument/2006/math" xmlns:v="urn:schemas-microsoft-com:vml" xmlns:wp14="http://schemas.microsoft.com/office/word/2010/wordprocessingDrawing" xmlns:wp="http://schemas.openxmlformats.org/drawingml/2006/wordprocessingDrawing" xmlns:w10="urn:schemas-microsoft-com:office:word" xmlns:w="http://schemas.openxmlformats.org/wordprocessingml/2006/main" xmlns:w14="http://schemas.microsoft.com/office/word/2010/wordml" xmlns:wpg="http://schemas.microsoft.com/office/word/2010/wordprocessingGroup" xmlns:wpi="http://schemas.microsoft.com/office/word/2010/wordprocessingInk" xmlns:wne="http://schemas.microsoft.com/office/word/2006/wordml" xmlns:wps="http://schemas.microsoft.com/office/word/2010/wordprocessingShape" mc:Ignorable="w14 wp14">
+  <w:docDefaults>
+    <w:rPrDefault>
+      <w:rPr>
+        <w:rFonts w:ascii="Times New Roman" w:eastAsia="Times New Roman" w:hAnsi="Times New Roman" w:cs="Times New Roman"/>
+        <w:lang w:val="en-US" w:eastAsia="en-US" w:bidi="ar-SA"/>
+      </w:rPr>
+    </w:rPrDefault>
+    <w:pPrDefault/>
+  </w:docDefaults>
+  <w:latentStyles w:defLockedState="0" w:defUIPriority="99" w:defSemiHidden="1" w:defUnhideWhenUsed="1" w:defQFormat="0" w:count="267">
+    <w:lsdException w:name="Normal" w:semiHidden="0" w:uiPriority="0" w:unhideWhenUsed="0" w:qFormat="1"/>
+    <w:lsdException w:name="heading 1" w:semiHidden="0" w:uiPriority="9" w:unhideWhenUsed="0" w:qFormat="1"/>
+    <w:lsdException w:name="heading 2" w:uiPriority="9" w:qFormat="1"/>
+    <w:lsdException w:name="heading 3" w:uiPriority="9" w:qFormat="1"/>
+    <w:lsdException w:name="heading 4" w:uiPriority="9" w:qFormat="1"/>
+    <w:lsdException w:name="heading 5" w:uiPriority="9" w:qFormat="1"/>
+    <w:lsdException w:name="heading 6" w:uiPriority="9" w:qFormat="1"/>
+    <w:lsdException w:name="heading 7" w:uiPriority="9" w:qFormat="1"/>
+    <w:lsdException w:name="heading 8" w:uiPriority="9" w:qFormat="1"/>
+    <w:lsdException w:name="heading 9" w:uiPriority="9" w:qFormat="1"/>
+    <w:lsdException w:name="toc 1" w:uiPriority="39"/>
+    <w:lsdException w:name="toc 2" w:uiPriority="39"/>
+    <w:lsdException w:name="toc 3" w:uiPriority="39"/>
+    <w:lsdException w:name="toc 4" w:uiPriority="39"/>
+    <w:lsdException w:name="toc 5" w:uiPriority="39"/>
+    <w:lsdException w:name="toc 6" w:uiPriority="39"/>
+    <w:lsdException w:name="toc 7" w:uiPriority="39"/>
+    <w:lsdException w:name="toc 8" w:uiPriority="39"/>
+    <w:lsdException w:name="toc 9" w:uiPriority="39"/>
+    <w:lsdException w:name="caption" w:uiPriority="35" w:qFormat="1"/>
+    <w:lsdException w:name="Title" w:semiHidden="0" w:uiPriority="10" w:unhideWhenUsed="0" w:qFormat="1"/>
+    <w:lsdException w:name="Default Paragraph Font" w:uiPriority="1"/>
+    <w:lsdException w:name="Subtitle" w:semiHidden="0" w:uiPriority="11" w:unhideWhenUsed="0" w:qFormat="1"/>
+    <w:lsdException w:name="Strong" w:semiHidden="0" w:uiPriority="22" w:unhideWhenUsed="0" w:qFormat="1"/>
+    <w:lsdException w:name="Emphasis" w:semiHidden="0" w:uiPriority="20" w:unhideWhenUsed="0" w:qFormat="1"/>
+    <w:lsdException w:name="Table Grid" w:semiHidden="0" w:uiPriority="59" w:unhideWhenUsed="0"/>
+    <w:lsdException w:name="Placeholder Text" w:unhideWhenUsed="0"/>
+    <w:lsdException w:name="No Spacing" w:semiHidden="0" w:uiPriority="1" w:unhideWhenUsed="0" w:qFormat="1"/>
+    <w:lsdException w:name="Light Shading" w:semiHidden="0" w:uiPriority="60" w:unhideWhenUsed="0"/>
+    <w:lsdException w:name="Light List" w:semiHidden="0" w:uiPriority="61" w:unhideWhenUsed="0"/>
+    <w:lsdException w:name="Light Grid" w:semiHidden="0" w:uiPriority="62" w:unhideWhenUsed="0"/>
+    <w:lsdException w:name="Medium Shading 1" w:semiHidden="0" w:uiPriority="63" w:unhideWhenUsed="0"/>
+    <w:lsdException w:name="Medium Shading 2" w:semiHidden="0" w:uiPriority="64" w:unhideWhenUsed="0"/>
+    <w:lsdException w:name="Medium List 1" w:semiHidden="0" w:uiPriority="65" w:unhideWhenUsed="0"/>
+    <w:lsdException w:name="Medium List 2" w:semiHidden="0" w:uiPriority="66" w:unhideWhenUsed="0"/>
+    <w:lsdException w:name="Medium Grid 1" w:semiHidden="0" w:uiPriority="67" w:unhideWhenUsed="0"/>
+    <w:lsdException w:name="Medium Grid 2" w:semiHidden="0" w:uiPriority="68" w:unhideWhenUsed="0"/>
+    <w:lsdException w:name="Medium Grid 3" w:semiHidden="0" w:uiPriority="69" w:unhideWhenUsed="0"/>
+    <w:lsdException w:name="Dark List" w:semiHidden="0" w:uiPriority="70" w:unhideWhenUsed="0"/>
+    <w:lsdException w:name="Colorful Shading" w:semiHidden="0" w:uiPriority="71" w:unhideWhenUsed="0"/>
+    <w:lsdException w:name="Colorful List" w:semiHidden="0" w:uiPriority="72" w:unhideWhenUsed="0"/>
+    <w:lsdException w:name="Colorful Grid" w:semiHidden="0" w:uiPriority="73" w:unhideWhenUsed="0"/>
+    <w:lsdException w:name="Light Shading Accent 1" w:semiHidden="0" w:uiPriority="60" w:unhideWhenUsed="0"/>
+    <w:lsdException w:name="Light List Accent 1" w:semiHidden="0" w:uiPriority="61" w:unhideWhenUsed="0"/>
+    <w:lsdException w:name="Light Grid Accent 1" w:semiHidden="0" w:uiPriority="62" w:unhideWhenUsed="0"/>
+    <w:lsdException w:name="Medium Shading 1 Accent 1" w:semiHidden="0" w:uiPriority="63" w:unhideWhenUsed="0"/>
+    <w:lsdException w:name="Medium Shading 2 Accent 1" w:semiHidden="0" w:uiPriority="64" w:unhideWhenUsed="0"/>
+    <w:lsdException w:name="Medium List 1 Accent 1" w:semiHidden="0" w:uiPriority="65" w:unhideWhenUsed="0"/>
+    <w:lsdException w:name="Revision" w:unhideWhenUsed="0"/>
+    <w:lsdException w:name="List Paragraph" w:semiHidden="0" w:uiPriority="34" w:unhideWhenUsed="0" w:qFormat="1"/>
+    <w:lsdException w:name="Quote" w:semiHidden="0" w:uiPriority="29" w:unhideWhenUsed="0" w:qFormat="1"/>
+    <w:lsdException w:name="Intense Quote" w:semiHidden="0" w:uiPriority="30" w:unhideWhenUsed="0" w:qFormat="1"/>
+    <w:lsdException w:name="Medium List 2 Accent 1" w:semiHidden="0" w:uiPriority="66" w:unhideWhenUsed="0"/>
+    <w:lsdException w:name="Medium Grid 1 Accent 1" w:semiHidden="0" w:uiPriority="67" w:unhideWhenUsed="0"/>
+    <w:lsdException w:name="Medium Grid 2 Accent 1" w:semiHidden="0" w:uiPriority="68" w:unhideWhenUsed="0"/>
+    <w:lsdException w:name="Medium Grid 3 Accent 1" w:semiHidden="0" w:uiPriority="69" w:unhideWhenUsed="0"/>
+    <w:lsdException w:name="Dark List Accent 1" w:semiHidden="0" w:uiPriority="70" w:unhideWhenUsed="0"/>
+    <w:lsdException w:name="Colorful Shading Accent 1" w:semiHidden="0" w:uiPriority="71" w:unhideWhenUsed="0"/>
+    <w:lsdException w:name="Colorful List Accent 1" w:semiHidden="0" w:uiPriority="72" w:unhideWhenUsed="0"/>
+    <w:lsdException w:name="Colorful Grid Accent 1" w:semiHidden="0" w:uiPriority="73" w:unhideWhenUsed="0"/>
+    <w:lsdException w:name="Light Shading Accent 2" w:semiHidden="0" w:uiPriority="60" w:unhideWhenUsed="0"/>
+    <w:lsdException w:name="Light List Accent 2" w:semiHidden="0" w:uiPriority="61" w:unhideWhenUsed="0"/>
+    <w:lsdException w:name="Light Grid Accent 2" w:semiHidden="0" w:uiPriority="62" w:unhideWhenUsed="0"/>
+    <w:lsdException w:name="Medium Shading 1 Accent 2" w:semiHidden="0" w:uiPriority="63" w:unhideWhenUsed="0"/>
+    <w:lsdException w:name="Medium Shading 2 Accent 2" w:semiHidden="0" w:uiPriority="64" w:unhideWhenUsed="0"/>
+    <w:lsdException w:name="Medium List 1 Accent 2" w:semiHidden="0" w:uiPriority="65" w:unhideWhenUsed="0"/>
+    <w:lsdException w:name="Medium List 2 Accent 2" w:semiHidden="0" w:uiPriority="66" w:unhideWhenUsed="0"/>
+    <w:lsdException w:name="Medium Grid 1 Accent 2" w:semiHidden="0" w:uiPriority="67" w:unhideWhenUsed="0"/>
+    <w:lsdException w:name="Medium Grid 2 Accent 2" w:semiHidden="0" w:uiPriority="68" w:unhideWhenUsed="0"/>
+    <w:lsdException w:name="Medium Grid 3 Accent 2" w:semiHidden="0" w:uiPriority="69" w:unhideWhenUsed="0"/>
+    <w:lsdException w:name="Dark List Accent 2" w:semiHidden="0" w:uiPriority="70" w:unhideWhenUsed="0"/>
+    <w:lsdException w:name="Colorful Shading Accent 2" w:semiHidden="0" w:uiPriority="71" w:unhideWhenUsed="0"/>
+    <w:lsdException w:name="Colorful List Accent 2" w:semiHidden="0" w:uiPriority="72" w:unhideWhenUsed="0"/>
+    <w:lsdException w:name="Colorful Grid Accent 2" w:semiHidden="0" w:uiPriority="73" w:unhideWhenUsed="0"/>
+    <w:lsdException w:name="Light Shading Accent 3" w:semiHidden="0" w:uiPriority="60" w:unhideWhenUsed="0"/>
+    <w:lsdException w:name="Light List Accent 3" w:semiHidden="0" w:uiPriority="61" w:unhideWhenUsed="0"/>
+    <w:lsdException w:name="Light Grid Accent 3" w:semiHidden="0" w:uiPriority="62" w:unhideWhenUsed="0"/>
+    <w:lsdException w:name="Medium Shading 1 Accent 3" w:semiHidden="0" w:uiPriority="63" w:unhideWhenUsed="0"/>
+    <w:lsdException w:name="Medium Shading 2 Accent 3" w:semiHidden="0" w:uiPriority="64" w:unhideWhenUsed="0"/>
+    <w:lsdException w:name="Medium List 1 Accent 3" w:semiHidden="0" w:uiPriority="65" w:unhideWhenUsed="0"/>
+    <w:lsdException w:name="Medium List 2 Accent 3" w:semiHidden="0" w:uiPriority="66" w:unhideWhenUsed="0"/>
+    <w:lsdException w:name="Medium Grid 1 Accent 3" w:semiHidden="0" w:uiPriority="67" w:unhideWhenUsed="0"/>
+    <w:lsdException w:name="Medium Grid 2 Accent 3" w:semiHidden="0" w:uiPriority="68" w:unhideWhenUsed="0"/>
+    <w:lsdException w:name="Medium Grid 3 Accent 3" w:semiHidden="0" w:uiPriority="69" w:unhideWhenUsed="0"/>
+    <w:lsdException w:name="Dark List Accent 3" w:semiHidden="0" w:uiPriority="70" w:unhideWhenUsed="0"/>
+    <w:lsdException w:name="Colorful Shading Accent 3" w:semiHidden="0" w:uiPriority="71" w:unhideWhenUsed="0"/>
+    <w:lsdException w:name="Colorful List Accent 3" w:semiHidden="0" w:uiPriority="72" w:unhideWhenUsed="0"/>
+    <w:lsdException w:name="Colorful Grid Accent 3" w:semiHidden="0" w:uiPriority="73" w:unhideWhenUsed="0"/>
+    <w:lsdException w:name="Light Shading Accent 4" w:semiHidden="0" w:uiPriority="60" w:unhideWhenUsed="0"/>
+    <w:lsdException w:name="Light List Accent 4" w:semiHidden="0" w:uiPriority="61" w:unhideWhenUsed="0"/>
+    <w:lsdException w:name="Light Grid Accent 4" w:semiHidden="0" w:uiPriority="62" w:unhideWhenUsed="0"/>
+    <w:lsdException w:name="Medium Shading 1 Accent 4" w:semiHidden="0" w:uiPriority="63" w:unhideWhenUsed="0"/>
+    <w:lsdException w:name="Medium Shading 2 Accent 4" w:semiHidden="0" w:uiPriority="64" w:unhideWhenUsed="0"/>
+    <w:lsdException w:name="Medium List 1 Accent 4" w:semiHidden="0" w:uiPriority="65" w:unhideWhenUsed="0"/>
+    <w:lsdException w:name="Medium List 2 Accent 4" w:semiHidden="0" w:uiPriority="66" w:unhideWhenUsed="0"/>
+    <w:lsdException w:name="Medium Grid 1 Accent 4" w:semiHidden="0" w:uiPriority="67" w:unhideWhenUsed="0"/>
+    <w:lsdException w:name="Medium Grid 2 Accent 4" w:semiHidden="0" w:uiPriority="68" w:unhideWhenUsed="0"/>
+    <w:lsdException w:name="Medium Grid 3 Accent 4" w:semiHidden="0" w:uiPriority="69" w:unhideWhenUsed="0"/>
+    <w:lsdException w:name="Dark List Accent 4" w:semiHidden="0" w:uiPriority="70" w:unhideWhenUsed="0"/>
+    <w:lsdException w:name="Colorful Shading Accent 4" w:semiHidden="0" w:uiPriority="71" w:unhideWhenUsed="0"/>
+    <w:lsdException w:name="Colorful List Accent 4" w:semiHidden="0" w:uiPriority="72" w:unhideWhenUsed="0"/>
+    <w:lsdException w:name="Colorful Grid Accent 4" w:semiHidden="0" w:uiPriority="73" w:unhideWhenUsed="0"/>
+    <w:lsdException w:name="Light Shading Accent 5" w:semiHidden="0" w:uiPriority="60" w:unhideWhenUsed="0"/>
+    <w:lsdException w:name="Light List Accent 5" w:semiHidden="0" w:uiPriority="61" w:unhideWhenUsed="0"/>
+    <w:lsdException w:name="Light Grid Accent 5" w:semiHidden="0" w:uiPriority="62" w:unhideWhenUsed="0"/>
+    <w:lsdException w:name="Medium Shading 1 Accent 5" w:semiHidden="0" w:uiPriority="63" w:unhideWhenUsed="0"/>
+    <w:lsdException w:name="Medium Shading 2 Accent 5" w:semiHidden="0" w:uiPriority="64" w:unhideWhenUsed="0"/>
+    <w:lsdException w:name="Medium List 1 Accent 5" w:semiHidden="0" w:uiPriority="65" w:unhideWhenUsed="0"/>
+    <w:lsdException w:name="Medium List 2 Accent 5" w:semiHidden="0" w:uiPriority="66" w:unhideWhenUsed="0"/>
+    <w:lsdException w:name="Medium Grid 1 Accent 5" w:semiHidden="0" w:uiPriority="67" w:unhideWhenUsed="0"/>
+    <w:lsdException w:name="Medium Grid 2 Accent 5" w:semiHidden="0" w:uiPriority="68" w:unhideWhenUsed="0"/>
+    <w:lsdException w:name="Medium Grid 3 Accent 5" w:semiHidden="0" w:uiPriority="69" w:unhideWhenUsed="0"/>
+    <w:lsdException w:name="Dark List Accent 5" w:semiHidden="0" w:uiPriority="70" w:unhideWhenUsed="0"/>
+    <w:lsdException w:name="Colorful Shading Accent 5" w:semiHidden="0" w:uiPriority="71" w:unhideWhenUsed="0"/>
+    <w:lsdException w:name="Colorful List Accent 5" w:semiHidden="0" w:uiPriority="72" w:unhideWhenUsed="0"/>
+    <w:lsdException w:name="Colorful Grid Accent 5" w:semiHidden="0" w:uiPriority="73" w:unhideWhenUsed="0"/>
+    <w:lsdException w:name="Light Shading Accent 6" w:semiHidden="0" w:uiPriority="60" w:unhideWhenUsed="0"/>
+    <w:lsdException w:name="Light List Accent 6" w:semiHidden="0" w:uiPriority="61" w:unhideWhenUsed="0"/>
+    <w:lsdException w:name="Light Grid Accent 6" w:semiHidden="0" w:uiPriority="62" w:unhideWhenUsed="0"/>
+    <w:lsdException w:name="Medium Shading 1 Accent 6" w:semiHidden="0" w:uiPriority="63" w:unhideWhenUsed="0"/>
+    <w:lsdException w:name="Medium Shading 2 Accent 6" w:semiHidden="0" w:uiPriority="64" w:unhideWhenUsed="0"/>
+    <w:lsdException w:name="Medium List 1 Accent 6" w:semiHidden="0" w:uiPriority="65" w:unhideWhenUsed="0"/>
+    <w:lsdException w:name="Medium List 2 Accent 6" w:semiHidden="0" w:uiPriority="66" w:unhideWhenUsed="0"/>
+    <w:lsdException w:name="Medium Grid 1 Accent 6" w:semiHidden="0" w:uiPriority="67" w:unhideWhenUsed="0"/>
+    <w:lsdException w:name="Medium Grid 2 Accent 6" w:semiHidden="0" w:uiPriority="68" w:unhideWhenUsed="0"/>
+    <w:lsdException w:name="Medium Grid 3 Accent 6" w:semiHidden="0" w:uiPriority="69" w:unhideWhenUsed="0"/>
+    <w:lsdException w:name="Dark List Accent 6" w:semiHidden="0" w:uiPriority="70" w:unhideWhenUsed="0"/>
+    <w:lsdException w:name="Colorful Shading Accent 6" w:semiHidden="0" w:uiPriority="71" w:unhideWhenUsed="0"/>
+    <w:lsdException w:name="Colorful List Accent 6" w:semiHidden="0" w:uiPriority="72" w:unhideWhenUsed="0"/>
+    <w:lsdException w:name="Colorful Grid Accent 6" w:semiHidden="0" w:uiPriority="73" w:unhideWhenUsed="0"/>
+    <w:lsdException w:name="Subtle Emphasis" w:semiHidden="0" w:uiPriority="19" w:unhideWhenUsed="0" w:qFormat="1"/>
+    <w:lsdException w:name="Intense Emphasis" w:semiHidden="0" w:uiPriority="21" w:unhideWhenUsed="0" w:qFormat="1"/>
+    <w:lsdException w:name="Subtle Reference" w:semiHidden="0" w:uiPriority="31" w:unhideWhenUsed="0" w:qFormat="1"/>
+    <w:lsdException w:name="Intense Reference" w:semiHidden="0" w:uiPriority="32" w:unhideWhenUsed="0" w:qFormat="1"/>
+    <w:lsdException w:name="Book Title" w:semiHidden="0" w:uiPriority="33" w:unhideWhenUsed="0" w:qFormat="1"/>
+    <w:lsdException w:name="Bibliography" w:uiPriority="37"/>
+    <w:lsdException w:name="TOC Heading" w:uiPriority="39" w:qFormat="1"/>
+  </w:latentStyles>
+  <w:style w:type="paragraph" w:default="1" w:styleId="Normal">
+    <w:name w:val="Normal"/>
+    <w:qFormat/>
+  </w:style>
+  <w:style w:type="paragraph" w:styleId="Heading1">
+    <w:name w:val="heading 1"/>
+    <w:qFormat/>
+    <w:pPr>
+      <w:outlineLvl w:val="0"/>
+    </w:pPr>
+    <w:rPr>
+      <w:color w:val="2E74B5"/>
+      <w:sz w:val="32"/>
+      <w:szCs w:val="32"/>
+    </w:rPr>
+  </w:style>
+  <w:style w:type="paragraph" w:styleId="Heading2">
+    <w:name w:val="heading 2"/>
+    <w:qFormat/>
+    <w:pPr>
+      <w:outlineLvl w:val="1"/>
+    </w:pPr>
+    <w:rPr>
+      <w:color w:val="2E74B5"/>
+      <w:sz w:val="26"/>
+      <w:szCs w:val="26"/>
+    </w:rPr>
+  </w:style>
+  <w:style w:type="paragraph" w:styleId="Heading3">
+    <w:name w:val="heading 3"/>
+    <w:qFormat/>
+    <w:pPr>
+      <w:outlineLvl w:val="2"/>
+    </w:pPr>
+    <w:rPr>
+      <w:color w:val="1F4D78"/>
+      <w:sz w:val="24"/>
+      <w:szCs w:val="24"/>
+    </w:rPr>
+  </w:style>
+  <w:style w:type="paragraph" w:styleId="Heading4">
+    <w:name w:val="heading 4"/>
+    <w:qFormat/>
+    <w:pPr>
+      <w:outlineLvl w:val="3"/>
+    </w:pPr>
+    <w:rPr>
+      <w:i/>
+      <w:iCs/>
+      <w:color w:val="2E74B5"/>
+    </w:rPr>
+  </w:style>
+  <w:style w:type="paragraph" w:styleId="Heading5">
+    <w:name w:val="heading 5"/>
+    <w:qFormat/>
+    <w:pPr>
+      <w:outlineLvl w:val="4"/>
+    </w:pPr>
+    <w:rPr>
+      <w:color w:val="2E74B5"/>
+    </w:rPr>
+  </w:style>
+  <w:style w:type="paragraph" w:styleId="Heading6">
+    <w:name w:val="heading 6"/>
+    <w:qFormat/>
+    <w:pPr>
+      <w:outlineLvl w:val="5"/>
+    </w:pPr>
+    <w:rPr>
+      <w:color w:val="1F4D78"/>
+    </w:rPr>
+  </w:style>
+  <w:style w:type="character" w:default="1" w:styleId="DefaultParagraphFont">
+    <w:name w:val="Default Paragraph Font"/>
+    <w:uiPriority w:val="1"/>
+    <w:semiHidden/>
+    <w:unhideWhenUsed/>
+  </w:style>
+  <w:style w:type="table" w:default="1" w:styleId="TableNormal">
+    <w:name w:val="Normal Table"/>
+    <w:uiPriority w:val="99"/>
+    <w:semiHidden/>
+    <w:unhideWhenUsed/>
+    <w:tblPr>
+      <w:tblInd w:w="0" w:type="dxa"/>
+      <w:tblCellMar>
+        <w:top w:w="0" w:type="dxa"/>
+        <w:left w:w="108" w:type="dxa"/>
+        <w:bottom w:w="0" w:type="dxa"/>
+        <w:right w:w="108" w:type="dxa"/>
+      </w:tblCellMar>
+    </w:tblPr>
+  </w:style>
+  <w:style w:type="numbering" w:default="1" w:styleId="NoList">
+    <w:name w:val="No List"/>
+    <w:uiPriority w:val="99"/>
+    <w:semiHidden/>
+    <w:unhideWhenUsed/>
+  </w:style>
+  <w:style w:type="paragraph" w:styleId="Title">
+    <w:name w:val="Title"/>
+    <w:qFormat/>
+    <w:rPr>
+      <w:sz w:val="56"/>
+      <w:szCs w:val="56"/>
+    </w:rPr>
+  </w:style>
+  <w:style w:type="paragraph" w:customStyle="1" w:styleId="Strong1">
+    <w:name w:val="Strong1"/>
+    <w:qFormat/>
+    <w:rPr>
+      <w:b/>
+      <w:bCs/>
+    </w:rPr>
+  </w:style>
+  <w:style w:type="paragraph" w:styleId="ListParagraph">
+    <w:name w:val="List Paragraph"/>
+    <w:qFormat/>
+  </w:style>
+  <w:style w:type="character" w:styleId="Hyperlink">
+    <w:name w:val="Hyperlink"/>
+    <w:uiPriority w:val="99"/>
+    <w:unhideWhenUsed/>
+    <w:rPr>
+      <w:color w:val="0563C1"/>
+      <w:u w:val="single"/>
+    </w:rPr>
+  </w:style>
+  <w:style w:type="character" w:styleId="FootnoteReference">
+    <w:name w:val="footnote reference"/>
+    <w:uiPriority w:val="99"/>
+    <w:semiHidden/>
+    <w:unhideWhenUsed/>
+    <w:rPr>
+      <w:vertAlign w:val="superscript"/>
+    </w:rPr>
+  </w:style>
+  <w:style w:type="paragraph" w:styleId="FootnoteText">
+    <w:name w:val="footnote text"/>
+    <w:link w:val="FootnoteTextChar"/>
+    <w:uiPriority w:val="99"/>
+    <w:semiHidden/>
+    <w:unhideWhenUsed/>
+  </w:style>
+  <w:style w:type="character" w:customStyle="1" w:styleId="FootnoteTextChar">
+    <w:name w:val="Footnote Text Char"/>
+    <w:link w:val="FootnoteText"/>
+    <w:uiPriority w:val="99"/>
+    <w:semiHidden/>
+    <w:unhideWhenUsed/>
+    <w:rPr>
+      <w:sz w:val="20"/>
+      <w:szCs w:val="20"/>
+    </w:rPr>
+  </w:style>
+  <w:style w:type="character" w:styleId="EndnoteReference">
+    <w:name w:val="endnote reference"/>
+    <w:uiPriority w:val="99"/>
+    <w:semiHidden/>
+    <w:unhideWhenUsed/>
+    <w:rPr>
+      <w:vertAlign w:val="superscript"/>
+    </w:rPr>
+  </w:style>
+  <w:style w:type="paragraph" w:styleId="EndnoteText">
+    <w:name w:val="endnote text"/>
+    <w:link w:val="EndnoteTextChar"/>
+    <w:uiPriority w:val="99"/>
+    <w:semiHidden/>
+    <w:unhideWhenUsed/>
+  </w:style>
+  <w:style w:type="character" w:customStyle="1" w:styleId="EndnoteTextChar">
+    <w:name w:val="Endnote Text Char"/>
+    <w:link w:val="EndnoteText"/>
+    <w:uiPriority w:val="99"/>
+    <w:semiHidden/>
+    <w:unhideWhenUsed/>
+    <w:rPr>
+      <w:sz w:val="20"/>
+      <w:szCs w:val="20"/>
+    </w:rPr>
+  </w:style>
+</w:styles>
+</file>
+
+<file path=word/theme/theme1.xml><?xml version="1.0" encoding="utf-8"?>
+<a:theme xmlns:a="http://schemas.openxmlformats.org/drawingml/2006/main" name="Office Theme">
+  <a:themeElements>
+    <a:clrScheme name="Office">
+      <a:dk1>
+        <a:sysClr val="windowText" lastClr="000000"/>
+      </a:dk1>
+      <a:lt1>
+        <a:sysClr val="window" lastClr="FFFFFF"/>
+      </a:lt1>
+      <a:dk2>
+        <a:srgbClr val="1F497D"/>
+      </a:dk2>
+      <a:lt2>
+        <a:srgbClr val="EEECE1"/>
+      </a:lt2>
+      <a:accent1>
+        <a:srgbClr val="4F81BD"/>
+      </a:accent1>
+      <a:accent2>
+        <a:srgbClr val="C0504D"/>
+      </a:accent2>
+      <a:accent3>
+        <a:srgbClr val="9BBB59"/>
+      </a:accent3>
+      <a:accent4>
+        <a:srgbClr val="8064A2"/>
+      </a:accent4>
+      <a:accent5>
+        <a:srgbClr val="4BACC6"/>
+      </a:accent5>
+      <a:accent6>
+        <a:srgbClr val="F79646"/>
+      </a:accent6>
+      <a:hlink>
+        <a:srgbClr val="0000FF"/>
+      </a:hlink>
+      <a:folHlink>
+        <a:srgbClr val="800080"/>
+      </a:folHlink>
+    </a:clrScheme>
+    <a:fontScheme name="Office">
+      <a:majorFont>
+        <a:latin typeface="Cambria"/>
+        <a:ea typeface=""/>
+        <a:cs typeface=""/>
+        <a:font script="Jpan" typeface="ＭＳ ゴシック"/>
+        <a:font script="Hang" typeface="맑은 고딕"/>
+        <a:font script="Hans" typeface="宋体"/>
+        <a:font script="Hant" typeface="新細明體"/>
+        <a:font script="Arab" typeface="Times New Roman"/>
+        <a:font script="Hebr" typeface="Times New Roman"/>
+        <a:font script="Thai" typeface="Angsana New"/>
+        <a:font script="Ethi" typeface="Nyala"/>
+        <a:font script="Beng" typeface="Vrinda"/>
+        <a:font script="Gujr" typeface="Shruti"/>
+        <a:font script="Khmr" typeface="MoolBoran"/>
+        <a:font script="Knda" typeface="Tunga"/>
+        <a:font script="Guru" typeface="Raavi"/>
+        <a:font script="Cans" typeface="Euphemia"/>
+        <a:font script="Cher" typeface="Plantagenet Cherokee"/>
+        <a:font script="Yiii" typeface="Microsoft Yi Baiti"/>
+        <a:font script="Tibt" typeface="Microsoft Himalaya"/>
+        <a:font script="Thaa" typeface="MV Boli"/>
+        <a:font script="Deva" typeface="Mangal"/>
+        <a:font script="Telu" typeface="Gautami"/>
+        <a:font script="Taml" typeface="Latha"/>
+        <a:font script="Syrc" typeface="Estrangelo Edessa"/>
+        <a:font script="Orya" typeface="Kalinga"/>
+        <a:font script="Mlym" typeface="Kartika"/>
+        <a:font script="Laoo" typeface="DokChampa"/>
+        <a:font script="Sinh" typeface="Iskoola Pota"/>
+        <a:font script="Mong" typeface="Mongolian Baiti"/>
+        <a:font script="Viet" typeface="Times New Roman"/>
+        <a:font script="Uigh" typeface="Microsoft Uighur"/>
+        <a:font script="Geor" typeface="Sylfaen"/>
+      </a:majorFont>
+      <a:minorFont>
+        <a:latin typeface="Calibri"/>
+        <a:ea typeface=""/>
+        <a:cs typeface=""/>
+        <a:font script="Jpan" typeface="ＭＳ 明朝"/>
+        <a:font script="Hang" typeface="맑은 고딕"/>
+        <a:font script="Hans" typeface="宋体"/>
+        <a:font script="Hant" typeface="新細明體"/>
+        <a:font script="Arab" typeface="Arial"/>
+        <a:font script="Hebr" typeface="Arial"/>
+        <a:font script="Thai" typeface="Cordia New"/>
+        <a:font script="Ethi" typeface="Nyala"/>
+        <a:font script="Beng" typeface="Vrinda"/>
+        <a:font script="Gujr" typeface="Shruti"/>
+        <a:font script="Khmr" typeface="DaunPenh"/>
+        <a:font script="Knda" typeface="Tunga"/>
+        <a:font script="Guru" typeface="Raavi"/>
+        <a:font script="Cans" typeface="Euphemia"/>
+        <a:font script="Cher" typeface="Plantagenet Cherokee"/>
+        <a:font script="Yiii" typeface="Microsoft Yi Baiti"/>
+        <a:font script="Tibt" typeface="Microsoft Himalaya"/>
+        <a:font script="Thaa" typeface="MV Boli"/>
+        <a:font script="Deva" typeface="Mangal"/>
+        <a:font script="Telu" typeface="Gautami"/>
+        <a:font script="Taml" typeface="Latha"/>
+        <a:font script="Syrc" typeface="Estrangelo Edessa"/>
+        <a:font script="Orya" typeface="Kalinga"/>
+        <a:font script="Mlym" typeface="Kartika"/>
+        <a:font script="Laoo" typeface="DokChampa"/>
+        <a:font script="Sinh" typeface="Iskoola Pota"/>
+        <a:font script="Mong" typeface="Mongolian Baiti"/>
+        <a:font script="Viet" typeface="Arial"/>
+        <a:font script="Uigh" typeface="Microsoft Uighur"/>
+        <a:font script="Geor" typeface="Sylfaen"/>
+      </a:minorFont>
+    </a:fontScheme>
+    <a:fmtScheme name="Office">
+      <a:fillStyleLst>
+        <a:solidFill>
+          <a:schemeClr val="phClr"/>
+        </a:solidFill>
+        <a:gradFill rotWithShape="1">
+          <a:gsLst>
+            <a:gs pos="0">
+              <a:schemeClr val="phClr">
+                <a:tint val="50000"/>
+                <a:satMod val="300000"/>
+              </a:schemeClr>
+            </a:gs>
+            <a:gs pos="35000">
+              <a:schemeClr val="phClr">
+                <a:tint val="37000"/>
+                <a:satMod val="300000"/>
+              </a:schemeClr>
+            </a:gs>
+            <a:gs pos="100000">
+              <a:schemeClr val="phClr">
+                <a:tint val="15000"/>
+                <a:satMod val="350000"/>
+              </a:schemeClr>
+            </a:gs>
+          </a:gsLst>
+          <a:lin ang="16200000" scaled="1"/>
+        </a:gradFill>
+        <a:gradFill rotWithShape="1">
+          <a:gsLst>
+            <a:gs pos="0">
+              <a:schemeClr val="phClr">
+                <a:shade val="51000"/>
+                <a:satMod val="130000"/>
+              </a:schemeClr>
+            </a:gs>
+            <a:gs pos="80000">
+              <a:schemeClr val="phClr">
+                <a:shade val="93000"/>
+                <a:satMod val="130000"/>
+              </a:schemeClr>
+            </a:gs>
+            <a:gs pos="100000">
+              <a:schemeClr val="phClr">
+                <a:shade val="94000"/>
+                <a:satMod val="135000"/>
+              </a:schemeClr>
+            </a:gs>
+          </a:gsLst>
+          <a:lin ang="16200000" scaled="0"/>
+        </a:gradFill>
+      </a:fillStyleLst>
+      <a:lnStyleLst>
+        <a:ln w="9525" cap="flat" cmpd="sng" algn="ctr">
+          <a:solidFill>
+            <a:schemeClr val="phClr">
+              <a:shade val="95000"/>
+              <a:satMod val="105000"/>
+            </a:schemeClr>
+          </a:solidFill>
+          <a:prstDash val="solid"/>
+        </a:ln>
+        <a:ln w="25400" cap="flat" cmpd="sng" algn="ctr">
+          <a:solidFill>
+            <a:schemeClr val="phClr"/>
+          </a:solidFill>
+          <a:prstDash val="solid"/>
+        </a:ln>
+        <a:ln w="38100" cap="flat" cmpd="sng" algn="ctr">
+          <a:solidFill>
+            <a:schemeClr val="phClr"/>
+          </a:solidFill>
+          <a:prstDash val="solid"/>
+        </a:ln>
+      </a:lnStyleLst>
+      <a:effectStyleLst>
+        <a:effectStyle>
+          <a:effectLst>
+            <a:outerShdw blurRad="40000" dist="20000" dir="5400000" rotWithShape="0">
+              <a:srgbClr val="000000">
+                <a:alpha val="38000"/>
+              </a:srgbClr>
+            </a:outerShdw>
+          </a:effectLst>
+        </a:effectStyle>
+        <a:effectStyle>
+          <a:effectLst>
+            <a:outerShdw blurRad="40000" dist="23000" dir="5400000" rotWithShape="0">
+              <a:srgbClr val="000000">
+                <a:alpha val="35000"/>
+              </a:srgbClr>
+            </a:outerShdw>
+          </a:effectLst>
+        </a:effectStyle>
+        <a:effectStyle>
+          <a:effectLst>
+            <a:outerShdw blurRad="40000" dist="23000" dir="5400000" rotWithShape="0">
+              <a:srgbClr val="000000">
+                <a:alpha val="35000"/>
+              </a:srgbClr>
+            </a:outerShdw>
+          </a:effectLst>
+          <a:scene3d>
+            <a:camera prst="orthographicFront">
+              <a:rot lat="0" lon="0" rev="0"/>
+            </a:camera>
+            <a:lightRig rig="threePt" dir="t">
+              <a:rot lat="0" lon="0" rev="1200000"/>
+            </a:lightRig>
+          </a:scene3d>
+          <a:sp3d>
+            <a:bevelT w="63500" h="25400"/>
+          </a:sp3d>
+        </a:effectStyle>
+      </a:effectStyleLst>
+      <a:bgFillStyleLst>
+        <a:solidFill>
+          <a:schemeClr val="phClr"/>
+        </a:solidFill>
+        <a:gradFill rotWithShape="1">
+          <a:gsLst>
+            <a:gs pos="0">
+              <a:schemeClr val="phClr">
+                <a:tint val="40000"/>
+                <a:satMod val="350000"/>
+              </a:schemeClr>
+            </a:gs>
+            <a:gs pos="40000">
+              <a:schemeClr val="phClr">
+                <a:tint val="45000"/>
+                <a:shade val="99000"/>
+                <a:satMod val="350000"/>
+              </a:schemeClr>
+            </a:gs>
+            <a:gs pos="100000">
+              <a:schemeClr val="phClr">
+                <a:shade val="20000"/>
+                <a:satMod val="255000"/>
+              </a:schemeClr>
+            </a:gs>
+          </a:gsLst>
+          <a:path path="circle">
+            <a:fillToRect l="50000" t="-80000" r="50000" b="180000"/>
+          </a:path>
+        </a:gradFill>
+        <a:gradFill rotWithShape="1">
+          <a:gsLst>
+            <a:gs pos="0">
+              <a:schemeClr val="phClr">
+                <a:tint val="80000"/>
+                <a:satMod val="300000"/>
+              </a:schemeClr>
+            </a:gs>
+            <a:gs pos="100000">
+              <a:schemeClr val="phClr">
+                <a:shade val="30000"/>
+                <a:satMod val="200000"/>
+              </a:schemeClr>
+            </a:gs>
+          </a:gsLst>
+          <a:path path="circle">
+            <a:fillToRect l="50000" t="50000" r="50000" b="50000"/>
+          </a:path>
+        </a:gradFill>
+      </a:bgFillStyleLst>
+    </a:fmtScheme>
+  </a:themeElements>
+  <a:objectDefaults/>
+  <a:extraClrSchemeLst/>
+</a:theme>
 </file>